--- a/tradecorp/rapport-brief-tradecorp.docx
+++ b/tradecorp/rapport-brief-tradecorp.docx
@@ -11,15 +11,7 @@
         <w:t>Rapport Brief</w:t>
       </w:r>
       <w:r>
-        <w:t xml:space="preserve"> </w:t>
-      </w:r>
-      <w:proofErr w:type="spellStart"/>
-      <w:r>
-        <w:t>TradeCorp</w:t>
-      </w:r>
-      <w:proofErr w:type="spellEnd"/>
-      <w:r>
-        <w:t xml:space="preserve"> Data Platform</w:t>
+        <w:t xml:space="preserve"> TradeCorp Data Platform</w:t>
       </w:r>
     </w:p>
     <w:p/>
@@ -86,15 +78,7 @@
         <w:t>Spark : principes de fonctionnement</w:t>
       </w:r>
       <w:r>
-        <w:t> : a fait l’objet d’une présentation (</w:t>
-      </w:r>
-      <w:proofErr w:type="spellStart"/>
-      <w:r>
-        <w:t>pdf</w:t>
-      </w:r>
-      <w:proofErr w:type="spellEnd"/>
-      <w:r>
-        <w:t xml:space="preserve"> associé au projet)</w:t>
+        <w:t> : a fait l’objet d’une présentation (pdf associé au projet)</w:t>
       </w:r>
     </w:p>
     <w:p>
@@ -106,13 +90,8 @@
         </w:numPr>
       </w:pPr>
       <w:r>
-        <w:t xml:space="preserve">Connexion Spark - </w:t>
-      </w:r>
-      <w:proofErr w:type="spellStart"/>
-      <w:r>
-        <w:t>Postgres</w:t>
-      </w:r>
-      <w:proofErr w:type="spellEnd"/>
+        <w:t>Connexion Spark - Postgres</w:t>
+      </w:r>
     </w:p>
     <w:p>
       <w:pPr>
@@ -127,6 +106,18 @@
       </w:r>
     </w:p>
     <w:p>
+      <w:pPr>
+        <w:pStyle w:val="Paragraphedeliste"/>
+        <w:numPr>
+          <w:ilvl w:val="0"/>
+          <w:numId w:val="1"/>
+        </w:numPr>
+      </w:pPr>
+      <w:r>
+        <w:t>Airflow : principes de fonctionnement : a fait l’objet d’une présentation (pdf associé au projet)</w:t>
+      </w:r>
+    </w:p>
+    <w:p>
       <w:r>
         <w:t>Sources d’informations :</w:t>
       </w:r>
@@ -144,21 +135,7 @@
           <w:rPr>
             <w:rStyle w:val="Lienhypertexte"/>
           </w:rPr>
-          <w:t xml:space="preserve">Comprendre </w:t>
-        </w:r>
-        <w:proofErr w:type="spellStart"/>
-        <w:r>
-          <w:rPr>
-            <w:rStyle w:val="Lienhypertexte"/>
-          </w:rPr>
-          <w:t>spark</w:t>
-        </w:r>
-        <w:proofErr w:type="spellEnd"/>
-        <w:r>
-          <w:rPr>
-            <w:rStyle w:val="Lienhypertexte"/>
-          </w:rPr>
-          <w:t xml:space="preserve"> vs Hadoop</w:t>
+          <w:t>Comprendre spark vs Hadoop</w:t>
         </w:r>
       </w:hyperlink>
     </w:p>
@@ -175,30 +152,8 @@
           <w:rPr>
             <w:rStyle w:val="Lienhypertexte"/>
           </w:rPr>
-          <w:t xml:space="preserve">Comprendre </w:t>
+          <w:t>Comprendre qu'est-ce qu'Apache Spark?</w:t>
         </w:r>
-        <w:proofErr w:type="gramStart"/>
-        <w:r>
-          <w:rPr>
-            <w:rStyle w:val="Lienhypertexte"/>
-          </w:rPr>
-          <w:t>qu'est-ce qu'Apache</w:t>
-        </w:r>
-        <w:proofErr w:type="gramEnd"/>
-        <w:r>
-          <w:rPr>
-            <w:rStyle w:val="Lienhypertexte"/>
-          </w:rPr>
-          <w:t xml:space="preserve"> </w:t>
-        </w:r>
-        <w:proofErr w:type="gramStart"/>
-        <w:r>
-          <w:rPr>
-            <w:rStyle w:val="Lienhypertexte"/>
-          </w:rPr>
-          <w:t>Spark?</w:t>
-        </w:r>
-        <w:proofErr w:type="gramEnd"/>
       </w:hyperlink>
     </w:p>
     <w:p>
@@ -227,130 +182,179 @@
         </w:numPr>
       </w:pPr>
       <w:hyperlink r:id="rId10" w:history="1">
-        <w:proofErr w:type="spellStart"/>
         <w:r>
           <w:rPr>
             <w:rStyle w:val="Lienhypertexte"/>
           </w:rPr>
-          <w:t>Connect</w:t>
+          <w:t>Connect to PostgreSQL with PySpark: JDBC Tutorial | Clynt - Data Engineering, DevOps &amp; Cloud Tutorials</w:t>
         </w:r>
-        <w:proofErr w:type="spellEnd"/>
+      </w:hyperlink>
+    </w:p>
+    <w:p>
+      <w:pPr>
+        <w:pStyle w:val="Paragraphedeliste"/>
+        <w:numPr>
+          <w:ilvl w:val="0"/>
+          <w:numId w:val="2"/>
+        </w:numPr>
+        <w:rPr>
+          <w:rStyle w:val="Lienhypertexte"/>
+        </w:rPr>
+      </w:pPr>
+      <w:hyperlink r:id="rId11" w:history="1">
         <w:r>
           <w:rPr>
             <w:rStyle w:val="Lienhypertexte"/>
           </w:rPr>
-          <w:t xml:space="preserve"> to PostgreSQL </w:t>
+          <w:t>Apache Airflow: Qu’est-ce que c’est et à quoi ça sert?</w:t>
         </w:r>
-        <w:proofErr w:type="spellStart"/>
+      </w:hyperlink>
+    </w:p>
+    <w:p>
+      <w:pPr>
+        <w:pStyle w:val="Paragraphedeliste"/>
+        <w:numPr>
+          <w:ilvl w:val="0"/>
+          <w:numId w:val="2"/>
+        </w:numPr>
+        <w:rPr>
+          <w:rStyle w:val="Lienhypertexte"/>
+        </w:rPr>
+      </w:pPr>
+      <w:hyperlink r:id="rId12" w:history="1">
         <w:r>
           <w:rPr>
             <w:rStyle w:val="Lienhypertexte"/>
           </w:rPr>
-          <w:t>with</w:t>
+          <w:t>Airflow : Guide Complet pour Orchestration et Workflows Automatisés</w:t>
         </w:r>
-        <w:proofErr w:type="spellEnd"/>
+      </w:hyperlink>
+      <w:r>
+        <w:rPr>
+          <w:rStyle w:val="Lienhypertexte"/>
+        </w:rPr>
+        <w:t> </w:t>
+      </w:r>
+    </w:p>
+    <w:p>
+      <w:pPr>
+        <w:pStyle w:val="Paragraphedeliste"/>
+        <w:numPr>
+          <w:ilvl w:val="0"/>
+          <w:numId w:val="2"/>
+        </w:numPr>
+        <w:rPr>
+          <w:rStyle w:val="Lienhypertexte"/>
+        </w:rPr>
+      </w:pPr>
+      <w:hyperlink r:id="rId13" w:history="1">
         <w:r>
           <w:rPr>
             <w:rStyle w:val="Lienhypertexte"/>
           </w:rPr>
-          <w:t xml:space="preserve"> </w:t>
+          <w:t>Apache Airflow : qu'est-ce que c'est et comment l'utiliser ?</w:t>
         </w:r>
-        <w:proofErr w:type="spellStart"/>
-        <w:proofErr w:type="gramStart"/>
+      </w:hyperlink>
+      <w:r>
+        <w:rPr>
+          <w:rStyle w:val="Lienhypertexte"/>
+        </w:rPr>
+        <w:t> </w:t>
+      </w:r>
+    </w:p>
+    <w:p>
+      <w:pPr>
+        <w:pStyle w:val="Paragraphedeliste"/>
+        <w:numPr>
+          <w:ilvl w:val="0"/>
+          <w:numId w:val="2"/>
+        </w:numPr>
+        <w:rPr>
+          <w:rStyle w:val="Lienhypertexte"/>
+        </w:rPr>
+      </w:pPr>
+      <w:hyperlink r:id="rId14" w:history="1">
         <w:r>
           <w:rPr>
             <w:rStyle w:val="Lienhypertexte"/>
           </w:rPr>
-          <w:t>PySpark</w:t>
+          <w:t>Architecture Overview — Airflow Documentation</w:t>
         </w:r>
-        <w:proofErr w:type="spellEnd"/>
+      </w:hyperlink>
+      <w:r>
+        <w:rPr>
+          <w:rStyle w:val="Lienhypertexte"/>
+        </w:rPr>
+        <w:t> </w:t>
+      </w:r>
+    </w:p>
+    <w:p>
+      <w:pPr>
+        <w:pStyle w:val="Paragraphedeliste"/>
+        <w:numPr>
+          <w:ilvl w:val="0"/>
+          <w:numId w:val="2"/>
+        </w:numPr>
+        <w:rPr>
+          <w:color w:val="0563C1" w:themeColor="hyperlink"/>
+          <w:u w:val="single"/>
+        </w:rPr>
+      </w:pPr>
+      <w:hyperlink r:id="rId15" w:history="1">
         <w:r>
           <w:rPr>
             <w:rStyle w:val="Lienhypertexte"/>
           </w:rPr>
-          <w:t>:</w:t>
+          <w:t>Le bon et le mauvais de l’orchestration du pipeline Airflow Apache</w:t>
         </w:r>
-        <w:proofErr w:type="gramEnd"/>
+      </w:hyperlink>
+    </w:p>
+    <w:p>
+      <w:pPr>
+        <w:rPr>
+          <w:u w:val="single"/>
+        </w:rPr>
+      </w:pPr>
+      <w:r>
+        <w:rPr>
+          <w:u w:val="single"/>
+        </w:rPr>
+        <w:t xml:space="preserve">Evaluation : </w:t>
+      </w:r>
+    </w:p>
+    <w:p>
+      <w:r>
+        <w:t>- Le process de veille détaille clairement les étapes de collecte, d’exploitation, diffusion et conservation de l’information.</w:t>
+      </w:r>
+    </w:p>
+    <w:p>
+      <w:r>
+        <w:t>- Les sources d’information (stratégique, concurrentielle, règlementaire, sectorielle, …) permettent de recueillir des informations alimentant le diagnostic stratégique de l’entreprise.</w:t>
+      </w:r>
+    </w:p>
+    <w:p>
+      <w:pPr>
+        <w:pStyle w:val="Titre2"/>
+      </w:pPr>
+      <w:r>
+        <w:rPr>
+          <w:highlight w:val="white"/>
+        </w:rPr>
+        <w:t>C3. Identifier les attentes et besoins utilisateurs et contraintes du client final et de la DSI2</w:t>
+      </w:r>
+    </w:p>
+    <w:p>
+      <w:r>
+        <w:t>Les besoins et les contraintes sont exprimées dans l’énoncé du brief (</w:t>
+      </w:r>
+      <w:hyperlink r:id="rId16" w:history="1">
         <w:r>
           <w:rPr>
             <w:rStyle w:val="Lienhypertexte"/>
           </w:rPr>
-          <w:t xml:space="preserve"> JDBC Tutorial | Clynt - Data Engineering, DevOps &amp; Cloud </w:t>
+          <w:t>Simplonline - Brief</w:t>
         </w:r>
-        <w:proofErr w:type="spellStart"/>
-        <w:r>
-          <w:rPr>
-            <w:rStyle w:val="Lienhypertexte"/>
-          </w:rPr>
-          <w:t>Tutorials</w:t>
-        </w:r>
-        <w:proofErr w:type="spellEnd"/>
       </w:hyperlink>
-    </w:p>
-    <w:p>
-      <w:pPr>
-        <w:rPr>
-          <w:u w:val="single"/>
-        </w:rPr>
-      </w:pPr>
-      <w:r>
-        <w:rPr>
-          <w:u w:val="single"/>
-        </w:rPr>
-        <w:t xml:space="preserve">Evaluation : </w:t>
-      </w:r>
-    </w:p>
-    <w:p>
-      <w:r>
-        <w:t>- Le process de veille détaille clairement les étapes de collecte, d’exploitation, diffusion et conservation de l’information.</w:t>
-      </w:r>
-    </w:p>
-    <w:p>
-      <w:r>
-        <w:t>- Les sources d’information (stratégique, concurrentielle, règlementaire, sectorielle, …) permettent de recueillir des informations alimentant le diagnostic stratégique de l’entreprise.</w:t>
-      </w:r>
-    </w:p>
-    <w:p>
-      <w:pPr>
-        <w:pStyle w:val="Titre2"/>
-      </w:pPr>
-      <w:r>
-        <w:rPr>
-          <w:highlight w:val="white"/>
-        </w:rPr>
-        <w:t>C3. Identifier les attentes et besoins utilisateurs et contraintes du client final et de la DSI2</w:t>
-      </w:r>
-    </w:p>
-    <w:p>
-      <w:r>
-        <w:t>Les besoins et les contraintes sont exprimées dans l’énoncé du brief (</w:t>
-      </w:r>
-      <w:proofErr w:type="spellStart"/>
-      <w:r>
-        <w:fldChar w:fldCharType="begin"/>
-      </w:r>
-      <w:r>
-        <w:instrText>HYPERLINK "https://simplonline.co/classrooms/66f91ea5-346d-4e40-bc2d-4d7edb6372b0/briefs/3ca063d7-954b-4f60-9560-cbc6836edc18"</w:instrText>
-      </w:r>
-      <w:r>
-        <w:fldChar w:fldCharType="separate"/>
-      </w:r>
-      <w:r>
-        <w:rPr>
-          <w:rStyle w:val="Lienhypertexte"/>
-        </w:rPr>
-        <w:t>Simplonline</w:t>
-      </w:r>
-      <w:proofErr w:type="spellEnd"/>
-      <w:r>
-        <w:rPr>
-          <w:rStyle w:val="Lienhypertexte"/>
-        </w:rPr>
-        <w:t xml:space="preserve"> - Brief</w:t>
-      </w:r>
-      <w:r>
-        <w:fldChar w:fldCharType="end"/>
-      </w:r>
       <w:r>
         <w:t>), notamment avec les choix technologiques suivants :</w:t>
       </w:r>
@@ -427,33 +431,16 @@
         <w:t xml:space="preserve">Automatisation complète avec </w:t>
       </w:r>
       <w:r>
-        <w:t xml:space="preserve">Apache </w:t>
-      </w:r>
-      <w:proofErr w:type="spellStart"/>
-      <w:r>
-        <w:t>Airflow</w:t>
-      </w:r>
-      <w:proofErr w:type="spellEnd"/>
-      <w:r>
-        <w:t xml:space="preserve"> (associé à </w:t>
-      </w:r>
-      <w:proofErr w:type="spellStart"/>
-      <w:r>
-        <w:t>Postgres</w:t>
-      </w:r>
-      <w:proofErr w:type="spellEnd"/>
-      <w:r>
-        <w:t>)</w:t>
-      </w:r>
-    </w:p>
-    <w:p>
-      <w:proofErr w:type="gramStart"/>
-      <w:r>
-        <w:t>et</w:t>
-      </w:r>
-      <w:proofErr w:type="gramEnd"/>
-      <w:r>
-        <w:t xml:space="preserve"> les attentes suivantes en termes de gestion de projet :</w:t>
+        <w:t>Apache Airflow</w:t>
+      </w:r>
+      <w:r>
+        <w:t xml:space="preserve"> (associé à Postgres)</w:t>
+      </w:r>
+    </w:p>
+    <w:p>
+      <w:r>
+        <w:lastRenderedPageBreak/>
+        <w:t>et les attentes suivantes en termes de gestion de projet :</w:t>
       </w:r>
     </w:p>
     <w:p>
@@ -477,13 +464,8 @@
         </w:numPr>
       </w:pPr>
       <w:r>
-        <w:t xml:space="preserve">Gestion des développements sous </w:t>
-      </w:r>
-      <w:proofErr w:type="spellStart"/>
-      <w:r>
-        <w:t>Github</w:t>
-      </w:r>
-      <w:proofErr w:type="spellEnd"/>
+        <w:t>Gestion des développements sous Github</w:t>
+      </w:r>
     </w:p>
     <w:p>
       <w:pPr>
@@ -506,13 +488,8 @@
         </w:numPr>
       </w:pPr>
       <w:r>
-        <w:t xml:space="preserve">Estimations via Azure Pricing </w:t>
-      </w:r>
-      <w:proofErr w:type="spellStart"/>
-      <w:r>
-        <w:t>Calculator</w:t>
-      </w:r>
-      <w:proofErr w:type="spellEnd"/>
+        <w:t>Estimations via Azure Pricing Calculator</w:t>
+      </w:r>
     </w:p>
     <w:p>
       <w:pPr>
@@ -523,7 +500,6 @@
         </w:numPr>
       </w:pPr>
       <w:r>
-        <w:lastRenderedPageBreak/>
         <w:t>Présentation au Comité de Direction</w:t>
       </w:r>
     </w:p>
@@ -635,6 +611,7 @@
         <w:jc w:val="both"/>
       </w:pPr>
       <w:r>
+        <w:lastRenderedPageBreak/>
         <w:t xml:space="preserve">Cette </w:t>
       </w:r>
       <w:r>
@@ -655,15 +632,7 @@
         <w:jc w:val="both"/>
       </w:pPr>
       <w:r>
-        <w:t xml:space="preserve">La conteneurisation via Docker répond à ce premier enjeu, l’utilisation de Spark </w:t>
-      </w:r>
-      <w:proofErr w:type="gramStart"/>
-      <w:r>
-        <w:t>de par</w:t>
-      </w:r>
-      <w:proofErr w:type="gramEnd"/>
-      <w:r>
-        <w:t xml:space="preserve"> sa scalabilité répond au second, et la modularité des traitements associé</w:t>
+        <w:t>La conteneurisation via Docker répond à ce premier enjeu, l’utilisation de Spark de par sa scalabilité répond au second, et la modularité des traitements associé</w:t>
       </w:r>
       <w:r>
         <w:t>e</w:t>
@@ -677,16 +646,7 @@
         <w:jc w:val="both"/>
       </w:pPr>
       <w:r>
-        <w:lastRenderedPageBreak/>
-        <w:t xml:space="preserve">Les autres choix technologiques évoqués ci-avant (Azure, </w:t>
-      </w:r>
-      <w:proofErr w:type="spellStart"/>
-      <w:r>
-        <w:t>AirFlow</w:t>
-      </w:r>
-      <w:proofErr w:type="spellEnd"/>
-      <w:r>
-        <w:t xml:space="preserve">) contribuent à la fiabilisation </w:t>
+        <w:t xml:space="preserve">Les autres choix technologiques évoqués ci-avant (Azure, AirFlow) contribuent à la fiabilisation </w:t>
       </w:r>
       <w:r>
         <w:t xml:space="preserve">et à la sécurisation </w:t>
@@ -727,19 +687,11 @@
           <w:color w:val="000000" w:themeColor="text1"/>
         </w:rPr>
       </w:pPr>
-      <w:proofErr w:type="gramStart"/>
       <w:r>
         <w:rPr>
           <w:color w:val="000000" w:themeColor="text1"/>
         </w:rPr>
-        <w:t>.-</w:t>
-      </w:r>
-      <w:proofErr w:type="gramEnd"/>
-      <w:r>
-        <w:rPr>
-          <w:color w:val="000000" w:themeColor="text1"/>
-        </w:rPr>
-        <w:t xml:space="preserve"> Les interventions sur l'architecture des données sont hiérarchisées, en utilisant une approche fondée sur une évaluation rigoureuse des risques associés aux différentes composantes des systèmes d'information. - Le plan d’actions est conçu pour être robuste et précis, tout en étant suffisamment flexible pour s'adapter aux changements dans l'environnement technologique et opérationnel de l'organisation. Ce plan doit intégrer des mesures préventives et correctives pour renforcer la sécurité des données. - Les objectifs de sécurité des données - intégrité, disponibilité et confidentialité - sont définis en tenant compte du cadre réglementaire applicable et des besoins précis du client pour que l'architecture de données soit conforme et sécurisée. - Les solutions de mitigation sont mises en </w:t>
+        <w:t xml:space="preserve">.- Les interventions sur l'architecture des données sont hiérarchisées, en utilisant une approche fondée sur une évaluation rigoureuse des risques associés aux différentes composantes des systèmes d'information. - Le plan d’actions est conçu pour être robuste et précis, tout en étant suffisamment flexible pour s'adapter aux changements dans l'environnement technologique et opérationnel de l'organisation. Ce plan doit intégrer des mesures préventives et correctives pour renforcer la sécurité des données. - Les objectifs de sécurité des données - intégrité, disponibilité et confidentialité - sont définis en tenant compte du cadre réglementaire applicable et des besoins précis du client pour que l'architecture de données soit conforme et sécurisée. - Les solutions de mitigation sont mises en </w:t>
       </w:r>
       <w:r>
         <w:rPr>
@@ -786,23 +738,7 @@
         <w:jc w:val="both"/>
       </w:pPr>
       <w:r>
-        <w:t xml:space="preserve">Docker permet de limiter au minimum ce qui est nécessaire aux différents environnements (Spark, </w:t>
-      </w:r>
-      <w:proofErr w:type="spellStart"/>
-      <w:r>
-        <w:t>Airflow</w:t>
-      </w:r>
-      <w:proofErr w:type="spellEnd"/>
-      <w:r>
-        <w:t xml:space="preserve">, </w:t>
-      </w:r>
-      <w:proofErr w:type="spellStart"/>
-      <w:r>
-        <w:t>Postgres</w:t>
-      </w:r>
-      <w:proofErr w:type="spellEnd"/>
-      <w:r>
-        <w:t>)</w:t>
+        <w:t>Docker permet de limiter au minimum ce qui est nécessaire aux différents environnements (Spark, Airflow, Postgres)</w:t>
       </w:r>
     </w:p>
     <w:p>
@@ -852,21 +788,7 @@
         <w:rPr>
           <w:color w:val="000000" w:themeColor="text1"/>
         </w:rPr>
-        <w:t xml:space="preserve">- L’utilisation des ressources est minimisée et inclut la réduction de l'empreinte carbone des infrastructures IT, l'optimisation de l'efficacité énergétique des systèmes, et la mise en place de solutions </w:t>
-      </w:r>
-      <w:proofErr w:type="spellStart"/>
-      <w:r>
-        <w:rPr>
-          <w:color w:val="000000" w:themeColor="text1"/>
-        </w:rPr>
-        <w:t>low</w:t>
-      </w:r>
-      <w:proofErr w:type="spellEnd"/>
-      <w:r>
-        <w:rPr>
-          <w:color w:val="000000" w:themeColor="text1"/>
-        </w:rPr>
-        <w:t>-tech.</w:t>
+        <w:t>- L’utilisation des ressources est minimisée et inclut la réduction de l'empreinte carbone des infrastructures IT, l'optimisation de l'efficacité énergétique des systèmes, et la mise en place de solutions low-tech.</w:t>
       </w:r>
     </w:p>
     <w:p>
@@ -887,6 +809,7 @@
         <w:rPr>
           <w:color w:val="000000" w:themeColor="text1"/>
         </w:rPr>
+        <w:lastRenderedPageBreak/>
         <w:t>- Des normes sur l’écoconception des services numériques sont introduites dans le projet de sécurité informatique.</w:t>
       </w:r>
     </w:p>
@@ -914,7 +837,6 @@
     </w:p>
     <w:p>
       <w:r>
-        <w:lastRenderedPageBreak/>
         <w:t xml:space="preserve">Evaluation : </w:t>
       </w:r>
     </w:p>
@@ -946,59 +868,3568 @@
     </w:p>
     <w:p>
       <w:pPr>
+        <w:jc w:val="both"/>
+      </w:pPr>
+      <w:r>
+        <w:t>La sol</w:t>
+      </w:r>
+      <w:r>
+        <w:t>ution proposée est structurée de la manière suivante :</w:t>
+      </w:r>
+    </w:p>
+    <w:p>
+      <w:pPr>
+        <w:keepNext/>
+        <w:spacing w:after="4800"/>
+        <w:jc w:val="both"/>
+      </w:pPr>
+      <w:r>
         <w:rPr>
-          <w:color w:val="8496B0" w:themeColor="text2" w:themeTint="99"/>
+          <w:noProof/>
         </w:rPr>
-      </w:pPr>
-    </w:p>
-    <w:p>
-      <w:pPr>
+        <mc:AlternateContent>
+          <mc:Choice Requires="wps">
+            <w:drawing>
+              <wp:anchor distT="0" distB="0" distL="114300" distR="114300" simplePos="0" relativeHeight="251714560" behindDoc="0" locked="0" layoutInCell="1" allowOverlap="1" wp14:anchorId="51AF1F81" wp14:editId="27947167">
+                <wp:simplePos x="0" y="0"/>
+                <wp:positionH relativeFrom="margin">
+                  <wp:posOffset>3267075</wp:posOffset>
+                </wp:positionH>
+                <wp:positionV relativeFrom="paragraph">
+                  <wp:posOffset>999490</wp:posOffset>
+                </wp:positionV>
+                <wp:extent cx="409575" cy="314325"/>
+                <wp:effectExtent l="0" t="0" r="0" b="0"/>
+                <wp:wrapNone/>
+                <wp:docPr id="1458543547" name="Zone de texte 17"/>
+                <wp:cNvGraphicFramePr/>
+                <a:graphic xmlns:a="http://schemas.openxmlformats.org/drawingml/2006/main">
+                  <a:graphicData uri="http://schemas.microsoft.com/office/word/2010/wordprocessingShape">
+                    <wps:wsp>
+                      <wps:cNvSpPr txBox="1"/>
+                      <wps:spPr>
+                        <a:xfrm>
+                          <a:off x="0" y="0"/>
+                          <a:ext cx="409575" cy="314325"/>
+                        </a:xfrm>
+                        <a:prstGeom prst="rect">
+                          <a:avLst/>
+                        </a:prstGeom>
+                        <a:noFill/>
+                        <a:ln w="6350">
+                          <a:noFill/>
+                        </a:ln>
+                      </wps:spPr>
+                      <wps:txbx>
+                        <w:txbxContent>
+                          <w:p>
+                            <w:pPr>
+                              <w:spacing w:after="0" w:line="240" w:lineRule="auto"/>
+                              <w:jc w:val="center"/>
+                              <w:rPr>
+                                <w:b/>
+                                <w:bCs/>
+                                <w:color w:val="5B9BD5" w:themeColor="accent1"/>
+                              </w:rPr>
+                            </w:pPr>
+                            <w:r>
+                              <w:rPr>
+                                <w:b/>
+                                <w:bCs/>
+                                <w:color w:val="5B9BD5" w:themeColor="accent1"/>
+                              </w:rPr>
+                              <w:t>1</w:t>
+                            </w:r>
+                            <w:r>
+                              <w:rPr>
+                                <w:b/>
+                                <w:bCs/>
+                                <w:color w:val="5B9BD5" w:themeColor="accent1"/>
+                              </w:rPr>
+                              <w:t>0</w:t>
+                            </w:r>
+                          </w:p>
+                        </w:txbxContent>
+                      </wps:txbx>
+                      <wps:bodyPr rot="0" spcFirstLastPara="0" vertOverflow="overflow" horzOverflow="overflow" vert="horz" wrap="square" lIns="91440" tIns="45720" rIns="91440" bIns="45720" numCol="1" spcCol="0" rtlCol="0" fromWordArt="0" anchor="t" anchorCtr="0" forceAA="0" compatLnSpc="1">
+                        <a:prstTxWarp prst="textNoShape">
+                          <a:avLst/>
+                        </a:prstTxWarp>
+                        <a:noAutofit/>
+                      </wps:bodyPr>
+                    </wps:wsp>
+                  </a:graphicData>
+                </a:graphic>
+                <wp14:sizeRelH relativeFrom="margin">
+                  <wp14:pctWidth>0</wp14:pctWidth>
+                </wp14:sizeRelH>
+              </wp:anchor>
+            </w:drawing>
+          </mc:Choice>
+          <mc:Fallback>
+            <w:pict>
+              <v:shapetype w14:anchorId="51AF1F81" id="_x0000_t202" coordsize="21600,21600" o:spt="202" path="m,l,21600r21600,l21600,xe">
+                <v:stroke joinstyle="miter"/>
+                <v:path gradientshapeok="t" o:connecttype="rect"/>
+              </v:shapetype>
+              <v:shape id="Zone de texte 17" o:spid="_x0000_s1026" type="#_x0000_t202" style="position:absolute;left:0;text-align:left;margin-left:257.25pt;margin-top:78.7pt;width:32.25pt;height:24.75pt;z-index:251714560;visibility:visible;mso-wrap-style:square;mso-width-percent:0;mso-wrap-distance-left:9pt;mso-wrap-distance-top:0;mso-wrap-distance-right:9pt;mso-wrap-distance-bottom:0;mso-position-horizontal:absolute;mso-position-horizontal-relative:margin;mso-position-vertical:absolute;mso-position-vertical-relative:text;mso-width-percent:0;mso-width-relative:margin;v-text-anchor:top" o:gfxdata="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" filled="f" stroked="f" strokeweight=".5pt">
+                <v:textbox>
+                  <w:txbxContent>
+                    <w:p>
+                      <w:pPr>
+                        <w:spacing w:after="0" w:line="240" w:lineRule="auto"/>
+                        <w:jc w:val="center"/>
+                        <w:rPr>
+                          <w:b/>
+                          <w:bCs/>
+                          <w:color w:val="5B9BD5" w:themeColor="accent1"/>
+                        </w:rPr>
+                      </w:pPr>
+                      <w:r>
+                        <w:rPr>
+                          <w:b/>
+                          <w:bCs/>
+                          <w:color w:val="5B9BD5" w:themeColor="accent1"/>
+                        </w:rPr>
+                        <w:t>1</w:t>
+                      </w:r>
+                      <w:r>
+                        <w:rPr>
+                          <w:b/>
+                          <w:bCs/>
+                          <w:color w:val="5B9BD5" w:themeColor="accent1"/>
+                        </w:rPr>
+                        <w:t>0</w:t>
+                      </w:r>
+                    </w:p>
+                  </w:txbxContent>
+                </v:textbox>
+                <w10:wrap anchorx="margin"/>
+              </v:shape>
+            </w:pict>
+          </mc:Fallback>
+        </mc:AlternateContent>
+      </w:r>
+      <w:r>
         <w:rPr>
-          <w:color w:val="8496B0" w:themeColor="text2" w:themeTint="99"/>
+          <w:noProof/>
         </w:rPr>
-      </w:pPr>
-    </w:p>
-    <w:p>
-      <w:pPr>
+        <mc:AlternateContent>
+          <mc:Choice Requires="wps">
+            <w:drawing>
+              <wp:anchor distT="0" distB="0" distL="114300" distR="114300" simplePos="0" relativeHeight="251712512" behindDoc="0" locked="0" layoutInCell="1" allowOverlap="1" wp14:anchorId="2C282BAF" wp14:editId="449073CB">
+                <wp:simplePos x="0" y="0"/>
+                <wp:positionH relativeFrom="margin">
+                  <wp:posOffset>2247900</wp:posOffset>
+                </wp:positionH>
+                <wp:positionV relativeFrom="paragraph">
+                  <wp:posOffset>980440</wp:posOffset>
+                </wp:positionV>
+                <wp:extent cx="409575" cy="314325"/>
+                <wp:effectExtent l="0" t="0" r="0" b="0"/>
+                <wp:wrapNone/>
+                <wp:docPr id="1968120778" name="Zone de texte 17"/>
+                <wp:cNvGraphicFramePr/>
+                <a:graphic xmlns:a="http://schemas.openxmlformats.org/drawingml/2006/main">
+                  <a:graphicData uri="http://schemas.microsoft.com/office/word/2010/wordprocessingShape">
+                    <wps:wsp>
+                      <wps:cNvSpPr txBox="1"/>
+                      <wps:spPr>
+                        <a:xfrm>
+                          <a:off x="0" y="0"/>
+                          <a:ext cx="409575" cy="314325"/>
+                        </a:xfrm>
+                        <a:prstGeom prst="rect">
+                          <a:avLst/>
+                        </a:prstGeom>
+                        <a:noFill/>
+                        <a:ln w="6350">
+                          <a:noFill/>
+                        </a:ln>
+                      </wps:spPr>
+                      <wps:txbx>
+                        <w:txbxContent>
+                          <w:p>
+                            <w:pPr>
+                              <w:spacing w:after="0" w:line="240" w:lineRule="auto"/>
+                              <w:jc w:val="center"/>
+                              <w:rPr>
+                                <w:b/>
+                                <w:bCs/>
+                                <w:color w:val="5B9BD5" w:themeColor="accent1"/>
+                              </w:rPr>
+                            </w:pPr>
+                            <w:r>
+                              <w:rPr>
+                                <w:b/>
+                                <w:bCs/>
+                                <w:color w:val="5B9BD5" w:themeColor="accent1"/>
+                              </w:rPr>
+                              <w:t>9</w:t>
+                            </w:r>
+                          </w:p>
+                        </w:txbxContent>
+                      </wps:txbx>
+                      <wps:bodyPr rot="0" spcFirstLastPara="0" vertOverflow="overflow" horzOverflow="overflow" vert="horz" wrap="square" lIns="91440" tIns="45720" rIns="91440" bIns="45720" numCol="1" spcCol="0" rtlCol="0" fromWordArt="0" anchor="t" anchorCtr="0" forceAA="0" compatLnSpc="1">
+                        <a:prstTxWarp prst="textNoShape">
+                          <a:avLst/>
+                        </a:prstTxWarp>
+                        <a:noAutofit/>
+                      </wps:bodyPr>
+                    </wps:wsp>
+                  </a:graphicData>
+                </a:graphic>
+                <wp14:sizeRelH relativeFrom="margin">
+                  <wp14:pctWidth>0</wp14:pctWidth>
+                </wp14:sizeRelH>
+              </wp:anchor>
+            </w:drawing>
+          </mc:Choice>
+          <mc:Fallback>
+            <w:pict>
+              <v:shape w14:anchorId="2C282BAF" id="_x0000_s1027" type="#_x0000_t202" style="position:absolute;left:0;text-align:left;margin-left:177pt;margin-top:77.2pt;width:32.25pt;height:24.75pt;z-index:251712512;visibility:visible;mso-wrap-style:square;mso-width-percent:0;mso-wrap-distance-left:9pt;mso-wrap-distance-top:0;mso-wrap-distance-right:9pt;mso-wrap-distance-bottom:0;mso-position-horizontal:absolute;mso-position-horizontal-relative:margin;mso-position-vertical:absolute;mso-position-vertical-relative:text;mso-width-percent:0;mso-width-relative:margin;v-text-anchor:top" o:gfxdata="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" filled="f" stroked="f" strokeweight=".5pt">
+                <v:textbox>
+                  <w:txbxContent>
+                    <w:p>
+                      <w:pPr>
+                        <w:spacing w:after="0" w:line="240" w:lineRule="auto"/>
+                        <w:jc w:val="center"/>
+                        <w:rPr>
+                          <w:b/>
+                          <w:bCs/>
+                          <w:color w:val="5B9BD5" w:themeColor="accent1"/>
+                        </w:rPr>
+                      </w:pPr>
+                      <w:r>
+                        <w:rPr>
+                          <w:b/>
+                          <w:bCs/>
+                          <w:color w:val="5B9BD5" w:themeColor="accent1"/>
+                        </w:rPr>
+                        <w:t>9</w:t>
+                      </w:r>
+                    </w:p>
+                  </w:txbxContent>
+                </v:textbox>
+                <w10:wrap anchorx="margin"/>
+              </v:shape>
+            </w:pict>
+          </mc:Fallback>
+        </mc:AlternateContent>
+      </w:r>
+      <w:r>
         <w:rPr>
-          <w:color w:val="8496B0" w:themeColor="text2" w:themeTint="99"/>
+          <w:noProof/>
         </w:rPr>
-      </w:pPr>
-    </w:p>
-    <w:p>
-      <w:pPr>
+        <mc:AlternateContent>
+          <mc:Choice Requires="wps">
+            <w:drawing>
+              <wp:anchor distT="0" distB="0" distL="114300" distR="114300" simplePos="0" relativeHeight="251710464" behindDoc="0" locked="0" layoutInCell="1" allowOverlap="1" wp14:anchorId="694DF7B1" wp14:editId="406B5FF1">
+                <wp:simplePos x="0" y="0"/>
+                <wp:positionH relativeFrom="margin">
+                  <wp:posOffset>4076700</wp:posOffset>
+                </wp:positionH>
+                <wp:positionV relativeFrom="paragraph">
+                  <wp:posOffset>437515</wp:posOffset>
+                </wp:positionV>
+                <wp:extent cx="409575" cy="314325"/>
+                <wp:effectExtent l="0" t="0" r="0" b="0"/>
+                <wp:wrapNone/>
+                <wp:docPr id="1973282801" name="Zone de texte 17"/>
+                <wp:cNvGraphicFramePr/>
+                <a:graphic xmlns:a="http://schemas.openxmlformats.org/drawingml/2006/main">
+                  <a:graphicData uri="http://schemas.microsoft.com/office/word/2010/wordprocessingShape">
+                    <wps:wsp>
+                      <wps:cNvSpPr txBox="1"/>
+                      <wps:spPr>
+                        <a:xfrm>
+                          <a:off x="0" y="0"/>
+                          <a:ext cx="409575" cy="314325"/>
+                        </a:xfrm>
+                        <a:prstGeom prst="rect">
+                          <a:avLst/>
+                        </a:prstGeom>
+                        <a:noFill/>
+                        <a:ln w="6350">
+                          <a:noFill/>
+                        </a:ln>
+                      </wps:spPr>
+                      <wps:txbx>
+                        <w:txbxContent>
+                          <w:p>
+                            <w:pPr>
+                              <w:spacing w:after="0" w:line="240" w:lineRule="auto"/>
+                              <w:jc w:val="center"/>
+                              <w:rPr>
+                                <w:b/>
+                                <w:bCs/>
+                                <w:color w:val="5B9BD5" w:themeColor="accent1"/>
+                              </w:rPr>
+                            </w:pPr>
+                            <w:r>
+                              <w:rPr>
+                                <w:b/>
+                                <w:bCs/>
+                                <w:color w:val="5B9BD5" w:themeColor="accent1"/>
+                              </w:rPr>
+                              <w:t>8</w:t>
+                            </w:r>
+                          </w:p>
+                        </w:txbxContent>
+                      </wps:txbx>
+                      <wps:bodyPr rot="0" spcFirstLastPara="0" vertOverflow="overflow" horzOverflow="overflow" vert="horz" wrap="square" lIns="91440" tIns="45720" rIns="91440" bIns="45720" numCol="1" spcCol="0" rtlCol="0" fromWordArt="0" anchor="t" anchorCtr="0" forceAA="0" compatLnSpc="1">
+                        <a:prstTxWarp prst="textNoShape">
+                          <a:avLst/>
+                        </a:prstTxWarp>
+                        <a:noAutofit/>
+                      </wps:bodyPr>
+                    </wps:wsp>
+                  </a:graphicData>
+                </a:graphic>
+                <wp14:sizeRelH relativeFrom="margin">
+                  <wp14:pctWidth>0</wp14:pctWidth>
+                </wp14:sizeRelH>
+              </wp:anchor>
+            </w:drawing>
+          </mc:Choice>
+          <mc:Fallback>
+            <w:pict>
+              <v:shape w14:anchorId="694DF7B1" id="_x0000_s1028" type="#_x0000_t202" style="position:absolute;left:0;text-align:left;margin-left:321pt;margin-top:34.45pt;width:32.25pt;height:24.75pt;z-index:251710464;visibility:visible;mso-wrap-style:square;mso-width-percent:0;mso-wrap-distance-left:9pt;mso-wrap-distance-top:0;mso-wrap-distance-right:9pt;mso-wrap-distance-bottom:0;mso-position-horizontal:absolute;mso-position-horizontal-relative:margin;mso-position-vertical:absolute;mso-position-vertical-relative:text;mso-width-percent:0;mso-width-relative:margin;v-text-anchor:top" o:gfxdata="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" filled="f" stroked="f" strokeweight=".5pt">
+                <v:textbox>
+                  <w:txbxContent>
+                    <w:p>
+                      <w:pPr>
+                        <w:spacing w:after="0" w:line="240" w:lineRule="auto"/>
+                        <w:jc w:val="center"/>
+                        <w:rPr>
+                          <w:b/>
+                          <w:bCs/>
+                          <w:color w:val="5B9BD5" w:themeColor="accent1"/>
+                        </w:rPr>
+                      </w:pPr>
+                      <w:r>
+                        <w:rPr>
+                          <w:b/>
+                          <w:bCs/>
+                          <w:color w:val="5B9BD5" w:themeColor="accent1"/>
+                        </w:rPr>
+                        <w:t>8</w:t>
+                      </w:r>
+                    </w:p>
+                  </w:txbxContent>
+                </v:textbox>
+                <w10:wrap anchorx="margin"/>
+              </v:shape>
+            </w:pict>
+          </mc:Fallback>
+        </mc:AlternateContent>
+      </w:r>
+      <w:r>
         <w:rPr>
-          <w:color w:val="8496B0" w:themeColor="text2" w:themeTint="99"/>
+          <w:noProof/>
         </w:rPr>
-      </w:pPr>
-    </w:p>
-    <w:p>
-      <w:pPr>
+        <mc:AlternateContent>
+          <mc:Choice Requires="wps">
+            <w:drawing>
+              <wp:anchor distT="0" distB="0" distL="114300" distR="114300" simplePos="0" relativeHeight="251708416" behindDoc="0" locked="0" layoutInCell="1" allowOverlap="1" wp14:anchorId="4D3FE9C6" wp14:editId="6E1E34BA">
+                <wp:simplePos x="0" y="0"/>
+                <wp:positionH relativeFrom="margin">
+                  <wp:posOffset>-333375</wp:posOffset>
+                </wp:positionH>
+                <wp:positionV relativeFrom="paragraph">
+                  <wp:posOffset>1628140</wp:posOffset>
+                </wp:positionV>
+                <wp:extent cx="409575" cy="314325"/>
+                <wp:effectExtent l="0" t="0" r="0" b="0"/>
+                <wp:wrapNone/>
+                <wp:docPr id="958012496" name="Zone de texte 17"/>
+                <wp:cNvGraphicFramePr/>
+                <a:graphic xmlns:a="http://schemas.openxmlformats.org/drawingml/2006/main">
+                  <a:graphicData uri="http://schemas.microsoft.com/office/word/2010/wordprocessingShape">
+                    <wps:wsp>
+                      <wps:cNvSpPr txBox="1"/>
+                      <wps:spPr>
+                        <a:xfrm>
+                          <a:off x="0" y="0"/>
+                          <a:ext cx="409575" cy="314325"/>
+                        </a:xfrm>
+                        <a:prstGeom prst="rect">
+                          <a:avLst/>
+                        </a:prstGeom>
+                        <a:noFill/>
+                        <a:ln w="6350">
+                          <a:noFill/>
+                        </a:ln>
+                      </wps:spPr>
+                      <wps:txbx>
+                        <w:txbxContent>
+                          <w:p>
+                            <w:r>
+                              <w:rPr>
+                                <w:b/>
+                                <w:bCs/>
+                                <w:color w:val="5B9BD5" w:themeColor="accent1"/>
+                              </w:rPr>
+                              <w:t>7</w:t>
+                            </w:r>
+                          </w:p>
+                        </w:txbxContent>
+                      </wps:txbx>
+                      <wps:bodyPr rot="0" spcFirstLastPara="0" vertOverflow="overflow" horzOverflow="overflow" vert="horz" wrap="square" lIns="91440" tIns="45720" rIns="91440" bIns="45720" numCol="1" spcCol="0" rtlCol="0" fromWordArt="0" anchor="t" anchorCtr="0" forceAA="0" compatLnSpc="1">
+                        <a:prstTxWarp prst="textNoShape">
+                          <a:avLst/>
+                        </a:prstTxWarp>
+                        <a:noAutofit/>
+                      </wps:bodyPr>
+                    </wps:wsp>
+                  </a:graphicData>
+                </a:graphic>
+                <wp14:sizeRelH relativeFrom="margin">
+                  <wp14:pctWidth>0</wp14:pctWidth>
+                </wp14:sizeRelH>
+              </wp:anchor>
+            </w:drawing>
+          </mc:Choice>
+          <mc:Fallback>
+            <w:pict>
+              <v:shape w14:anchorId="4D3FE9C6" id="_x0000_s1029" type="#_x0000_t202" style="position:absolute;left:0;text-align:left;margin-left:-26.25pt;margin-top:128.2pt;width:32.25pt;height:24.75pt;z-index:251708416;visibility:visible;mso-wrap-style:square;mso-width-percent:0;mso-wrap-distance-left:9pt;mso-wrap-distance-top:0;mso-wrap-distance-right:9pt;mso-wrap-distance-bottom:0;mso-position-horizontal:absolute;mso-position-horizontal-relative:margin;mso-position-vertical:absolute;mso-position-vertical-relative:text;mso-width-percent:0;mso-width-relative:margin;v-text-anchor:top" o:gfxdata="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" filled="f" stroked="f" strokeweight=".5pt">
+                <v:textbox>
+                  <w:txbxContent>
+                    <w:p>
+                      <w:r>
+                        <w:rPr>
+                          <w:b/>
+                          <w:bCs/>
+                          <w:color w:val="5B9BD5" w:themeColor="accent1"/>
+                        </w:rPr>
+                        <w:t>7</w:t>
+                      </w:r>
+                    </w:p>
+                  </w:txbxContent>
+                </v:textbox>
+                <w10:wrap anchorx="margin"/>
+              </v:shape>
+            </w:pict>
+          </mc:Fallback>
+        </mc:AlternateContent>
+      </w:r>
+      <w:r>
         <w:rPr>
-          <w:color w:val="8496B0" w:themeColor="text2" w:themeTint="99"/>
+          <w:noProof/>
         </w:rPr>
-      </w:pPr>
-    </w:p>
-    <w:p>
-      <w:pPr>
+        <mc:AlternateContent>
+          <mc:Choice Requires="wps">
+            <w:drawing>
+              <wp:anchor distT="0" distB="0" distL="114300" distR="114300" simplePos="0" relativeHeight="251706368" behindDoc="0" locked="0" layoutInCell="1" allowOverlap="1" wp14:anchorId="30E73EBC" wp14:editId="7B5620E6">
+                <wp:simplePos x="0" y="0"/>
+                <wp:positionH relativeFrom="margin">
+                  <wp:posOffset>-390525</wp:posOffset>
+                </wp:positionH>
+                <wp:positionV relativeFrom="paragraph">
+                  <wp:posOffset>1170940</wp:posOffset>
+                </wp:positionV>
+                <wp:extent cx="409575" cy="314325"/>
+                <wp:effectExtent l="0" t="0" r="0" b="0"/>
+                <wp:wrapNone/>
+                <wp:docPr id="2131892347" name="Zone de texte 17"/>
+                <wp:cNvGraphicFramePr/>
+                <a:graphic xmlns:a="http://schemas.openxmlformats.org/drawingml/2006/main">
+                  <a:graphicData uri="http://schemas.microsoft.com/office/word/2010/wordprocessingShape">
+                    <wps:wsp>
+                      <wps:cNvSpPr txBox="1"/>
+                      <wps:spPr>
+                        <a:xfrm>
+                          <a:off x="0" y="0"/>
+                          <a:ext cx="409575" cy="314325"/>
+                        </a:xfrm>
+                        <a:prstGeom prst="rect">
+                          <a:avLst/>
+                        </a:prstGeom>
+                        <a:noFill/>
+                        <a:ln w="6350">
+                          <a:noFill/>
+                        </a:ln>
+                      </wps:spPr>
+                      <wps:txbx>
+                        <w:txbxContent>
+                          <w:p>
+                            <w:pPr>
+                              <w:spacing w:after="0" w:line="240" w:lineRule="auto"/>
+                              <w:jc w:val="center"/>
+                              <w:rPr>
+                                <w:b/>
+                                <w:bCs/>
+                                <w:color w:val="5B9BD5" w:themeColor="accent1"/>
+                              </w:rPr>
+                            </w:pPr>
+                            <w:r>
+                              <w:rPr>
+                                <w:b/>
+                                <w:bCs/>
+                                <w:color w:val="5B9BD5" w:themeColor="accent1"/>
+                              </w:rPr>
+                              <w:t>6</w:t>
+                            </w:r>
+                          </w:p>
+                        </w:txbxContent>
+                      </wps:txbx>
+                      <wps:bodyPr rot="0" spcFirstLastPara="0" vertOverflow="overflow" horzOverflow="overflow" vert="horz" wrap="square" lIns="91440" tIns="45720" rIns="91440" bIns="45720" numCol="1" spcCol="0" rtlCol="0" fromWordArt="0" anchor="t" anchorCtr="0" forceAA="0" compatLnSpc="1">
+                        <a:prstTxWarp prst="textNoShape">
+                          <a:avLst/>
+                        </a:prstTxWarp>
+                        <a:noAutofit/>
+                      </wps:bodyPr>
+                    </wps:wsp>
+                  </a:graphicData>
+                </a:graphic>
+                <wp14:sizeRelH relativeFrom="margin">
+                  <wp14:pctWidth>0</wp14:pctWidth>
+                </wp14:sizeRelH>
+              </wp:anchor>
+            </w:drawing>
+          </mc:Choice>
+          <mc:Fallback>
+            <w:pict>
+              <v:shape w14:anchorId="30E73EBC" id="_x0000_s1030" type="#_x0000_t202" style="position:absolute;left:0;text-align:left;margin-left:-30.75pt;margin-top:92.2pt;width:32.25pt;height:24.75pt;z-index:251706368;visibility:visible;mso-wrap-style:square;mso-width-percent:0;mso-wrap-distance-left:9pt;mso-wrap-distance-top:0;mso-wrap-distance-right:9pt;mso-wrap-distance-bottom:0;mso-position-horizontal:absolute;mso-position-horizontal-relative:margin;mso-position-vertical:absolute;mso-position-vertical-relative:text;mso-width-percent:0;mso-width-relative:margin;v-text-anchor:top" o:gfxdata="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" filled="f" stroked="f" strokeweight=".5pt">
+                <v:textbox>
+                  <w:txbxContent>
+                    <w:p>
+                      <w:pPr>
+                        <w:spacing w:after="0" w:line="240" w:lineRule="auto"/>
+                        <w:jc w:val="center"/>
+                        <w:rPr>
+                          <w:b/>
+                          <w:bCs/>
+                          <w:color w:val="5B9BD5" w:themeColor="accent1"/>
+                        </w:rPr>
+                      </w:pPr>
+                      <w:r>
+                        <w:rPr>
+                          <w:b/>
+                          <w:bCs/>
+                          <w:color w:val="5B9BD5" w:themeColor="accent1"/>
+                        </w:rPr>
+                        <w:t>6</w:t>
+                      </w:r>
+                    </w:p>
+                  </w:txbxContent>
+                </v:textbox>
+                <w10:wrap anchorx="margin"/>
+              </v:shape>
+            </w:pict>
+          </mc:Fallback>
+        </mc:AlternateContent>
+      </w:r>
+      <w:r>
         <w:rPr>
-          <w:color w:val="8496B0" w:themeColor="text2" w:themeTint="99"/>
+          <w:noProof/>
         </w:rPr>
-      </w:pPr>
-    </w:p>
-    <w:p>
-      <w:pPr>
+        <mc:AlternateContent>
+          <mc:Choice Requires="wps">
+            <w:drawing>
+              <wp:anchor distT="0" distB="0" distL="114300" distR="114300" simplePos="0" relativeHeight="251704320" behindDoc="0" locked="0" layoutInCell="1" allowOverlap="1" wp14:anchorId="22F41AE9" wp14:editId="0A3FE2D0">
+                <wp:simplePos x="0" y="0"/>
+                <wp:positionH relativeFrom="margin">
+                  <wp:posOffset>1543050</wp:posOffset>
+                </wp:positionH>
+                <wp:positionV relativeFrom="paragraph">
+                  <wp:posOffset>437515</wp:posOffset>
+                </wp:positionV>
+                <wp:extent cx="409575" cy="314325"/>
+                <wp:effectExtent l="0" t="0" r="0" b="0"/>
+                <wp:wrapNone/>
+                <wp:docPr id="526860970" name="Zone de texte 17"/>
+                <wp:cNvGraphicFramePr/>
+                <a:graphic xmlns:a="http://schemas.openxmlformats.org/drawingml/2006/main">
+                  <a:graphicData uri="http://schemas.microsoft.com/office/word/2010/wordprocessingShape">
+                    <wps:wsp>
+                      <wps:cNvSpPr txBox="1"/>
+                      <wps:spPr>
+                        <a:xfrm>
+                          <a:off x="0" y="0"/>
+                          <a:ext cx="409575" cy="314325"/>
+                        </a:xfrm>
+                        <a:prstGeom prst="rect">
+                          <a:avLst/>
+                        </a:prstGeom>
+                        <a:noFill/>
+                        <a:ln w="6350">
+                          <a:noFill/>
+                        </a:ln>
+                      </wps:spPr>
+                      <wps:txbx>
+                        <w:txbxContent>
+                          <w:p>
+                            <w:pPr>
+                              <w:spacing w:after="0" w:line="240" w:lineRule="auto"/>
+                              <w:jc w:val="center"/>
+                              <w:rPr>
+                                <w:b/>
+                                <w:bCs/>
+                                <w:color w:val="5B9BD5" w:themeColor="accent1"/>
+                              </w:rPr>
+                            </w:pPr>
+                            <w:r>
+                              <w:rPr>
+                                <w:b/>
+                                <w:bCs/>
+                                <w:color w:val="5B9BD5" w:themeColor="accent1"/>
+                              </w:rPr>
+                              <w:t>5</w:t>
+                            </w:r>
+                          </w:p>
+                        </w:txbxContent>
+                      </wps:txbx>
+                      <wps:bodyPr rot="0" spcFirstLastPara="0" vertOverflow="overflow" horzOverflow="overflow" vert="horz" wrap="square" lIns="91440" tIns="45720" rIns="91440" bIns="45720" numCol="1" spcCol="0" rtlCol="0" fromWordArt="0" anchor="t" anchorCtr="0" forceAA="0" compatLnSpc="1">
+                        <a:prstTxWarp prst="textNoShape">
+                          <a:avLst/>
+                        </a:prstTxWarp>
+                        <a:noAutofit/>
+                      </wps:bodyPr>
+                    </wps:wsp>
+                  </a:graphicData>
+                </a:graphic>
+                <wp14:sizeRelH relativeFrom="margin">
+                  <wp14:pctWidth>0</wp14:pctWidth>
+                </wp14:sizeRelH>
+              </wp:anchor>
+            </w:drawing>
+          </mc:Choice>
+          <mc:Fallback>
+            <w:pict>
+              <v:shape w14:anchorId="22F41AE9" id="_x0000_s1031" type="#_x0000_t202" style="position:absolute;left:0;text-align:left;margin-left:121.5pt;margin-top:34.45pt;width:32.25pt;height:24.75pt;z-index:251704320;visibility:visible;mso-wrap-style:square;mso-width-percent:0;mso-wrap-distance-left:9pt;mso-wrap-distance-top:0;mso-wrap-distance-right:9pt;mso-wrap-distance-bottom:0;mso-position-horizontal:absolute;mso-position-horizontal-relative:margin;mso-position-vertical:absolute;mso-position-vertical-relative:text;mso-width-percent:0;mso-width-relative:margin;v-text-anchor:top" o:gfxdata="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" filled="f" stroked="f" strokeweight=".5pt">
+                <v:textbox>
+                  <w:txbxContent>
+                    <w:p>
+                      <w:pPr>
+                        <w:spacing w:after="0" w:line="240" w:lineRule="auto"/>
+                        <w:jc w:val="center"/>
+                        <w:rPr>
+                          <w:b/>
+                          <w:bCs/>
+                          <w:color w:val="5B9BD5" w:themeColor="accent1"/>
+                        </w:rPr>
+                      </w:pPr>
+                      <w:r>
+                        <w:rPr>
+                          <w:b/>
+                          <w:bCs/>
+                          <w:color w:val="5B9BD5" w:themeColor="accent1"/>
+                        </w:rPr>
+                        <w:t>5</w:t>
+                      </w:r>
+                    </w:p>
+                  </w:txbxContent>
+                </v:textbox>
+                <w10:wrap anchorx="margin"/>
+              </v:shape>
+            </w:pict>
+          </mc:Fallback>
+        </mc:AlternateContent>
+      </w:r>
+      <w:r>
         <w:rPr>
-          <w:color w:val="8496B0" w:themeColor="text2" w:themeTint="99"/>
+          <w:noProof/>
         </w:rPr>
-      </w:pPr>
-    </w:p>
-    <w:p>
-      <w:pPr>
+        <mc:AlternateContent>
+          <mc:Choice Requires="wps">
+            <w:drawing>
+              <wp:anchor distT="0" distB="0" distL="114300" distR="114300" simplePos="0" relativeHeight="251702272" behindDoc="0" locked="0" layoutInCell="1" allowOverlap="1" wp14:anchorId="2CF268AD" wp14:editId="6F02ABD2">
+                <wp:simplePos x="0" y="0"/>
+                <wp:positionH relativeFrom="margin">
+                  <wp:posOffset>1114425</wp:posOffset>
+                </wp:positionH>
+                <wp:positionV relativeFrom="paragraph">
+                  <wp:posOffset>999490</wp:posOffset>
+                </wp:positionV>
+                <wp:extent cx="409575" cy="314325"/>
+                <wp:effectExtent l="0" t="0" r="0" b="0"/>
+                <wp:wrapNone/>
+                <wp:docPr id="400689337" name="Zone de texte 17"/>
+                <wp:cNvGraphicFramePr/>
+                <a:graphic xmlns:a="http://schemas.openxmlformats.org/drawingml/2006/main">
+                  <a:graphicData uri="http://schemas.microsoft.com/office/word/2010/wordprocessingShape">
+                    <wps:wsp>
+                      <wps:cNvSpPr txBox="1"/>
+                      <wps:spPr>
+                        <a:xfrm>
+                          <a:off x="0" y="0"/>
+                          <a:ext cx="409575" cy="314325"/>
+                        </a:xfrm>
+                        <a:prstGeom prst="rect">
+                          <a:avLst/>
+                        </a:prstGeom>
+                        <a:noFill/>
+                        <a:ln w="6350">
+                          <a:noFill/>
+                        </a:ln>
+                      </wps:spPr>
+                      <wps:txbx>
+                        <w:txbxContent>
+                          <w:p>
+                            <w:pPr>
+                              <w:spacing w:after="0" w:line="240" w:lineRule="auto"/>
+                              <w:jc w:val="center"/>
+                              <w:rPr>
+                                <w:b/>
+                                <w:bCs/>
+                                <w:color w:val="5B9BD5" w:themeColor="accent1"/>
+                              </w:rPr>
+                            </w:pPr>
+                            <w:r>
+                              <w:rPr>
+                                <w:b/>
+                                <w:bCs/>
+                                <w:color w:val="5B9BD5" w:themeColor="accent1"/>
+                              </w:rPr>
+                              <w:t>4</w:t>
+                            </w:r>
+                          </w:p>
+                        </w:txbxContent>
+                      </wps:txbx>
+                      <wps:bodyPr rot="0" spcFirstLastPara="0" vertOverflow="overflow" horzOverflow="overflow" vert="horz" wrap="square" lIns="91440" tIns="45720" rIns="91440" bIns="45720" numCol="1" spcCol="0" rtlCol="0" fromWordArt="0" anchor="t" anchorCtr="0" forceAA="0" compatLnSpc="1">
+                        <a:prstTxWarp prst="textNoShape">
+                          <a:avLst/>
+                        </a:prstTxWarp>
+                        <a:noAutofit/>
+                      </wps:bodyPr>
+                    </wps:wsp>
+                  </a:graphicData>
+                </a:graphic>
+                <wp14:sizeRelH relativeFrom="margin">
+                  <wp14:pctWidth>0</wp14:pctWidth>
+                </wp14:sizeRelH>
+              </wp:anchor>
+            </w:drawing>
+          </mc:Choice>
+          <mc:Fallback>
+            <w:pict>
+              <v:shape w14:anchorId="2CF268AD" id="_x0000_s1032" type="#_x0000_t202" style="position:absolute;left:0;text-align:left;margin-left:87.75pt;margin-top:78.7pt;width:32.25pt;height:24.75pt;z-index:251702272;visibility:visible;mso-wrap-style:square;mso-width-percent:0;mso-wrap-distance-left:9pt;mso-wrap-distance-top:0;mso-wrap-distance-right:9pt;mso-wrap-distance-bottom:0;mso-position-horizontal:absolute;mso-position-horizontal-relative:margin;mso-position-vertical:absolute;mso-position-vertical-relative:text;mso-width-percent:0;mso-width-relative:margin;v-text-anchor:top" o:gfxdata="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" filled="f" stroked="f" strokeweight=".5pt">
+                <v:textbox>
+                  <w:txbxContent>
+                    <w:p>
+                      <w:pPr>
+                        <w:spacing w:after="0" w:line="240" w:lineRule="auto"/>
+                        <w:jc w:val="center"/>
+                        <w:rPr>
+                          <w:b/>
+                          <w:bCs/>
+                          <w:color w:val="5B9BD5" w:themeColor="accent1"/>
+                        </w:rPr>
+                      </w:pPr>
+                      <w:r>
+                        <w:rPr>
+                          <w:b/>
+                          <w:bCs/>
+                          <w:color w:val="5B9BD5" w:themeColor="accent1"/>
+                        </w:rPr>
+                        <w:t>4</w:t>
+                      </w:r>
+                    </w:p>
+                  </w:txbxContent>
+                </v:textbox>
+                <w10:wrap anchorx="margin"/>
+              </v:shape>
+            </w:pict>
+          </mc:Fallback>
+        </mc:AlternateContent>
+      </w:r>
+      <w:r>
         <w:rPr>
-          <w:color w:val="8496B0" w:themeColor="text2" w:themeTint="99"/>
+          <w:noProof/>
         </w:rPr>
-      </w:pPr>
+        <mc:AlternateContent>
+          <mc:Choice Requires="wps">
+            <w:drawing>
+              <wp:anchor distT="0" distB="0" distL="114300" distR="114300" simplePos="0" relativeHeight="251700224" behindDoc="0" locked="0" layoutInCell="1" allowOverlap="1" wp14:anchorId="5E241C58" wp14:editId="2D998E75">
+                <wp:simplePos x="0" y="0"/>
+                <wp:positionH relativeFrom="margin">
+                  <wp:posOffset>1276350</wp:posOffset>
+                </wp:positionH>
+                <wp:positionV relativeFrom="paragraph">
+                  <wp:posOffset>1323340</wp:posOffset>
+                </wp:positionV>
+                <wp:extent cx="409575" cy="314325"/>
+                <wp:effectExtent l="0" t="0" r="0" b="0"/>
+                <wp:wrapNone/>
+                <wp:docPr id="1255964673" name="Zone de texte 17"/>
+                <wp:cNvGraphicFramePr/>
+                <a:graphic xmlns:a="http://schemas.openxmlformats.org/drawingml/2006/main">
+                  <a:graphicData uri="http://schemas.microsoft.com/office/word/2010/wordprocessingShape">
+                    <wps:wsp>
+                      <wps:cNvSpPr txBox="1"/>
+                      <wps:spPr>
+                        <a:xfrm>
+                          <a:off x="0" y="0"/>
+                          <a:ext cx="409575" cy="314325"/>
+                        </a:xfrm>
+                        <a:prstGeom prst="rect">
+                          <a:avLst/>
+                        </a:prstGeom>
+                        <a:noFill/>
+                        <a:ln w="6350">
+                          <a:noFill/>
+                        </a:ln>
+                      </wps:spPr>
+                      <wps:txbx>
+                        <w:txbxContent>
+                          <w:p>
+                            <w:pPr>
+                              <w:spacing w:after="0" w:line="240" w:lineRule="auto"/>
+                              <w:jc w:val="center"/>
+                              <w:rPr>
+                                <w:b/>
+                                <w:bCs/>
+                                <w:color w:val="5B9BD5" w:themeColor="accent1"/>
+                              </w:rPr>
+                            </w:pPr>
+                            <w:r>
+                              <w:rPr>
+                                <w:b/>
+                                <w:bCs/>
+                                <w:color w:val="5B9BD5" w:themeColor="accent1"/>
+                              </w:rPr>
+                              <w:t>3</w:t>
+                            </w:r>
+                          </w:p>
+                        </w:txbxContent>
+                      </wps:txbx>
+                      <wps:bodyPr rot="0" spcFirstLastPara="0" vertOverflow="overflow" horzOverflow="overflow" vert="horz" wrap="square" lIns="91440" tIns="45720" rIns="91440" bIns="45720" numCol="1" spcCol="0" rtlCol="0" fromWordArt="0" anchor="t" anchorCtr="0" forceAA="0" compatLnSpc="1">
+                        <a:prstTxWarp prst="textNoShape">
+                          <a:avLst/>
+                        </a:prstTxWarp>
+                        <a:noAutofit/>
+                      </wps:bodyPr>
+                    </wps:wsp>
+                  </a:graphicData>
+                </a:graphic>
+                <wp14:sizeRelH relativeFrom="margin">
+                  <wp14:pctWidth>0</wp14:pctWidth>
+                </wp14:sizeRelH>
+              </wp:anchor>
+            </w:drawing>
+          </mc:Choice>
+          <mc:Fallback>
+            <w:pict>
+              <v:shape w14:anchorId="5E241C58" id="_x0000_s1033" type="#_x0000_t202" style="position:absolute;left:0;text-align:left;margin-left:100.5pt;margin-top:104.2pt;width:32.25pt;height:24.75pt;z-index:251700224;visibility:visible;mso-wrap-style:square;mso-width-percent:0;mso-wrap-distance-left:9pt;mso-wrap-distance-top:0;mso-wrap-distance-right:9pt;mso-wrap-distance-bottom:0;mso-position-horizontal:absolute;mso-position-horizontal-relative:margin;mso-position-vertical:absolute;mso-position-vertical-relative:text;mso-width-percent:0;mso-width-relative:margin;v-text-anchor:top" o:gfxdata="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" filled="f" stroked="f" strokeweight=".5pt">
+                <v:textbox>
+                  <w:txbxContent>
+                    <w:p>
+                      <w:pPr>
+                        <w:spacing w:after="0" w:line="240" w:lineRule="auto"/>
+                        <w:jc w:val="center"/>
+                        <w:rPr>
+                          <w:b/>
+                          <w:bCs/>
+                          <w:color w:val="5B9BD5" w:themeColor="accent1"/>
+                        </w:rPr>
+                      </w:pPr>
+                      <w:r>
+                        <w:rPr>
+                          <w:b/>
+                          <w:bCs/>
+                          <w:color w:val="5B9BD5" w:themeColor="accent1"/>
+                        </w:rPr>
+                        <w:t>3</w:t>
+                      </w:r>
+                    </w:p>
+                  </w:txbxContent>
+                </v:textbox>
+                <w10:wrap anchorx="margin"/>
+              </v:shape>
+            </w:pict>
+          </mc:Fallback>
+        </mc:AlternateContent>
+      </w:r>
+      <w:r>
+        <w:rPr>
+          <w:noProof/>
+        </w:rPr>
+        <mc:AlternateContent>
+          <mc:Choice Requires="wps">
+            <w:drawing>
+              <wp:anchor distT="0" distB="0" distL="114300" distR="114300" simplePos="0" relativeHeight="251698176" behindDoc="0" locked="0" layoutInCell="1" allowOverlap="1" wp14:anchorId="1B8BD90D" wp14:editId="4E03E9FB">
+                <wp:simplePos x="0" y="0"/>
+                <wp:positionH relativeFrom="margin">
+                  <wp:posOffset>4114800</wp:posOffset>
+                </wp:positionH>
+                <wp:positionV relativeFrom="paragraph">
+                  <wp:posOffset>1873250</wp:posOffset>
+                </wp:positionV>
+                <wp:extent cx="409575" cy="314325"/>
+                <wp:effectExtent l="0" t="0" r="0" b="0"/>
+                <wp:wrapNone/>
+                <wp:docPr id="1036238684" name="Zone de texte 17"/>
+                <wp:cNvGraphicFramePr/>
+                <a:graphic xmlns:a="http://schemas.openxmlformats.org/drawingml/2006/main">
+                  <a:graphicData uri="http://schemas.microsoft.com/office/word/2010/wordprocessingShape">
+                    <wps:wsp>
+                      <wps:cNvSpPr txBox="1"/>
+                      <wps:spPr>
+                        <a:xfrm>
+                          <a:off x="0" y="0"/>
+                          <a:ext cx="409575" cy="314325"/>
+                        </a:xfrm>
+                        <a:prstGeom prst="rect">
+                          <a:avLst/>
+                        </a:prstGeom>
+                        <a:noFill/>
+                        <a:ln w="6350">
+                          <a:noFill/>
+                        </a:ln>
+                      </wps:spPr>
+                      <wps:txbx>
+                        <w:txbxContent>
+                          <w:p>
+                            <w:pPr>
+                              <w:spacing w:after="0" w:line="240" w:lineRule="auto"/>
+                              <w:jc w:val="center"/>
+                              <w:rPr>
+                                <w:b/>
+                                <w:bCs/>
+                                <w:color w:val="5B9BD5" w:themeColor="accent1"/>
+                              </w:rPr>
+                            </w:pPr>
+                            <w:r>
+                              <w:rPr>
+                                <w:b/>
+                                <w:bCs/>
+                                <w:color w:val="5B9BD5" w:themeColor="accent1"/>
+                              </w:rPr>
+                              <w:t>2</w:t>
+                            </w:r>
+                          </w:p>
+                        </w:txbxContent>
+                      </wps:txbx>
+                      <wps:bodyPr rot="0" spcFirstLastPara="0" vertOverflow="overflow" horzOverflow="overflow" vert="horz" wrap="square" lIns="91440" tIns="45720" rIns="91440" bIns="45720" numCol="1" spcCol="0" rtlCol="0" fromWordArt="0" anchor="t" anchorCtr="0" forceAA="0" compatLnSpc="1">
+                        <a:prstTxWarp prst="textNoShape">
+                          <a:avLst/>
+                        </a:prstTxWarp>
+                        <a:noAutofit/>
+                      </wps:bodyPr>
+                    </wps:wsp>
+                  </a:graphicData>
+                </a:graphic>
+                <wp14:sizeRelH relativeFrom="margin">
+                  <wp14:pctWidth>0</wp14:pctWidth>
+                </wp14:sizeRelH>
+              </wp:anchor>
+            </w:drawing>
+          </mc:Choice>
+          <mc:Fallback>
+            <w:pict>
+              <v:shape w14:anchorId="1B8BD90D" id="_x0000_s1034" type="#_x0000_t202" style="position:absolute;left:0;text-align:left;margin-left:324pt;margin-top:147.5pt;width:32.25pt;height:24.75pt;z-index:251698176;visibility:visible;mso-wrap-style:square;mso-width-percent:0;mso-wrap-distance-left:9pt;mso-wrap-distance-top:0;mso-wrap-distance-right:9pt;mso-wrap-distance-bottom:0;mso-position-horizontal:absolute;mso-position-horizontal-relative:margin;mso-position-vertical:absolute;mso-position-vertical-relative:text;mso-width-percent:0;mso-width-relative:margin;v-text-anchor:top" o:gfxdata="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" filled="f" stroked="f" strokeweight=".5pt">
+                <v:textbox>
+                  <w:txbxContent>
+                    <w:p>
+                      <w:pPr>
+                        <w:spacing w:after="0" w:line="240" w:lineRule="auto"/>
+                        <w:jc w:val="center"/>
+                        <w:rPr>
+                          <w:b/>
+                          <w:bCs/>
+                          <w:color w:val="5B9BD5" w:themeColor="accent1"/>
+                        </w:rPr>
+                      </w:pPr>
+                      <w:r>
+                        <w:rPr>
+                          <w:b/>
+                          <w:bCs/>
+                          <w:color w:val="5B9BD5" w:themeColor="accent1"/>
+                        </w:rPr>
+                        <w:t>2</w:t>
+                      </w:r>
+                    </w:p>
+                  </w:txbxContent>
+                </v:textbox>
+                <w10:wrap anchorx="margin"/>
+              </v:shape>
+            </w:pict>
+          </mc:Fallback>
+        </mc:AlternateContent>
+      </w:r>
+      <w:r>
+        <w:rPr>
+          <w:noProof/>
+        </w:rPr>
+        <mc:AlternateContent>
+          <mc:Choice Requires="wps">
+            <w:drawing>
+              <wp:anchor distT="0" distB="0" distL="114300" distR="114300" simplePos="0" relativeHeight="251696128" behindDoc="0" locked="0" layoutInCell="1" allowOverlap="1" wp14:anchorId="685F75DB" wp14:editId="524DB055">
+                <wp:simplePos x="0" y="0"/>
+                <wp:positionH relativeFrom="margin">
+                  <wp:posOffset>1104900</wp:posOffset>
+                </wp:positionH>
+                <wp:positionV relativeFrom="paragraph">
+                  <wp:posOffset>1946910</wp:posOffset>
+                </wp:positionV>
+                <wp:extent cx="409575" cy="314325"/>
+                <wp:effectExtent l="0" t="0" r="0" b="0"/>
+                <wp:wrapNone/>
+                <wp:docPr id="1280011732" name="Zone de texte 17"/>
+                <wp:cNvGraphicFramePr/>
+                <a:graphic xmlns:a="http://schemas.openxmlformats.org/drawingml/2006/main">
+                  <a:graphicData uri="http://schemas.microsoft.com/office/word/2010/wordprocessingShape">
+                    <wps:wsp>
+                      <wps:cNvSpPr txBox="1"/>
+                      <wps:spPr>
+                        <a:xfrm>
+                          <a:off x="0" y="0"/>
+                          <a:ext cx="409575" cy="314325"/>
+                        </a:xfrm>
+                        <a:prstGeom prst="rect">
+                          <a:avLst/>
+                        </a:prstGeom>
+                        <a:noFill/>
+                        <a:ln w="6350">
+                          <a:noFill/>
+                        </a:ln>
+                      </wps:spPr>
+                      <wps:txbx>
+                        <w:txbxContent>
+                          <w:p>
+                            <w:pPr>
+                              <w:spacing w:after="0" w:line="240" w:lineRule="auto"/>
+                              <w:jc w:val="center"/>
+                              <w:rPr>
+                                <w:b/>
+                                <w:bCs/>
+                                <w:color w:val="5B9BD5" w:themeColor="accent1"/>
+                              </w:rPr>
+                            </w:pPr>
+                            <w:r>
+                              <w:rPr>
+                                <w:b/>
+                                <w:bCs/>
+                                <w:color w:val="5B9BD5" w:themeColor="accent1"/>
+                              </w:rPr>
+                              <w:t>1</w:t>
+                            </w:r>
+                          </w:p>
+                        </w:txbxContent>
+                      </wps:txbx>
+                      <wps:bodyPr rot="0" spcFirstLastPara="0" vertOverflow="overflow" horzOverflow="overflow" vert="horz" wrap="square" lIns="91440" tIns="45720" rIns="91440" bIns="45720" numCol="1" spcCol="0" rtlCol="0" fromWordArt="0" anchor="t" anchorCtr="0" forceAA="0" compatLnSpc="1">
+                        <a:prstTxWarp prst="textNoShape">
+                          <a:avLst/>
+                        </a:prstTxWarp>
+                        <a:noAutofit/>
+                      </wps:bodyPr>
+                    </wps:wsp>
+                  </a:graphicData>
+                </a:graphic>
+                <wp14:sizeRelH relativeFrom="margin">
+                  <wp14:pctWidth>0</wp14:pctWidth>
+                </wp14:sizeRelH>
+              </wp:anchor>
+            </w:drawing>
+          </mc:Choice>
+          <mc:Fallback>
+            <w:pict>
+              <v:shape w14:anchorId="685F75DB" id="_x0000_s1035" type="#_x0000_t202" style="position:absolute;left:0;text-align:left;margin-left:87pt;margin-top:153.3pt;width:32.25pt;height:24.75pt;z-index:251696128;visibility:visible;mso-wrap-style:square;mso-width-percent:0;mso-wrap-distance-left:9pt;mso-wrap-distance-top:0;mso-wrap-distance-right:9pt;mso-wrap-distance-bottom:0;mso-position-horizontal:absolute;mso-position-horizontal-relative:margin;mso-position-vertical:absolute;mso-position-vertical-relative:text;mso-width-percent:0;mso-width-relative:margin;v-text-anchor:top" o:gfxdata="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" filled="f" stroked="f" strokeweight=".5pt">
+                <v:textbox>
+                  <w:txbxContent>
+                    <w:p>
+                      <w:pPr>
+                        <w:spacing w:after="0" w:line="240" w:lineRule="auto"/>
+                        <w:jc w:val="center"/>
+                        <w:rPr>
+                          <w:b/>
+                          <w:bCs/>
+                          <w:color w:val="5B9BD5" w:themeColor="accent1"/>
+                        </w:rPr>
+                      </w:pPr>
+                      <w:r>
+                        <w:rPr>
+                          <w:b/>
+                          <w:bCs/>
+                          <w:color w:val="5B9BD5" w:themeColor="accent1"/>
+                        </w:rPr>
+                        <w:t>1</w:t>
+                      </w:r>
+                    </w:p>
+                  </w:txbxContent>
+                </v:textbox>
+                <w10:wrap anchorx="margin"/>
+              </v:shape>
+            </w:pict>
+          </mc:Fallback>
+        </mc:AlternateContent>
+      </w:r>
+      <w:r>
+        <w:rPr>
+          <w:noProof/>
+        </w:rPr>
+        <mc:AlternateContent>
+          <mc:Choice Requires="wps">
+            <w:drawing>
+              <wp:anchor distT="0" distB="0" distL="114300" distR="114300" simplePos="0" relativeHeight="251694080" behindDoc="0" locked="0" layoutInCell="1" allowOverlap="1" wp14:anchorId="54CEC3B2" wp14:editId="0C34EFC3">
+                <wp:simplePos x="0" y="0"/>
+                <wp:positionH relativeFrom="column">
+                  <wp:posOffset>3396615</wp:posOffset>
+                </wp:positionH>
+                <wp:positionV relativeFrom="paragraph">
+                  <wp:posOffset>2670810</wp:posOffset>
+                </wp:positionV>
+                <wp:extent cx="942975" cy="333375"/>
+                <wp:effectExtent l="0" t="0" r="28575" b="28575"/>
+                <wp:wrapNone/>
+                <wp:docPr id="965861761" name="Zone de texte 3"/>
+                <wp:cNvGraphicFramePr/>
+                <a:graphic xmlns:a="http://schemas.openxmlformats.org/drawingml/2006/main">
+                  <a:graphicData uri="http://schemas.microsoft.com/office/word/2010/wordprocessingShape">
+                    <wps:wsp>
+                      <wps:cNvSpPr txBox="1"/>
+                      <wps:spPr>
+                        <a:xfrm>
+                          <a:off x="0" y="0"/>
+                          <a:ext cx="942975" cy="333375"/>
+                        </a:xfrm>
+                        <a:prstGeom prst="rect">
+                          <a:avLst/>
+                        </a:prstGeom>
+                        <a:solidFill>
+                          <a:schemeClr val="lt1"/>
+                        </a:solidFill>
+                        <a:ln w="6350">
+                          <a:solidFill>
+                            <a:prstClr val="black"/>
+                          </a:solidFill>
+                          <a:prstDash val="solid"/>
+                        </a:ln>
+                      </wps:spPr>
+                      <wps:txbx>
+                        <w:txbxContent>
+                          <w:p>
+                            <w:pPr>
+                              <w:spacing w:after="0" w:line="240" w:lineRule="auto"/>
+                              <w:jc w:val="center"/>
+                              <w:rPr>
+                                <w14:textOutline w14:w="0" w14:cap="rnd" w14:cmpd="sng" w14:algn="ctr">
+                                  <w14:noFill/>
+                                  <w14:prstDash w14:val="dash"/>
+                                  <w14:bevel/>
+                                </w14:textOutline>
+                              </w:rPr>
+                            </w:pPr>
+                            <w:r>
+                              <w:t>Serveur</w:t>
+                            </w:r>
+                          </w:p>
+                        </w:txbxContent>
+                      </wps:txbx>
+                      <wps:bodyPr rot="0" spcFirstLastPara="0" vertOverflow="overflow" horzOverflow="overflow" vert="horz" wrap="square" lIns="91440" tIns="45720" rIns="91440" bIns="45720" numCol="1" spcCol="0" rtlCol="0" fromWordArt="0" anchor="t" anchorCtr="0" forceAA="0" compatLnSpc="1">
+                        <a:prstTxWarp prst="textNoShape">
+                          <a:avLst/>
+                        </a:prstTxWarp>
+                        <a:noAutofit/>
+                      </wps:bodyPr>
+                    </wps:wsp>
+                  </a:graphicData>
+                </a:graphic>
+                <wp14:sizeRelH relativeFrom="margin">
+                  <wp14:pctWidth>0</wp14:pctWidth>
+                </wp14:sizeRelH>
+                <wp14:sizeRelV relativeFrom="margin">
+                  <wp14:pctHeight>0</wp14:pctHeight>
+                </wp14:sizeRelV>
+              </wp:anchor>
+            </w:drawing>
+          </mc:Choice>
+          <mc:Fallback>
+            <w:pict>
+              <v:shape w14:anchorId="54CEC3B2" id="Zone de texte 3" o:spid="_x0000_s1036" type="#_x0000_t202" style="position:absolute;left:0;text-align:left;margin-left:267.45pt;margin-top:210.3pt;width:74.25pt;height:26.25pt;z-index:251694080;visibility:visible;mso-wrap-style:square;mso-width-percent:0;mso-height-percent:0;mso-wrap-distance-left:9pt;mso-wrap-distance-top:0;mso-wrap-distance-right:9pt;mso-wrap-distance-bottom:0;mso-position-horizontal:absolute;mso-position-horizontal-relative:text;mso-position-vertical:absolute;mso-position-vertical-relative:text;mso-width-percent:0;mso-height-percent:0;mso-width-relative:margin;mso-height-relative:margin;v-text-anchor:top" o:gfxdata="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" fillcolor="white [3201]" strokeweight=".5pt">
+                <v:textbox>
+                  <w:txbxContent>
+                    <w:p>
+                      <w:pPr>
+                        <w:spacing w:after="0" w:line="240" w:lineRule="auto"/>
+                        <w:jc w:val="center"/>
+                        <w:rPr>
+                          <w14:textOutline w14:w="0" w14:cap="rnd" w14:cmpd="sng" w14:algn="ctr">
+                            <w14:noFill/>
+                            <w14:prstDash w14:val="dash"/>
+                            <w14:bevel/>
+                          </w14:textOutline>
+                        </w:rPr>
+                      </w:pPr>
+                      <w:r>
+                        <w:t>Serveur</w:t>
+                      </w:r>
+                    </w:p>
+                  </w:txbxContent>
+                </v:textbox>
+              </v:shape>
+            </w:pict>
+          </mc:Fallback>
+        </mc:AlternateContent>
+      </w:r>
+      <w:r>
+        <w:rPr>
+          <w:noProof/>
+        </w:rPr>
+        <mc:AlternateContent>
+          <mc:Choice Requires="wps">
+            <w:drawing>
+              <wp:anchor distT="0" distB="0" distL="114300" distR="114300" simplePos="0" relativeHeight="251692032" behindDoc="0" locked="0" layoutInCell="1" allowOverlap="1" wp14:anchorId="002ECCC8" wp14:editId="0A0DEB97">
+                <wp:simplePos x="0" y="0"/>
+                <wp:positionH relativeFrom="column">
+                  <wp:posOffset>-194309</wp:posOffset>
+                </wp:positionH>
+                <wp:positionV relativeFrom="paragraph">
+                  <wp:posOffset>2680335</wp:posOffset>
+                </wp:positionV>
+                <wp:extent cx="857250" cy="314325"/>
+                <wp:effectExtent l="0" t="0" r="0" b="0"/>
+                <wp:wrapNone/>
+                <wp:docPr id="870875358" name="Zone de texte 17"/>
+                <wp:cNvGraphicFramePr/>
+                <a:graphic xmlns:a="http://schemas.openxmlformats.org/drawingml/2006/main">
+                  <a:graphicData uri="http://schemas.microsoft.com/office/word/2010/wordprocessingShape">
+                    <wps:wsp>
+                      <wps:cNvSpPr txBox="1"/>
+                      <wps:spPr>
+                        <a:xfrm>
+                          <a:off x="0" y="0"/>
+                          <a:ext cx="857250" cy="314325"/>
+                        </a:xfrm>
+                        <a:prstGeom prst="rect">
+                          <a:avLst/>
+                        </a:prstGeom>
+                        <a:noFill/>
+                        <a:ln w="6350">
+                          <a:noFill/>
+                        </a:ln>
+                      </wps:spPr>
+                      <wps:txbx>
+                        <w:txbxContent>
+                          <w:p>
+                            <w:pPr>
+                              <w:spacing w:after="0" w:line="240" w:lineRule="auto"/>
+                              <w:jc w:val="center"/>
+                              <w:rPr>
+                                <w:b/>
+                                <w:bCs/>
+                              </w:rPr>
+                            </w:pPr>
+                            <w:r>
+                              <w:rPr>
+                                <w:b/>
+                                <w:bCs/>
+                              </w:rPr>
+                              <w:t>Légende :</w:t>
+                            </w:r>
+                          </w:p>
+                        </w:txbxContent>
+                      </wps:txbx>
+                      <wps:bodyPr rot="0" spcFirstLastPara="0" vertOverflow="overflow" horzOverflow="overflow" vert="horz" wrap="square" lIns="91440" tIns="45720" rIns="91440" bIns="45720" numCol="1" spcCol="0" rtlCol="0" fromWordArt="0" anchor="t" anchorCtr="0" forceAA="0" compatLnSpc="1">
+                        <a:prstTxWarp prst="textNoShape">
+                          <a:avLst/>
+                        </a:prstTxWarp>
+                        <a:noAutofit/>
+                      </wps:bodyPr>
+                    </wps:wsp>
+                  </a:graphicData>
+                </a:graphic>
+                <wp14:sizeRelH relativeFrom="margin">
+                  <wp14:pctWidth>0</wp14:pctWidth>
+                </wp14:sizeRelH>
+              </wp:anchor>
+            </w:drawing>
+          </mc:Choice>
+          <mc:Fallback>
+            <w:pict>
+              <v:shape w14:anchorId="002ECCC8" id="_x0000_s1037" type="#_x0000_t202" style="position:absolute;left:0;text-align:left;margin-left:-15.3pt;margin-top:211.05pt;width:67.5pt;height:24.75pt;z-index:251692032;visibility:visible;mso-wrap-style:square;mso-width-percent:0;mso-wrap-distance-left:9pt;mso-wrap-distance-top:0;mso-wrap-distance-right:9pt;mso-wrap-distance-bottom:0;mso-position-horizontal:absolute;mso-position-horizontal-relative:text;mso-position-vertical:absolute;mso-position-vertical-relative:text;mso-width-percent:0;mso-width-relative:margin;v-text-anchor:top" o:gfxdata="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" filled="f" stroked="f" strokeweight=".5pt">
+                <v:textbox>
+                  <w:txbxContent>
+                    <w:p>
+                      <w:pPr>
+                        <w:spacing w:after="0" w:line="240" w:lineRule="auto"/>
+                        <w:jc w:val="center"/>
+                        <w:rPr>
+                          <w:b/>
+                          <w:bCs/>
+                        </w:rPr>
+                      </w:pPr>
+                      <w:r>
+                        <w:rPr>
+                          <w:b/>
+                          <w:bCs/>
+                        </w:rPr>
+                        <w:t>Légende :</w:t>
+                      </w:r>
+                    </w:p>
+                  </w:txbxContent>
+                </v:textbox>
+              </v:shape>
+            </w:pict>
+          </mc:Fallback>
+        </mc:AlternateContent>
+      </w:r>
+      <w:r>
+        <w:rPr>
+          <w:noProof/>
+        </w:rPr>
+        <mc:AlternateContent>
+          <mc:Choice Requires="wps">
+            <w:drawing>
+              <wp:anchor distT="0" distB="0" distL="114300" distR="114300" simplePos="0" relativeHeight="251691008" behindDoc="0" locked="0" layoutInCell="1" allowOverlap="1" wp14:anchorId="67C0B0EC" wp14:editId="7C4279F4">
+                <wp:simplePos x="0" y="0"/>
+                <wp:positionH relativeFrom="column">
+                  <wp:posOffset>1863090</wp:posOffset>
+                </wp:positionH>
+                <wp:positionV relativeFrom="paragraph">
+                  <wp:posOffset>2651760</wp:posOffset>
+                </wp:positionV>
+                <wp:extent cx="1381125" cy="333375"/>
+                <wp:effectExtent l="0" t="0" r="28575" b="28575"/>
+                <wp:wrapNone/>
+                <wp:docPr id="893993473" name="Zone de texte 3"/>
+                <wp:cNvGraphicFramePr/>
+                <a:graphic xmlns:a="http://schemas.openxmlformats.org/drawingml/2006/main">
+                  <a:graphicData uri="http://schemas.microsoft.com/office/word/2010/wordprocessingShape">
+                    <wps:wsp>
+                      <wps:cNvSpPr txBox="1"/>
+                      <wps:spPr>
+                        <a:xfrm>
+                          <a:off x="0" y="0"/>
+                          <a:ext cx="1381125" cy="333375"/>
+                        </a:xfrm>
+                        <a:prstGeom prst="rect">
+                          <a:avLst/>
+                        </a:prstGeom>
+                        <a:solidFill>
+                          <a:schemeClr val="lt1"/>
+                        </a:solidFill>
+                        <a:ln w="6350">
+                          <a:solidFill>
+                            <a:prstClr val="black"/>
+                          </a:solidFill>
+                          <a:prstDash val="dash"/>
+                        </a:ln>
+                      </wps:spPr>
+                      <wps:txbx>
+                        <w:txbxContent>
+                          <w:p>
+                            <w:pPr>
+                              <w:spacing w:after="0" w:line="240" w:lineRule="auto"/>
+                              <w:jc w:val="center"/>
+                              <w:rPr>
+                                <w14:textOutline w14:w="0" w14:cap="rnd" w14:cmpd="sng" w14:algn="ctr">
+                                  <w14:noFill/>
+                                  <w14:prstDash w14:val="dash"/>
+                                  <w14:bevel/>
+                                </w14:textOutline>
+                              </w:rPr>
+                            </w:pPr>
+                            <w:r>
+                              <w:t>Conteneur Docker</w:t>
+                            </w:r>
+                          </w:p>
+                        </w:txbxContent>
+                      </wps:txbx>
+                      <wps:bodyPr rot="0" spcFirstLastPara="0" vertOverflow="overflow" horzOverflow="overflow" vert="horz" wrap="square" lIns="91440" tIns="45720" rIns="91440" bIns="45720" numCol="1" spcCol="0" rtlCol="0" fromWordArt="0" anchor="t" anchorCtr="0" forceAA="0" compatLnSpc="1">
+                        <a:prstTxWarp prst="textNoShape">
+                          <a:avLst/>
+                        </a:prstTxWarp>
+                        <a:noAutofit/>
+                      </wps:bodyPr>
+                    </wps:wsp>
+                  </a:graphicData>
+                </a:graphic>
+                <wp14:sizeRelH relativeFrom="margin">
+                  <wp14:pctWidth>0</wp14:pctWidth>
+                </wp14:sizeRelH>
+                <wp14:sizeRelV relativeFrom="margin">
+                  <wp14:pctHeight>0</wp14:pctHeight>
+                </wp14:sizeRelV>
+              </wp:anchor>
+            </w:drawing>
+          </mc:Choice>
+          <mc:Fallback>
+            <w:pict>
+              <v:shape w14:anchorId="67C0B0EC" id="_x0000_s1038" type="#_x0000_t202" style="position:absolute;left:0;text-align:left;margin-left:146.7pt;margin-top:208.8pt;width:108.75pt;height:26.25pt;z-index:251691008;visibility:visible;mso-wrap-style:square;mso-width-percent:0;mso-height-percent:0;mso-wrap-distance-left:9pt;mso-wrap-distance-top:0;mso-wrap-distance-right:9pt;mso-wrap-distance-bottom:0;mso-position-horizontal:absolute;mso-position-horizontal-relative:text;mso-position-vertical:absolute;mso-position-vertical-relative:text;mso-width-percent:0;mso-height-percent:0;mso-width-relative:margin;mso-height-relative:margin;v-text-anchor:top" o:gfxdata="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" fillcolor="white [3201]" strokeweight=".5pt">
+                <v:stroke dashstyle="dash"/>
+                <v:textbox>
+                  <w:txbxContent>
+                    <w:p>
+                      <w:pPr>
+                        <w:spacing w:after="0" w:line="240" w:lineRule="auto"/>
+                        <w:jc w:val="center"/>
+                        <w:rPr>
+                          <w14:textOutline w14:w="0" w14:cap="rnd" w14:cmpd="sng" w14:algn="ctr">
+                            <w14:noFill/>
+                            <w14:prstDash w14:val="dash"/>
+                            <w14:bevel/>
+                          </w14:textOutline>
+                        </w:rPr>
+                      </w:pPr>
+                      <w:r>
+                        <w:t>Conteneur Docker</w:t>
+                      </w:r>
+                    </w:p>
+                  </w:txbxContent>
+                </v:textbox>
+              </v:shape>
+            </w:pict>
+          </mc:Fallback>
+        </mc:AlternateContent>
+      </w:r>
+      <w:r>
+        <w:rPr>
+          <w:noProof/>
+        </w:rPr>
+        <mc:AlternateContent>
+          <mc:Choice Requires="wps">
+            <w:drawing>
+              <wp:anchor distT="0" distB="0" distL="114300" distR="114300" simplePos="0" relativeHeight="251688960" behindDoc="0" locked="0" layoutInCell="1" allowOverlap="1" wp14:anchorId="253617E0" wp14:editId="6A4BB246">
+                <wp:simplePos x="0" y="0"/>
+                <wp:positionH relativeFrom="margin">
+                  <wp:posOffset>723900</wp:posOffset>
+                </wp:positionH>
+                <wp:positionV relativeFrom="paragraph">
+                  <wp:posOffset>2656840</wp:posOffset>
+                </wp:positionV>
+                <wp:extent cx="942975" cy="333375"/>
+                <wp:effectExtent l="0" t="0" r="28575" b="28575"/>
+                <wp:wrapNone/>
+                <wp:docPr id="1881073502" name="Rectangle : coins arrondis 2"/>
+                <wp:cNvGraphicFramePr/>
+                <a:graphic xmlns:a="http://schemas.openxmlformats.org/drawingml/2006/main">
+                  <a:graphicData uri="http://schemas.microsoft.com/office/word/2010/wordprocessingShape">
+                    <wps:wsp>
+                      <wps:cNvSpPr/>
+                      <wps:spPr>
+                        <a:xfrm>
+                          <a:off x="0" y="0"/>
+                          <a:ext cx="942975" cy="333375"/>
+                        </a:xfrm>
+                        <a:prstGeom prst="roundRect">
+                          <a:avLst/>
+                        </a:prstGeom>
+                      </wps:spPr>
+                      <wps:style>
+                        <a:lnRef idx="2">
+                          <a:schemeClr val="accent1">
+                            <a:shade val="15000"/>
+                          </a:schemeClr>
+                        </a:lnRef>
+                        <a:fillRef idx="1">
+                          <a:schemeClr val="accent1"/>
+                        </a:fillRef>
+                        <a:effectRef idx="0">
+                          <a:schemeClr val="accent1"/>
+                        </a:effectRef>
+                        <a:fontRef idx="minor">
+                          <a:schemeClr val="lt1"/>
+                        </a:fontRef>
+                      </wps:style>
+                      <wps:txbx>
+                        <w:txbxContent>
+                          <w:p>
+                            <w:pPr>
+                              <w:jc w:val="center"/>
+                            </w:pPr>
+                            <w:r>
+                              <w:t>Application</w:t>
+                            </w:r>
+                          </w:p>
+                        </w:txbxContent>
+                      </wps:txbx>
+                      <wps:bodyPr rot="0" spcFirstLastPara="0" vertOverflow="overflow" horzOverflow="overflow" vert="horz" wrap="square" lIns="91440" tIns="45720" rIns="91440" bIns="45720" numCol="1" spcCol="0" rtlCol="0" fromWordArt="0" anchor="ctr" anchorCtr="0" forceAA="0" compatLnSpc="1">
+                        <a:prstTxWarp prst="textNoShape">
+                          <a:avLst/>
+                        </a:prstTxWarp>
+                        <a:noAutofit/>
+                      </wps:bodyPr>
+                    </wps:wsp>
+                  </a:graphicData>
+                </a:graphic>
+                <wp14:sizeRelH relativeFrom="margin">
+                  <wp14:pctWidth>0</wp14:pctWidth>
+                </wp14:sizeRelH>
+                <wp14:sizeRelV relativeFrom="margin">
+                  <wp14:pctHeight>0</wp14:pctHeight>
+                </wp14:sizeRelV>
+              </wp:anchor>
+            </w:drawing>
+          </mc:Choice>
+          <mc:Fallback>
+            <w:pict>
+              <v:roundrect w14:anchorId="253617E0" id="Rectangle : coins arrondis 2" o:spid="_x0000_s1039" style="position:absolute;left:0;text-align:left;margin-left:57pt;margin-top:209.2pt;width:74.25pt;height:26.25pt;z-index:251688960;visibility:visible;mso-wrap-style:square;mso-width-percent:0;mso-height-percent:0;mso-wrap-distance-left:9pt;mso-wrap-distance-top:0;mso-wrap-distance-right:9pt;mso-wrap-distance-bottom:0;mso-position-horizontal:absolute;mso-position-horizontal-relative:margin;mso-position-vertical:absolute;mso-position-vertical-relative:text;mso-width-percent:0;mso-height-percent:0;mso-width-relative:margin;mso-height-relative:margin;v-text-anchor:middle" arcsize="10923f" o:gfxdata="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" fillcolor="#5b9bd5 [3204]" strokecolor="#091723 [484]" strokeweight="1pt">
+                <v:textbox>
+                  <w:txbxContent>
+                    <w:p>
+                      <w:pPr>
+                        <w:jc w:val="center"/>
+                      </w:pPr>
+                      <w:r>
+                        <w:t>Application</w:t>
+                      </w:r>
+                    </w:p>
+                  </w:txbxContent>
+                </v:textbox>
+                <w10:wrap anchorx="margin"/>
+              </v:roundrect>
+            </w:pict>
+          </mc:Fallback>
+        </mc:AlternateContent>
+      </w:r>
+      <w:r>
+        <w:rPr>
+          <w:noProof/>
+        </w:rPr>
+        <mc:AlternateContent>
+          <mc:Choice Requires="wps">
+            <w:drawing>
+              <wp:anchor distT="0" distB="0" distL="114300" distR="114300" simplePos="0" relativeHeight="251686912" behindDoc="0" locked="0" layoutInCell="1" allowOverlap="1" wp14:anchorId="44B833B4" wp14:editId="68E97658">
+                <wp:simplePos x="0" y="0"/>
+                <wp:positionH relativeFrom="column">
+                  <wp:posOffset>-318135</wp:posOffset>
+                </wp:positionH>
+                <wp:positionV relativeFrom="paragraph">
+                  <wp:posOffset>1642110</wp:posOffset>
+                </wp:positionV>
+                <wp:extent cx="333375" cy="9525"/>
+                <wp:effectExtent l="0" t="57150" r="28575" b="85725"/>
+                <wp:wrapNone/>
+                <wp:docPr id="2123737791" name="Connecteur droit avec flèche 16"/>
+                <wp:cNvGraphicFramePr/>
+                <a:graphic xmlns:a="http://schemas.openxmlformats.org/drawingml/2006/main">
+                  <a:graphicData uri="http://schemas.microsoft.com/office/word/2010/wordprocessingShape">
+                    <wps:wsp>
+                      <wps:cNvCnPr/>
+                      <wps:spPr>
+                        <a:xfrm>
+                          <a:off x="0" y="0"/>
+                          <a:ext cx="333375" cy="9525"/>
+                        </a:xfrm>
+                        <a:prstGeom prst="straightConnector1">
+                          <a:avLst/>
+                        </a:prstGeom>
+                        <a:ln>
+                          <a:tailEnd type="triangle"/>
+                        </a:ln>
+                      </wps:spPr>
+                      <wps:style>
+                        <a:lnRef idx="1">
+                          <a:schemeClr val="accent1"/>
+                        </a:lnRef>
+                        <a:fillRef idx="0">
+                          <a:schemeClr val="accent1"/>
+                        </a:fillRef>
+                        <a:effectRef idx="0">
+                          <a:schemeClr val="accent1"/>
+                        </a:effectRef>
+                        <a:fontRef idx="minor">
+                          <a:schemeClr val="tx1"/>
+                        </a:fontRef>
+                      </wps:style>
+                      <wps:bodyPr/>
+                    </wps:wsp>
+                  </a:graphicData>
+                </a:graphic>
+              </wp:anchor>
+            </w:drawing>
+          </mc:Choice>
+          <mc:Fallback>
+            <w:pict>
+              <v:shapetype w14:anchorId="4B380AE8" id="_x0000_t32" coordsize="21600,21600" o:spt="32" o:oned="t" path="m,l21600,21600e" filled="f">
+                <v:path arrowok="t" fillok="f" o:connecttype="none"/>
+                <o:lock v:ext="edit" shapetype="t"/>
+              </v:shapetype>
+              <v:shape id="Connecteur droit avec flèche 16" o:spid="_x0000_s1026" type="#_x0000_t32" style="position:absolute;margin-left:-25.05pt;margin-top:129.3pt;width:26.25pt;height:.75pt;z-index:251686912;visibility:visible;mso-wrap-style:square;mso-wrap-distance-left:9pt;mso-wrap-distance-top:0;mso-wrap-distance-right:9pt;mso-wrap-distance-bottom:0;mso-position-horizontal:absolute;mso-position-horizontal-relative:text;mso-position-vertical:absolute;mso-position-vertical-relative:text" o:gfxdata="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" strokecolor="#4e92d1 [3044]" strokeweight=".5pt">
+                <v:stroke endarrow="block"/>
+              </v:shape>
+            </w:pict>
+          </mc:Fallback>
+        </mc:AlternateContent>
+      </w:r>
+      <w:r>
+        <w:rPr>
+          <w:noProof/>
+        </w:rPr>
+        <mc:AlternateContent>
+          <mc:Choice Requires="wps">
+            <w:drawing>
+              <wp:anchor distT="0" distB="0" distL="114300" distR="114300" simplePos="0" relativeHeight="251685888" behindDoc="0" locked="0" layoutInCell="1" allowOverlap="1" wp14:anchorId="11A1E47B" wp14:editId="40DA7950">
+                <wp:simplePos x="0" y="0"/>
+                <wp:positionH relativeFrom="column">
+                  <wp:posOffset>-337185</wp:posOffset>
+                </wp:positionH>
+                <wp:positionV relativeFrom="paragraph">
+                  <wp:posOffset>1403985</wp:posOffset>
+                </wp:positionV>
+                <wp:extent cx="342900" cy="19050"/>
+                <wp:effectExtent l="0" t="57150" r="19050" b="95250"/>
+                <wp:wrapNone/>
+                <wp:docPr id="1697552843" name="Connecteur droit avec flèche 15"/>
+                <wp:cNvGraphicFramePr/>
+                <a:graphic xmlns:a="http://schemas.openxmlformats.org/drawingml/2006/main">
+                  <a:graphicData uri="http://schemas.microsoft.com/office/word/2010/wordprocessingShape">
+                    <wps:wsp>
+                      <wps:cNvCnPr/>
+                      <wps:spPr>
+                        <a:xfrm>
+                          <a:off x="0" y="0"/>
+                          <a:ext cx="342900" cy="19050"/>
+                        </a:xfrm>
+                        <a:prstGeom prst="straightConnector1">
+                          <a:avLst/>
+                        </a:prstGeom>
+                        <a:ln>
+                          <a:tailEnd type="triangle"/>
+                        </a:ln>
+                      </wps:spPr>
+                      <wps:style>
+                        <a:lnRef idx="1">
+                          <a:schemeClr val="accent1"/>
+                        </a:lnRef>
+                        <a:fillRef idx="0">
+                          <a:schemeClr val="accent1"/>
+                        </a:fillRef>
+                        <a:effectRef idx="0">
+                          <a:schemeClr val="accent1"/>
+                        </a:effectRef>
+                        <a:fontRef idx="minor">
+                          <a:schemeClr val="tx1"/>
+                        </a:fontRef>
+                      </wps:style>
+                      <wps:bodyPr/>
+                    </wps:wsp>
+                  </a:graphicData>
+                </a:graphic>
+              </wp:anchor>
+            </w:drawing>
+          </mc:Choice>
+          <mc:Fallback>
+            <w:pict>
+              <v:shape w14:anchorId="2A6E866C" id="Connecteur droit avec flèche 15" o:spid="_x0000_s1026" type="#_x0000_t32" style="position:absolute;margin-left:-26.55pt;margin-top:110.55pt;width:27pt;height:1.5pt;z-index:251685888;visibility:visible;mso-wrap-style:square;mso-wrap-distance-left:9pt;mso-wrap-distance-top:0;mso-wrap-distance-right:9pt;mso-wrap-distance-bottom:0;mso-position-horizontal:absolute;mso-position-horizontal-relative:text;mso-position-vertical:absolute;mso-position-vertical-relative:text" o:gfxdata="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" strokecolor="#4e92d1 [3044]" strokeweight=".5pt">
+                <v:stroke endarrow="block"/>
+              </v:shape>
+            </w:pict>
+          </mc:Fallback>
+        </mc:AlternateContent>
+      </w:r>
+      <w:r>
+        <w:rPr>
+          <w:noProof/>
+        </w:rPr>
+        <mc:AlternateContent>
+          <mc:Choice Requires="wps">
+            <w:drawing>
+              <wp:anchor distT="0" distB="0" distL="114300" distR="114300" simplePos="0" relativeHeight="251679744" behindDoc="0" locked="0" layoutInCell="1" allowOverlap="1" wp14:anchorId="79053038" wp14:editId="6077207F">
+                <wp:simplePos x="0" y="0"/>
+                <wp:positionH relativeFrom="column">
+                  <wp:posOffset>3253740</wp:posOffset>
+                </wp:positionH>
+                <wp:positionV relativeFrom="paragraph">
+                  <wp:posOffset>1022985</wp:posOffset>
+                </wp:positionV>
+                <wp:extent cx="219075" cy="257175"/>
+                <wp:effectExtent l="0" t="0" r="66675" b="47625"/>
+                <wp:wrapNone/>
+                <wp:docPr id="523867366" name="Connecteur droit avec flèche 11"/>
+                <wp:cNvGraphicFramePr/>
+                <a:graphic xmlns:a="http://schemas.openxmlformats.org/drawingml/2006/main">
+                  <a:graphicData uri="http://schemas.microsoft.com/office/word/2010/wordprocessingShape">
+                    <wps:wsp>
+                      <wps:cNvCnPr/>
+                      <wps:spPr>
+                        <a:xfrm>
+                          <a:off x="0" y="0"/>
+                          <a:ext cx="219075" cy="257175"/>
+                        </a:xfrm>
+                        <a:prstGeom prst="straightConnector1">
+                          <a:avLst/>
+                        </a:prstGeom>
+                        <a:ln>
+                          <a:tailEnd type="triangle"/>
+                        </a:ln>
+                      </wps:spPr>
+                      <wps:style>
+                        <a:lnRef idx="1">
+                          <a:schemeClr val="accent1"/>
+                        </a:lnRef>
+                        <a:fillRef idx="0">
+                          <a:schemeClr val="accent1"/>
+                        </a:fillRef>
+                        <a:effectRef idx="0">
+                          <a:schemeClr val="accent1"/>
+                        </a:effectRef>
+                        <a:fontRef idx="minor">
+                          <a:schemeClr val="tx1"/>
+                        </a:fontRef>
+                      </wps:style>
+                      <wps:bodyPr/>
+                    </wps:wsp>
+                  </a:graphicData>
+                </a:graphic>
+                <wp14:sizeRelH relativeFrom="margin">
+                  <wp14:pctWidth>0</wp14:pctWidth>
+                </wp14:sizeRelH>
+                <wp14:sizeRelV relativeFrom="margin">
+                  <wp14:pctHeight>0</wp14:pctHeight>
+                </wp14:sizeRelV>
+              </wp:anchor>
+            </w:drawing>
+          </mc:Choice>
+          <mc:Fallback>
+            <w:pict>
+              <v:shape w14:anchorId="4BFAAA8E" id="Connecteur droit avec flèche 11" o:spid="_x0000_s1026" type="#_x0000_t32" style="position:absolute;margin-left:256.2pt;margin-top:80.55pt;width:17.25pt;height:20.25pt;z-index:251679744;visibility:visible;mso-wrap-style:square;mso-width-percent:0;mso-height-percent:0;mso-wrap-distance-left:9pt;mso-wrap-distance-top:0;mso-wrap-distance-right:9pt;mso-wrap-distance-bottom:0;mso-position-horizontal:absolute;mso-position-horizontal-relative:text;mso-position-vertical:absolute;mso-position-vertical-relative:text;mso-width-percent:0;mso-height-percent:0;mso-width-relative:margin;mso-height-relative:margin" o:gfxdata="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" strokecolor="#4e92d1 [3044]" strokeweight=".5pt">
+                <v:stroke endarrow="block"/>
+              </v:shape>
+            </w:pict>
+          </mc:Fallback>
+        </mc:AlternateContent>
+      </w:r>
+      <w:r>
+        <w:rPr>
+          <w:noProof/>
+        </w:rPr>
+        <mc:AlternateContent>
+          <mc:Choice Requires="wps">
+            <w:drawing>
+              <wp:anchor distT="0" distB="0" distL="114300" distR="114300" simplePos="0" relativeHeight="251678720" behindDoc="0" locked="0" layoutInCell="1" allowOverlap="1" wp14:anchorId="5A9AEA9D" wp14:editId="064D9F0A">
+                <wp:simplePos x="0" y="0"/>
+                <wp:positionH relativeFrom="column">
+                  <wp:posOffset>2234565</wp:posOffset>
+                </wp:positionH>
+                <wp:positionV relativeFrom="paragraph">
+                  <wp:posOffset>1022985</wp:posOffset>
+                </wp:positionV>
+                <wp:extent cx="161925" cy="190500"/>
+                <wp:effectExtent l="38100" t="0" r="28575" b="57150"/>
+                <wp:wrapNone/>
+                <wp:docPr id="1100515034" name="Connecteur droit avec flèche 10"/>
+                <wp:cNvGraphicFramePr/>
+                <a:graphic xmlns:a="http://schemas.openxmlformats.org/drawingml/2006/main">
+                  <a:graphicData uri="http://schemas.microsoft.com/office/word/2010/wordprocessingShape">
+                    <wps:wsp>
+                      <wps:cNvCnPr/>
+                      <wps:spPr>
+                        <a:xfrm flipH="1">
+                          <a:off x="0" y="0"/>
+                          <a:ext cx="161925" cy="190500"/>
+                        </a:xfrm>
+                        <a:prstGeom prst="straightConnector1">
+                          <a:avLst/>
+                        </a:prstGeom>
+                        <a:ln>
+                          <a:tailEnd type="triangle"/>
+                        </a:ln>
+                      </wps:spPr>
+                      <wps:style>
+                        <a:lnRef idx="1">
+                          <a:schemeClr val="accent1"/>
+                        </a:lnRef>
+                        <a:fillRef idx="0">
+                          <a:schemeClr val="accent1"/>
+                        </a:fillRef>
+                        <a:effectRef idx="0">
+                          <a:schemeClr val="accent1"/>
+                        </a:effectRef>
+                        <a:fontRef idx="minor">
+                          <a:schemeClr val="tx1"/>
+                        </a:fontRef>
+                      </wps:style>
+                      <wps:bodyPr/>
+                    </wps:wsp>
+                  </a:graphicData>
+                </a:graphic>
+                <wp14:sizeRelH relativeFrom="margin">
+                  <wp14:pctWidth>0</wp14:pctWidth>
+                </wp14:sizeRelH>
+                <wp14:sizeRelV relativeFrom="margin">
+                  <wp14:pctHeight>0</wp14:pctHeight>
+                </wp14:sizeRelV>
+              </wp:anchor>
+            </w:drawing>
+          </mc:Choice>
+          <mc:Fallback>
+            <w:pict>
+              <v:shape w14:anchorId="4C8DA54E" id="Connecteur droit avec flèche 10" o:spid="_x0000_s1026" type="#_x0000_t32" style="position:absolute;margin-left:175.95pt;margin-top:80.55pt;width:12.75pt;height:15pt;flip:x;z-index:251678720;visibility:visible;mso-wrap-style:square;mso-width-percent:0;mso-height-percent:0;mso-wrap-distance-left:9pt;mso-wrap-distance-top:0;mso-wrap-distance-right:9pt;mso-wrap-distance-bottom:0;mso-position-horizontal:absolute;mso-position-horizontal-relative:text;mso-position-vertical:absolute;mso-position-vertical-relative:text;mso-width-percent:0;mso-height-percent:0;mso-width-relative:margin;mso-height-relative:margin" o:gfxdata="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" strokecolor="#4e92d1 [3044]" strokeweight=".5pt">
+                <v:stroke endarrow="block"/>
+              </v:shape>
+            </w:pict>
+          </mc:Fallback>
+        </mc:AlternateContent>
+      </w:r>
+      <w:r>
+        <w:rPr>
+          <w:noProof/>
+        </w:rPr>
+        <mc:AlternateContent>
+          <mc:Choice Requires="wps">
+            <w:drawing>
+              <wp:anchor distT="0" distB="0" distL="114300" distR="114300" simplePos="0" relativeHeight="251669504" behindDoc="0" locked="0" layoutInCell="1" allowOverlap="1" wp14:anchorId="3834DE30" wp14:editId="088562D7">
+                <wp:simplePos x="0" y="0"/>
+                <wp:positionH relativeFrom="margin">
+                  <wp:posOffset>1939290</wp:posOffset>
+                </wp:positionH>
+                <wp:positionV relativeFrom="paragraph">
+                  <wp:posOffset>280035</wp:posOffset>
+                </wp:positionV>
+                <wp:extent cx="2038350" cy="733425"/>
+                <wp:effectExtent l="0" t="0" r="19050" b="28575"/>
+                <wp:wrapNone/>
+                <wp:docPr id="1227310174" name="Zone de texte 3"/>
+                <wp:cNvGraphicFramePr/>
+                <a:graphic xmlns:a="http://schemas.openxmlformats.org/drawingml/2006/main">
+                  <a:graphicData uri="http://schemas.microsoft.com/office/word/2010/wordprocessingShape">
+                    <wps:wsp>
+                      <wps:cNvSpPr txBox="1"/>
+                      <wps:spPr>
+                        <a:xfrm>
+                          <a:off x="0" y="0"/>
+                          <a:ext cx="2038350" cy="733425"/>
+                        </a:xfrm>
+                        <a:prstGeom prst="rect">
+                          <a:avLst/>
+                        </a:prstGeom>
+                        <a:solidFill>
+                          <a:schemeClr val="lt1"/>
+                        </a:solidFill>
+                        <a:ln w="6350">
+                          <a:solidFill>
+                            <a:prstClr val="black"/>
+                          </a:solidFill>
+                          <a:prstDash val="dash"/>
+                        </a:ln>
+                      </wps:spPr>
+                      <wps:txbx>
+                        <w:txbxContent>
+                          <w:p>
+                            <w:pPr>
+                              <w:spacing w:after="0" w:line="240" w:lineRule="auto"/>
+                              <w:jc w:val="center"/>
+                            </w:pPr>
+                            <w:r>
+                              <w:t>Airflow</w:t>
+                            </w:r>
+                          </w:p>
+                          <w:p>
+                            <w:pPr>
+                              <w:spacing w:line="240" w:lineRule="auto"/>
+                              <w:jc w:val="center"/>
+                            </w:pPr>
+                            <w:r>
+                              <w:t>DAG tradecorp_etl_pipeline</w:t>
+                            </w:r>
+                            <w:r>
+                              <w:t xml:space="preserve"> + tâche fetch_exchange_rates</w:t>
+                            </w:r>
+                            <w:r>
+                              <w:t xml:space="preserve"> + serveur web</w:t>
+                            </w:r>
+                          </w:p>
+                          <w:p>
+                            <w:pPr>
+                              <w:spacing w:after="0" w:line="240" w:lineRule="auto"/>
+                              <w:jc w:val="center"/>
+                              <w:rPr>
+                                <w14:textOutline w14:w="0" w14:cap="rnd" w14:cmpd="sng" w14:algn="ctr">
+                                  <w14:noFill/>
+                                  <w14:prstDash w14:val="dash"/>
+                                  <w14:bevel/>
+                                </w14:textOutline>
+                              </w:rPr>
+                            </w:pPr>
+                          </w:p>
+                        </w:txbxContent>
+                      </wps:txbx>
+                      <wps:bodyPr rot="0" spcFirstLastPara="0" vertOverflow="overflow" horzOverflow="overflow" vert="horz" wrap="square" lIns="91440" tIns="45720" rIns="91440" bIns="45720" numCol="1" spcCol="0" rtlCol="0" fromWordArt="0" anchor="t" anchorCtr="0" forceAA="0" compatLnSpc="1">
+                        <a:prstTxWarp prst="textNoShape">
+                          <a:avLst/>
+                        </a:prstTxWarp>
+                        <a:noAutofit/>
+                      </wps:bodyPr>
+                    </wps:wsp>
+                  </a:graphicData>
+                </a:graphic>
+                <wp14:sizeRelH relativeFrom="margin">
+                  <wp14:pctWidth>0</wp14:pctWidth>
+                </wp14:sizeRelH>
+                <wp14:sizeRelV relativeFrom="margin">
+                  <wp14:pctHeight>0</wp14:pctHeight>
+                </wp14:sizeRelV>
+              </wp:anchor>
+            </w:drawing>
+          </mc:Choice>
+          <mc:Fallback>
+            <w:pict>
+              <v:shape w14:anchorId="3834DE30" id="_x0000_s1040" type="#_x0000_t202" style="position:absolute;left:0;text-align:left;margin-left:152.7pt;margin-top:22.05pt;width:160.5pt;height:57.75pt;z-index:251669504;visibility:visible;mso-wrap-style:square;mso-width-percent:0;mso-height-percent:0;mso-wrap-distance-left:9pt;mso-wrap-distance-top:0;mso-wrap-distance-right:9pt;mso-wrap-distance-bottom:0;mso-position-horizontal:absolute;mso-position-horizontal-relative:margin;mso-position-vertical:absolute;mso-position-vertical-relative:text;mso-width-percent:0;mso-height-percent:0;mso-width-relative:margin;mso-height-relative:margin;v-text-anchor:top" o:gfxdata="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" fillcolor="white [3201]" strokeweight=".5pt">
+                <v:stroke dashstyle="dash"/>
+                <v:textbox>
+                  <w:txbxContent>
+                    <w:p>
+                      <w:pPr>
+                        <w:spacing w:after="0" w:line="240" w:lineRule="auto"/>
+                        <w:jc w:val="center"/>
+                      </w:pPr>
+                      <w:r>
+                        <w:t>Airflow</w:t>
+                      </w:r>
+                    </w:p>
+                    <w:p>
+                      <w:pPr>
+                        <w:spacing w:line="240" w:lineRule="auto"/>
+                        <w:jc w:val="center"/>
+                      </w:pPr>
+                      <w:r>
+                        <w:t>DAG tradecorp_etl_pipeline</w:t>
+                      </w:r>
+                      <w:r>
+                        <w:t xml:space="preserve"> + tâche fetch_exchange_rates</w:t>
+                      </w:r>
+                      <w:r>
+                        <w:t xml:space="preserve"> + serveur web</w:t>
+                      </w:r>
+                    </w:p>
+                    <w:p>
+                      <w:pPr>
+                        <w:spacing w:after="0" w:line="240" w:lineRule="auto"/>
+                        <w:jc w:val="center"/>
+                        <w:rPr>
+                          <w14:textOutline w14:w="0" w14:cap="rnd" w14:cmpd="sng" w14:algn="ctr">
+                            <w14:noFill/>
+                            <w14:prstDash w14:val="dash"/>
+                            <w14:bevel/>
+                          </w14:textOutline>
+                        </w:rPr>
+                      </w:pPr>
+                    </w:p>
+                  </w:txbxContent>
+                </v:textbox>
+                <w10:wrap anchorx="margin"/>
+              </v:shape>
+            </w:pict>
+          </mc:Fallback>
+        </mc:AlternateContent>
+      </w:r>
+      <w:r>
+        <w:rPr>
+          <w:noProof/>
+        </w:rPr>
+        <mc:AlternateContent>
+          <mc:Choice Requires="wps">
+            <w:drawing>
+              <wp:anchor distT="0" distB="0" distL="114300" distR="114300" simplePos="0" relativeHeight="251659264" behindDoc="0" locked="0" layoutInCell="1" allowOverlap="1" wp14:anchorId="71C84638" wp14:editId="7D971A07">
+                <wp:simplePos x="0" y="0"/>
+                <wp:positionH relativeFrom="margin">
+                  <wp:align>left</wp:align>
+                </wp:positionH>
+                <wp:positionV relativeFrom="paragraph">
+                  <wp:posOffset>1175386</wp:posOffset>
+                </wp:positionV>
+                <wp:extent cx="1028700" cy="647700"/>
+                <wp:effectExtent l="0" t="0" r="19050" b="19050"/>
+                <wp:wrapNone/>
+                <wp:docPr id="1697625943" name="Zone de texte 1"/>
+                <wp:cNvGraphicFramePr/>
+                <a:graphic xmlns:a="http://schemas.openxmlformats.org/drawingml/2006/main">
+                  <a:graphicData uri="http://schemas.microsoft.com/office/word/2010/wordprocessingShape">
+                    <wps:wsp>
+                      <wps:cNvSpPr txBox="1"/>
+                      <wps:spPr>
+                        <a:xfrm>
+                          <a:off x="0" y="0"/>
+                          <a:ext cx="1028700" cy="647700"/>
+                        </a:xfrm>
+                        <a:prstGeom prst="rect">
+                          <a:avLst/>
+                        </a:prstGeom>
+                        <a:solidFill>
+                          <a:schemeClr val="lt1"/>
+                        </a:solidFill>
+                        <a:ln w="6350">
+                          <a:solidFill>
+                            <a:prstClr val="black"/>
+                          </a:solidFill>
+                        </a:ln>
+                      </wps:spPr>
+                      <wps:txbx>
+                        <w:txbxContent>
+                          <w:p>
+                            <w:pPr>
+                              <w:jc w:val="center"/>
+                            </w:pPr>
+                            <w:r>
+                              <w:t>AZURE conteneurs</w:t>
+                            </w:r>
+                            <w:r>
+                              <w:t xml:space="preserve"> raw / clean</w:t>
+                            </w:r>
+                          </w:p>
+                        </w:txbxContent>
+                      </wps:txbx>
+                      <wps:bodyPr rot="0" spcFirstLastPara="0" vertOverflow="overflow" horzOverflow="overflow" vert="horz" wrap="square" lIns="91440" tIns="45720" rIns="91440" bIns="45720" numCol="1" spcCol="0" rtlCol="0" fromWordArt="0" anchor="t" anchorCtr="0" forceAA="0" compatLnSpc="1">
+                        <a:prstTxWarp prst="textNoShape">
+                          <a:avLst/>
+                        </a:prstTxWarp>
+                        <a:noAutofit/>
+                      </wps:bodyPr>
+                    </wps:wsp>
+                  </a:graphicData>
+                </a:graphic>
+                <wp14:sizeRelH relativeFrom="margin">
+                  <wp14:pctWidth>0</wp14:pctWidth>
+                </wp14:sizeRelH>
+                <wp14:sizeRelV relativeFrom="margin">
+                  <wp14:pctHeight>0</wp14:pctHeight>
+                </wp14:sizeRelV>
+              </wp:anchor>
+            </w:drawing>
+          </mc:Choice>
+          <mc:Fallback>
+            <w:pict>
+              <v:shape w14:anchorId="71C84638" id="Zone de texte 1" o:spid="_x0000_s1041" type="#_x0000_t202" style="position:absolute;left:0;text-align:left;margin-left:0;margin-top:92.55pt;width:81pt;height:51pt;z-index:251659264;visibility:visible;mso-wrap-style:square;mso-width-percent:0;mso-height-percent:0;mso-wrap-distance-left:9pt;mso-wrap-distance-top:0;mso-wrap-distance-right:9pt;mso-wrap-distance-bottom:0;mso-position-horizontal:left;mso-position-horizontal-relative:margin;mso-position-vertical:absolute;mso-position-vertical-relative:text;mso-width-percent:0;mso-height-percent:0;mso-width-relative:margin;mso-height-relative:margin;v-text-anchor:top" o:gfxdata="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" fillcolor="white [3201]" strokeweight=".5pt">
+                <v:textbox>
+                  <w:txbxContent>
+                    <w:p>
+                      <w:pPr>
+                        <w:jc w:val="center"/>
+                      </w:pPr>
+                      <w:r>
+                        <w:t>AZURE conteneurs</w:t>
+                      </w:r>
+                      <w:r>
+                        <w:t xml:space="preserve"> raw / clean</w:t>
+                      </w:r>
+                    </w:p>
+                  </w:txbxContent>
+                </v:textbox>
+                <w10:wrap anchorx="margin"/>
+              </v:shape>
+            </w:pict>
+          </mc:Fallback>
+        </mc:AlternateContent>
+      </w:r>
+      <w:r>
+        <w:rPr>
+          <w:noProof/>
+        </w:rPr>
+        <mc:AlternateContent>
+          <mc:Choice Requires="wps">
+            <w:drawing>
+              <wp:anchor distT="0" distB="0" distL="114300" distR="114300" simplePos="0" relativeHeight="251684864" behindDoc="0" locked="0" layoutInCell="1" allowOverlap="1" wp14:anchorId="02873A26" wp14:editId="330096D9">
+                <wp:simplePos x="0" y="0"/>
+                <wp:positionH relativeFrom="column">
+                  <wp:posOffset>3987165</wp:posOffset>
+                </wp:positionH>
+                <wp:positionV relativeFrom="paragraph">
+                  <wp:posOffset>651510</wp:posOffset>
+                </wp:positionV>
+                <wp:extent cx="542925" cy="9525"/>
+                <wp:effectExtent l="38100" t="76200" r="0" b="85725"/>
+                <wp:wrapNone/>
+                <wp:docPr id="1853514014" name="Connecteur droit avec flèche 14"/>
+                <wp:cNvGraphicFramePr/>
+                <a:graphic xmlns:a="http://schemas.openxmlformats.org/drawingml/2006/main">
+                  <a:graphicData uri="http://schemas.microsoft.com/office/word/2010/wordprocessingShape">
+                    <wps:wsp>
+                      <wps:cNvCnPr/>
+                      <wps:spPr>
+                        <a:xfrm flipH="1" flipV="1">
+                          <a:off x="0" y="0"/>
+                          <a:ext cx="542925" cy="9525"/>
+                        </a:xfrm>
+                        <a:prstGeom prst="straightConnector1">
+                          <a:avLst/>
+                        </a:prstGeom>
+                        <a:ln>
+                          <a:tailEnd type="triangle"/>
+                        </a:ln>
+                      </wps:spPr>
+                      <wps:style>
+                        <a:lnRef idx="1">
+                          <a:schemeClr val="accent1"/>
+                        </a:lnRef>
+                        <a:fillRef idx="0">
+                          <a:schemeClr val="accent1"/>
+                        </a:fillRef>
+                        <a:effectRef idx="0">
+                          <a:schemeClr val="accent1"/>
+                        </a:effectRef>
+                        <a:fontRef idx="minor">
+                          <a:schemeClr val="tx1"/>
+                        </a:fontRef>
+                      </wps:style>
+                      <wps:bodyPr/>
+                    </wps:wsp>
+                  </a:graphicData>
+                </a:graphic>
+              </wp:anchor>
+            </w:drawing>
+          </mc:Choice>
+          <mc:Fallback>
+            <w:pict>
+              <v:shape w14:anchorId="469CC328" id="Connecteur droit avec flèche 14" o:spid="_x0000_s1026" type="#_x0000_t32" style="position:absolute;margin-left:313.95pt;margin-top:51.3pt;width:42.75pt;height:.75pt;flip:x y;z-index:251684864;visibility:visible;mso-wrap-style:square;mso-wrap-distance-left:9pt;mso-wrap-distance-top:0;mso-wrap-distance-right:9pt;mso-wrap-distance-bottom:0;mso-position-horizontal:absolute;mso-position-horizontal-relative:text;mso-position-vertical:absolute;mso-position-vertical-relative:text" o:gfxdata="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" strokecolor="#4e92d1 [3044]" strokeweight=".5pt">
+                <v:stroke endarrow="block"/>
+              </v:shape>
+            </w:pict>
+          </mc:Fallback>
+        </mc:AlternateContent>
+      </w:r>
+      <w:r>
+        <w:rPr>
+          <w:noProof/>
+        </w:rPr>
+        <mc:AlternateContent>
+          <mc:Choice Requires="wps">
+            <w:drawing>
+              <wp:anchor distT="0" distB="0" distL="114300" distR="114300" simplePos="0" relativeHeight="251683840" behindDoc="0" locked="0" layoutInCell="1" allowOverlap="1" wp14:anchorId="3352B06A" wp14:editId="50A335A6">
+                <wp:simplePos x="0" y="0"/>
+                <wp:positionH relativeFrom="margin">
+                  <wp:posOffset>4530725</wp:posOffset>
+                </wp:positionH>
+                <wp:positionV relativeFrom="paragraph">
+                  <wp:posOffset>127635</wp:posOffset>
+                </wp:positionV>
+                <wp:extent cx="1390650" cy="1114425"/>
+                <wp:effectExtent l="0" t="0" r="19050" b="28575"/>
+                <wp:wrapNone/>
+                <wp:docPr id="1232350158" name="Cadre 13"/>
+                <wp:cNvGraphicFramePr/>
+                <a:graphic xmlns:a="http://schemas.openxmlformats.org/drawingml/2006/main">
+                  <a:graphicData uri="http://schemas.microsoft.com/office/word/2010/wordprocessingShape">
+                    <wps:wsp>
+                      <wps:cNvSpPr/>
+                      <wps:spPr>
+                        <a:xfrm>
+                          <a:off x="0" y="0"/>
+                          <a:ext cx="1390650" cy="1114425"/>
+                        </a:xfrm>
+                        <a:prstGeom prst="frame">
+                          <a:avLst/>
+                        </a:prstGeom>
+                      </wps:spPr>
+                      <wps:style>
+                        <a:lnRef idx="2">
+                          <a:schemeClr val="accent1">
+                            <a:shade val="15000"/>
+                          </a:schemeClr>
+                        </a:lnRef>
+                        <a:fillRef idx="1">
+                          <a:schemeClr val="accent1"/>
+                        </a:fillRef>
+                        <a:effectRef idx="0">
+                          <a:schemeClr val="accent1"/>
+                        </a:effectRef>
+                        <a:fontRef idx="minor">
+                          <a:schemeClr val="lt1"/>
+                        </a:fontRef>
+                      </wps:style>
+                      <wps:txbx>
+                        <w:txbxContent>
+                          <w:p>
+                            <w:pPr>
+                              <w:jc w:val="center"/>
+                              <w:rPr>
+                                <w:color w:val="000000" w:themeColor="text1"/>
+                              </w:rPr>
+                            </w:pPr>
+                            <w:r>
+                              <w:rPr>
+                                <w:color w:val="000000" w:themeColor="text1"/>
+                              </w:rPr>
+                              <w:t>Navigateur internet : paramétrage et suivi Airflow</w:t>
+                            </w:r>
+                          </w:p>
+                        </w:txbxContent>
+                      </wps:txbx>
+                      <wps:bodyPr rot="0" spcFirstLastPara="0" vertOverflow="overflow" horzOverflow="overflow" vert="horz" wrap="square" lIns="91440" tIns="45720" rIns="91440" bIns="45720" numCol="1" spcCol="0" rtlCol="0" fromWordArt="0" anchor="ctr" anchorCtr="0" forceAA="0" compatLnSpc="1">
+                        <a:prstTxWarp prst="textNoShape">
+                          <a:avLst/>
+                        </a:prstTxWarp>
+                        <a:noAutofit/>
+                      </wps:bodyPr>
+                    </wps:wsp>
+                  </a:graphicData>
+                </a:graphic>
+                <wp14:sizeRelH relativeFrom="margin">
+                  <wp14:pctWidth>0</wp14:pctWidth>
+                </wp14:sizeRelH>
+                <wp14:sizeRelV relativeFrom="margin">
+                  <wp14:pctHeight>0</wp14:pctHeight>
+                </wp14:sizeRelV>
+              </wp:anchor>
+            </w:drawing>
+          </mc:Choice>
+          <mc:Fallback>
+            <w:pict>
+              <v:shape w14:anchorId="3352B06A" id="Cadre 13" o:spid="_x0000_s1042" style="position:absolute;left:0;text-align:left;margin-left:356.75pt;margin-top:10.05pt;width:109.5pt;height:87.75pt;z-index:251683840;visibility:visible;mso-wrap-style:square;mso-width-percent:0;mso-height-percent:0;mso-wrap-distance-left:9pt;mso-wrap-distance-top:0;mso-wrap-distance-right:9pt;mso-wrap-distance-bottom:0;mso-position-horizontal:absolute;mso-position-horizontal-relative:margin;mso-position-vertical:absolute;mso-position-vertical-relative:text;mso-width-percent:0;mso-height-percent:0;mso-width-relative:margin;mso-height-relative:margin;v-text-anchor:middle" coordsize="1390650,1114425" o:spt="100" o:gfxdata="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" adj="-11796480,,5400" path="m,l1390650,r,1114425l,1114425,,xm139303,139303r,835819l1251347,975122r,-835819l139303,139303xe" fillcolor="#5b9bd5 [3204]" strokecolor="#091723 [484]" strokeweight="1pt">
+                <v:stroke joinstyle="miter"/>
+                <v:formulas/>
+                <v:path arrowok="t" o:connecttype="custom" o:connectlocs="0,0;1390650,0;1390650,1114425;0,1114425;0,0;139303,139303;139303,975122;1251347,975122;1251347,139303;139303,139303" o:connectangles="0,0,0,0,0,0,0,0,0,0" textboxrect="0,0,1390650,1114425"/>
+                <v:textbox>
+                  <w:txbxContent>
+                    <w:p>
+                      <w:pPr>
+                        <w:jc w:val="center"/>
+                        <w:rPr>
+                          <w:color w:val="000000" w:themeColor="text1"/>
+                        </w:rPr>
+                      </w:pPr>
+                      <w:r>
+                        <w:rPr>
+                          <w:color w:val="000000" w:themeColor="text1"/>
+                        </w:rPr>
+                        <w:t>Navigateur internet : paramétrage et suivi Airflow</w:t>
+                      </w:r>
+                    </w:p>
+                  </w:txbxContent>
+                </v:textbox>
+                <w10:wrap anchorx="margin"/>
+              </v:shape>
+            </w:pict>
+          </mc:Fallback>
+        </mc:AlternateContent>
+      </w:r>
+      <w:r>
+        <w:rPr>
+          <w:noProof/>
+        </w:rPr>
+        <mc:AlternateContent>
+          <mc:Choice Requires="wps">
+            <w:drawing>
+              <wp:anchor distT="0" distB="0" distL="114300" distR="114300" simplePos="0" relativeHeight="251666432" behindDoc="0" locked="0" layoutInCell="1" allowOverlap="1" wp14:anchorId="75895F26" wp14:editId="5A72EDEF">
+                <wp:simplePos x="0" y="0"/>
+                <wp:positionH relativeFrom="margin">
+                  <wp:posOffset>0</wp:posOffset>
+                </wp:positionH>
+                <wp:positionV relativeFrom="paragraph">
+                  <wp:posOffset>2013585</wp:posOffset>
+                </wp:positionV>
+                <wp:extent cx="1009650" cy="371475"/>
+                <wp:effectExtent l="0" t="0" r="19050" b="28575"/>
+                <wp:wrapNone/>
+                <wp:docPr id="1648938700" name="Zone de texte 1"/>
+                <wp:cNvGraphicFramePr/>
+                <a:graphic xmlns:a="http://schemas.openxmlformats.org/drawingml/2006/main">
+                  <a:graphicData uri="http://schemas.microsoft.com/office/word/2010/wordprocessingShape">
+                    <wps:wsp>
+                      <wps:cNvSpPr txBox="1"/>
+                      <wps:spPr>
+                        <a:xfrm>
+                          <a:off x="0" y="0"/>
+                          <a:ext cx="1009650" cy="371475"/>
+                        </a:xfrm>
+                        <a:prstGeom prst="rect">
+                          <a:avLst/>
+                        </a:prstGeom>
+                        <a:solidFill>
+                          <a:schemeClr val="lt1"/>
+                        </a:solidFill>
+                        <a:ln w="6350">
+                          <a:solidFill>
+                            <a:prstClr val="black"/>
+                          </a:solidFill>
+                        </a:ln>
+                      </wps:spPr>
+                      <wps:txbx>
+                        <w:txbxContent>
+                          <w:p>
+                            <w:pPr>
+                              <w:jc w:val="center"/>
+                            </w:pPr>
+                            <w:r>
+                              <w:t>GitHub</w:t>
+                            </w:r>
+                          </w:p>
+                        </w:txbxContent>
+                      </wps:txbx>
+                      <wps:bodyPr rot="0" spcFirstLastPara="0" vertOverflow="overflow" horzOverflow="overflow" vert="horz" wrap="square" lIns="91440" tIns="45720" rIns="91440" bIns="45720" numCol="1" spcCol="0" rtlCol="0" fromWordArt="0" anchor="t" anchorCtr="0" forceAA="0" compatLnSpc="1">
+                        <a:prstTxWarp prst="textNoShape">
+                          <a:avLst/>
+                        </a:prstTxWarp>
+                        <a:noAutofit/>
+                      </wps:bodyPr>
+                    </wps:wsp>
+                  </a:graphicData>
+                </a:graphic>
+                <wp14:sizeRelH relativeFrom="margin">
+                  <wp14:pctWidth>0</wp14:pctWidth>
+                </wp14:sizeRelH>
+                <wp14:sizeRelV relativeFrom="margin">
+                  <wp14:pctHeight>0</wp14:pctHeight>
+                </wp14:sizeRelV>
+              </wp:anchor>
+            </w:drawing>
+          </mc:Choice>
+          <mc:Fallback>
+            <w:pict>
+              <v:shape w14:anchorId="75895F26" id="_x0000_s1043" type="#_x0000_t202" style="position:absolute;left:0;text-align:left;margin-left:0;margin-top:158.55pt;width:79.5pt;height:29.25pt;z-index:251666432;visibility:visible;mso-wrap-style:square;mso-width-percent:0;mso-height-percent:0;mso-wrap-distance-left:9pt;mso-wrap-distance-top:0;mso-wrap-distance-right:9pt;mso-wrap-distance-bottom:0;mso-position-horizontal:absolute;mso-position-horizontal-relative:margin;mso-position-vertical:absolute;mso-position-vertical-relative:text;mso-width-percent:0;mso-height-percent:0;mso-width-relative:margin;mso-height-relative:margin;v-text-anchor:top" o:gfxdata="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" fillcolor="white [3201]" strokeweight=".5pt">
+                <v:textbox>
+                  <w:txbxContent>
+                    <w:p>
+                      <w:pPr>
+                        <w:jc w:val="center"/>
+                      </w:pPr>
+                      <w:r>
+                        <w:t>GitHub</w:t>
+                      </w:r>
+                    </w:p>
+                  </w:txbxContent>
+                </v:textbox>
+                <w10:wrap anchorx="margin"/>
+              </v:shape>
+            </w:pict>
+          </mc:Fallback>
+        </mc:AlternateContent>
+      </w:r>
+      <w:r>
+        <w:rPr>
+          <w:noProof/>
+        </w:rPr>
+        <mc:AlternateContent>
+          <mc:Choice Requires="wps">
+            <w:drawing>
+              <wp:anchor distT="0" distB="0" distL="114300" distR="114300" simplePos="0" relativeHeight="251674624" behindDoc="0" locked="0" layoutInCell="1" allowOverlap="1" wp14:anchorId="0DB9EE3D" wp14:editId="37FC66FC">
+                <wp:simplePos x="0" y="0"/>
+                <wp:positionH relativeFrom="column">
+                  <wp:posOffset>1005841</wp:posOffset>
+                </wp:positionH>
+                <wp:positionV relativeFrom="paragraph">
+                  <wp:posOffset>2144394</wp:posOffset>
+                </wp:positionV>
+                <wp:extent cx="742950" cy="45719"/>
+                <wp:effectExtent l="38100" t="38100" r="19050" b="88265"/>
+                <wp:wrapNone/>
+                <wp:docPr id="1355962465" name="Connecteur droit avec flèche 7"/>
+                <wp:cNvGraphicFramePr/>
+                <a:graphic xmlns:a="http://schemas.openxmlformats.org/drawingml/2006/main">
+                  <a:graphicData uri="http://schemas.microsoft.com/office/word/2010/wordprocessingShape">
+                    <wps:wsp>
+                      <wps:cNvCnPr/>
+                      <wps:spPr>
+                        <a:xfrm flipH="1">
+                          <a:off x="0" y="0"/>
+                          <a:ext cx="742950" cy="45719"/>
+                        </a:xfrm>
+                        <a:prstGeom prst="straightConnector1">
+                          <a:avLst/>
+                        </a:prstGeom>
+                        <a:ln>
+                          <a:tailEnd type="triangle"/>
+                        </a:ln>
+                      </wps:spPr>
+                      <wps:style>
+                        <a:lnRef idx="1">
+                          <a:schemeClr val="accent1"/>
+                        </a:lnRef>
+                        <a:fillRef idx="0">
+                          <a:schemeClr val="accent1"/>
+                        </a:fillRef>
+                        <a:effectRef idx="0">
+                          <a:schemeClr val="accent1"/>
+                        </a:effectRef>
+                        <a:fontRef idx="minor">
+                          <a:schemeClr val="tx1"/>
+                        </a:fontRef>
+                      </wps:style>
+                      <wps:bodyPr/>
+                    </wps:wsp>
+                  </a:graphicData>
+                </a:graphic>
+                <wp14:sizeRelH relativeFrom="margin">
+                  <wp14:pctWidth>0</wp14:pctWidth>
+                </wp14:sizeRelH>
+                <wp14:sizeRelV relativeFrom="margin">
+                  <wp14:pctHeight>0</wp14:pctHeight>
+                </wp14:sizeRelV>
+              </wp:anchor>
+            </w:drawing>
+          </mc:Choice>
+          <mc:Fallback>
+            <w:pict>
+              <v:shape w14:anchorId="2746B906" id="Connecteur droit avec flèche 7" o:spid="_x0000_s1026" type="#_x0000_t32" style="position:absolute;margin-left:79.2pt;margin-top:168.85pt;width:58.5pt;height:3.6pt;flip:x;z-index:251674624;visibility:visible;mso-wrap-style:square;mso-width-percent:0;mso-height-percent:0;mso-wrap-distance-left:9pt;mso-wrap-distance-top:0;mso-wrap-distance-right:9pt;mso-wrap-distance-bottom:0;mso-position-horizontal:absolute;mso-position-horizontal-relative:text;mso-position-vertical:absolute;mso-position-vertical-relative:text;mso-width-percent:0;mso-height-percent:0;mso-width-relative:margin;mso-height-relative:margin" o:gfxdata="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" strokecolor="#4e92d1 [3044]" strokeweight=".5pt">
+                <v:stroke endarrow="block"/>
+              </v:shape>
+            </w:pict>
+          </mc:Fallback>
+        </mc:AlternateContent>
+      </w:r>
+      <w:r>
+        <w:rPr>
+          <w:noProof/>
+        </w:rPr>
+        <mc:AlternateContent>
+          <mc:Choice Requires="wps">
+            <w:drawing>
+              <wp:anchor distT="0" distB="0" distL="114300" distR="114300" simplePos="0" relativeHeight="251682816" behindDoc="0" locked="0" layoutInCell="1" allowOverlap="1" wp14:anchorId="015F4571" wp14:editId="2E776652">
+                <wp:simplePos x="0" y="0"/>
+                <wp:positionH relativeFrom="margin">
+                  <wp:posOffset>1733550</wp:posOffset>
+                </wp:positionH>
+                <wp:positionV relativeFrom="paragraph">
+                  <wp:posOffset>1975485</wp:posOffset>
+                </wp:positionV>
+                <wp:extent cx="942975" cy="333375"/>
+                <wp:effectExtent l="0" t="0" r="28575" b="28575"/>
+                <wp:wrapNone/>
+                <wp:docPr id="1114244305" name="Rectangle : coins arrondis 2"/>
+                <wp:cNvGraphicFramePr/>
+                <a:graphic xmlns:a="http://schemas.openxmlformats.org/drawingml/2006/main">
+                  <a:graphicData uri="http://schemas.microsoft.com/office/word/2010/wordprocessingShape">
+                    <wps:wsp>
+                      <wps:cNvSpPr/>
+                      <wps:spPr>
+                        <a:xfrm>
+                          <a:off x="0" y="0"/>
+                          <a:ext cx="942975" cy="333375"/>
+                        </a:xfrm>
+                        <a:prstGeom prst="roundRect">
+                          <a:avLst/>
+                        </a:prstGeom>
+                      </wps:spPr>
+                      <wps:style>
+                        <a:lnRef idx="2">
+                          <a:schemeClr val="accent1">
+                            <a:shade val="15000"/>
+                          </a:schemeClr>
+                        </a:lnRef>
+                        <a:fillRef idx="1">
+                          <a:schemeClr val="accent1"/>
+                        </a:fillRef>
+                        <a:effectRef idx="0">
+                          <a:schemeClr val="accent1"/>
+                        </a:effectRef>
+                        <a:fontRef idx="minor">
+                          <a:schemeClr val="lt1"/>
+                        </a:fontRef>
+                      </wps:style>
+                      <wps:txbx>
+                        <w:txbxContent>
+                          <w:p>
+                            <w:pPr>
+                              <w:jc w:val="center"/>
+                            </w:pPr>
+                            <w:r>
+                              <w:t>Client Git</w:t>
+                            </w:r>
+                          </w:p>
+                        </w:txbxContent>
+                      </wps:txbx>
+                      <wps:bodyPr rot="0" spcFirstLastPara="0" vertOverflow="overflow" horzOverflow="overflow" vert="horz" wrap="square" lIns="91440" tIns="45720" rIns="91440" bIns="45720" numCol="1" spcCol="0" rtlCol="0" fromWordArt="0" anchor="ctr" anchorCtr="0" forceAA="0" compatLnSpc="1">
+                        <a:prstTxWarp prst="textNoShape">
+                          <a:avLst/>
+                        </a:prstTxWarp>
+                        <a:noAutofit/>
+                      </wps:bodyPr>
+                    </wps:wsp>
+                  </a:graphicData>
+                </a:graphic>
+                <wp14:sizeRelH relativeFrom="margin">
+                  <wp14:pctWidth>0</wp14:pctWidth>
+                </wp14:sizeRelH>
+                <wp14:sizeRelV relativeFrom="margin">
+                  <wp14:pctHeight>0</wp14:pctHeight>
+                </wp14:sizeRelV>
+              </wp:anchor>
+            </w:drawing>
+          </mc:Choice>
+          <mc:Fallback>
+            <w:pict>
+              <v:roundrect w14:anchorId="015F4571" id="_x0000_s1044" style="position:absolute;left:0;text-align:left;margin-left:136.5pt;margin-top:155.55pt;width:74.25pt;height:26.25pt;z-index:251682816;visibility:visible;mso-wrap-style:square;mso-width-percent:0;mso-height-percent:0;mso-wrap-distance-left:9pt;mso-wrap-distance-top:0;mso-wrap-distance-right:9pt;mso-wrap-distance-bottom:0;mso-position-horizontal:absolute;mso-position-horizontal-relative:margin;mso-position-vertical:absolute;mso-position-vertical-relative:text;mso-width-percent:0;mso-height-percent:0;mso-width-relative:margin;mso-height-relative:margin;v-text-anchor:middle" arcsize="10923f" o:gfxdata="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" fillcolor="#5b9bd5 [3204]" strokecolor="#091723 [484]" strokeweight="1pt">
+                <v:textbox>
+                  <w:txbxContent>
+                    <w:p>
+                      <w:pPr>
+                        <w:jc w:val="center"/>
+                      </w:pPr>
+                      <w:r>
+                        <w:t>Client Git</w:t>
+                      </w:r>
+                    </w:p>
+                  </w:txbxContent>
+                </v:textbox>
+                <w10:wrap anchorx="margin"/>
+              </v:roundrect>
+            </w:pict>
+          </mc:Fallback>
+        </mc:AlternateContent>
+      </w:r>
+      <w:r>
+        <w:rPr>
+          <w:noProof/>
+        </w:rPr>
+        <mc:AlternateContent>
+          <mc:Choice Requires="wps">
+            <w:drawing>
+              <wp:anchor distT="0" distB="0" distL="114300" distR="114300" simplePos="0" relativeHeight="251664384" behindDoc="0" locked="0" layoutInCell="1" allowOverlap="1" wp14:anchorId="368C6BC0" wp14:editId="2E904F0B">
+                <wp:simplePos x="0" y="0"/>
+                <wp:positionH relativeFrom="column">
+                  <wp:posOffset>2739390</wp:posOffset>
+                </wp:positionH>
+                <wp:positionV relativeFrom="paragraph">
+                  <wp:posOffset>1965960</wp:posOffset>
+                </wp:positionV>
+                <wp:extent cx="1238250" cy="333375"/>
+                <wp:effectExtent l="0" t="0" r="19050" b="28575"/>
+                <wp:wrapNone/>
+                <wp:docPr id="392435928" name="Rectangle : coins arrondis 2"/>
+                <wp:cNvGraphicFramePr/>
+                <a:graphic xmlns:a="http://schemas.openxmlformats.org/drawingml/2006/main">
+                  <a:graphicData uri="http://schemas.microsoft.com/office/word/2010/wordprocessingShape">
+                    <wps:wsp>
+                      <wps:cNvSpPr/>
+                      <wps:spPr>
+                        <a:xfrm>
+                          <a:off x="0" y="0"/>
+                          <a:ext cx="1238250" cy="333375"/>
+                        </a:xfrm>
+                        <a:prstGeom prst="roundRect">
+                          <a:avLst/>
+                        </a:prstGeom>
+                      </wps:spPr>
+                      <wps:style>
+                        <a:lnRef idx="2">
+                          <a:schemeClr val="accent1">
+                            <a:shade val="15000"/>
+                          </a:schemeClr>
+                        </a:lnRef>
+                        <a:fillRef idx="1">
+                          <a:schemeClr val="accent1"/>
+                        </a:fillRef>
+                        <a:effectRef idx="0">
+                          <a:schemeClr val="accent1"/>
+                        </a:effectRef>
+                        <a:fontRef idx="minor">
+                          <a:schemeClr val="lt1"/>
+                        </a:fontRef>
+                      </wps:style>
+                      <wps:txbx>
+                        <w:txbxContent>
+                          <w:p>
+                            <w:pPr>
+                              <w:jc w:val="center"/>
+                            </w:pPr>
+                            <w:r>
+                              <w:t>Docker Desktop</w:t>
+                            </w:r>
+                          </w:p>
+                        </w:txbxContent>
+                      </wps:txbx>
+                      <wps:bodyPr rot="0" spcFirstLastPara="0" vertOverflow="overflow" horzOverflow="overflow" vert="horz" wrap="square" lIns="91440" tIns="45720" rIns="91440" bIns="45720" numCol="1" spcCol="0" rtlCol="0" fromWordArt="0" anchor="ctr" anchorCtr="0" forceAA="0" compatLnSpc="1">
+                        <a:prstTxWarp prst="textNoShape">
+                          <a:avLst/>
+                        </a:prstTxWarp>
+                        <a:noAutofit/>
+                      </wps:bodyPr>
+                    </wps:wsp>
+                  </a:graphicData>
+                </a:graphic>
+                <wp14:sizeRelH relativeFrom="margin">
+                  <wp14:pctWidth>0</wp14:pctWidth>
+                </wp14:sizeRelH>
+                <wp14:sizeRelV relativeFrom="margin">
+                  <wp14:pctHeight>0</wp14:pctHeight>
+                </wp14:sizeRelV>
+              </wp:anchor>
+            </w:drawing>
+          </mc:Choice>
+          <mc:Fallback>
+            <w:pict>
+              <v:roundrect w14:anchorId="368C6BC0" id="_x0000_s1045" style="position:absolute;left:0;text-align:left;margin-left:215.7pt;margin-top:154.8pt;width:97.5pt;height:26.25pt;z-index:251664384;visibility:visible;mso-wrap-style:square;mso-width-percent:0;mso-height-percent:0;mso-wrap-distance-left:9pt;mso-wrap-distance-top:0;mso-wrap-distance-right:9pt;mso-wrap-distance-bottom:0;mso-position-horizontal:absolute;mso-position-horizontal-relative:text;mso-position-vertical:absolute;mso-position-vertical-relative:text;mso-width-percent:0;mso-height-percent:0;mso-width-relative:margin;mso-height-relative:margin;v-text-anchor:middle" arcsize="10923f" o:gfxdata="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" fillcolor="#5b9bd5 [3204]" strokecolor="#091723 [484]" strokeweight="1pt">
+                <v:textbox>
+                  <w:txbxContent>
+                    <w:p>
+                      <w:pPr>
+                        <w:jc w:val="center"/>
+                      </w:pPr>
+                      <w:r>
+                        <w:t>Docker Desktop</w:t>
+                      </w:r>
+                    </w:p>
+                  </w:txbxContent>
+                </v:textbox>
+              </v:roundrect>
+            </w:pict>
+          </mc:Fallback>
+        </mc:AlternateContent>
+      </w:r>
+      <w:r>
+        <w:rPr>
+          <w:noProof/>
+        </w:rPr>
+        <mc:AlternateContent>
+          <mc:Choice Requires="wps">
+            <w:drawing>
+              <wp:anchor distT="0" distB="0" distL="114300" distR="114300" simplePos="0" relativeHeight="251673600" behindDoc="0" locked="0" layoutInCell="1" allowOverlap="1" wp14:anchorId="2B8F0581" wp14:editId="0F0B12B8">
+                <wp:simplePos x="0" y="0"/>
+                <wp:positionH relativeFrom="column">
+                  <wp:posOffset>3958591</wp:posOffset>
+                </wp:positionH>
+                <wp:positionV relativeFrom="paragraph">
+                  <wp:posOffset>2101215</wp:posOffset>
+                </wp:positionV>
+                <wp:extent cx="666750" cy="45719"/>
+                <wp:effectExtent l="0" t="57150" r="19050" b="50165"/>
+                <wp:wrapNone/>
+                <wp:docPr id="761074746" name="Connecteur droit avec flèche 6"/>
+                <wp:cNvGraphicFramePr/>
+                <a:graphic xmlns:a="http://schemas.openxmlformats.org/drawingml/2006/main">
+                  <a:graphicData uri="http://schemas.microsoft.com/office/word/2010/wordprocessingShape">
+                    <wps:wsp>
+                      <wps:cNvCnPr/>
+                      <wps:spPr>
+                        <a:xfrm flipV="1">
+                          <a:off x="0" y="0"/>
+                          <a:ext cx="666750" cy="45719"/>
+                        </a:xfrm>
+                        <a:prstGeom prst="straightConnector1">
+                          <a:avLst/>
+                        </a:prstGeom>
+                        <a:ln>
+                          <a:tailEnd type="triangle"/>
+                        </a:ln>
+                      </wps:spPr>
+                      <wps:style>
+                        <a:lnRef idx="1">
+                          <a:schemeClr val="accent1"/>
+                        </a:lnRef>
+                        <a:fillRef idx="0">
+                          <a:schemeClr val="accent1"/>
+                        </a:fillRef>
+                        <a:effectRef idx="0">
+                          <a:schemeClr val="accent1"/>
+                        </a:effectRef>
+                        <a:fontRef idx="minor">
+                          <a:schemeClr val="tx1"/>
+                        </a:fontRef>
+                      </wps:style>
+                      <wps:bodyPr/>
+                    </wps:wsp>
+                  </a:graphicData>
+                </a:graphic>
+                <wp14:sizeRelH relativeFrom="margin">
+                  <wp14:pctWidth>0</wp14:pctWidth>
+                </wp14:sizeRelH>
+                <wp14:sizeRelV relativeFrom="margin">
+                  <wp14:pctHeight>0</wp14:pctHeight>
+                </wp14:sizeRelV>
+              </wp:anchor>
+            </w:drawing>
+          </mc:Choice>
+          <mc:Fallback>
+            <w:pict>
+              <v:shape w14:anchorId="023F4A34" id="Connecteur droit avec flèche 6" o:spid="_x0000_s1026" type="#_x0000_t32" style="position:absolute;margin-left:311.7pt;margin-top:165.45pt;width:52.5pt;height:3.6pt;flip:y;z-index:251673600;visibility:visible;mso-wrap-style:square;mso-width-percent:0;mso-height-percent:0;mso-wrap-distance-left:9pt;mso-wrap-distance-top:0;mso-wrap-distance-right:9pt;mso-wrap-distance-bottom:0;mso-position-horizontal:absolute;mso-position-horizontal-relative:text;mso-position-vertical:absolute;mso-position-vertical-relative:text;mso-width-percent:0;mso-height-percent:0;mso-width-relative:margin;mso-height-relative:margin" o:gfxdata="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" strokecolor="#4e92d1 [3044]" strokeweight=".5pt">
+                <v:stroke endarrow="block"/>
+              </v:shape>
+            </w:pict>
+          </mc:Fallback>
+        </mc:AlternateContent>
+      </w:r>
+      <w:r>
+        <w:rPr>
+          <w:noProof/>
+        </w:rPr>
+        <mc:AlternateContent>
+          <mc:Choice Requires="wps">
+            <w:drawing>
+              <wp:anchor distT="0" distB="0" distL="114300" distR="114300" simplePos="0" relativeHeight="251661312" behindDoc="0" locked="0" layoutInCell="1" allowOverlap="1" wp14:anchorId="0B9D2BCB" wp14:editId="09EC8E36">
+                <wp:simplePos x="0" y="0"/>
+                <wp:positionH relativeFrom="margin">
+                  <wp:posOffset>4615815</wp:posOffset>
+                </wp:positionH>
+                <wp:positionV relativeFrom="paragraph">
+                  <wp:posOffset>1937385</wp:posOffset>
+                </wp:positionV>
+                <wp:extent cx="1009650" cy="371475"/>
+                <wp:effectExtent l="0" t="0" r="19050" b="28575"/>
+                <wp:wrapNone/>
+                <wp:docPr id="1968490036" name="Zone de texte 1"/>
+                <wp:cNvGraphicFramePr/>
+                <a:graphic xmlns:a="http://schemas.openxmlformats.org/drawingml/2006/main">
+                  <a:graphicData uri="http://schemas.microsoft.com/office/word/2010/wordprocessingShape">
+                    <wps:wsp>
+                      <wps:cNvSpPr txBox="1"/>
+                      <wps:spPr>
+                        <a:xfrm>
+                          <a:off x="0" y="0"/>
+                          <a:ext cx="1009650" cy="371475"/>
+                        </a:xfrm>
+                        <a:prstGeom prst="rect">
+                          <a:avLst/>
+                        </a:prstGeom>
+                        <a:solidFill>
+                          <a:schemeClr val="lt1"/>
+                        </a:solidFill>
+                        <a:ln w="6350">
+                          <a:solidFill>
+                            <a:prstClr val="black"/>
+                          </a:solidFill>
+                        </a:ln>
+                      </wps:spPr>
+                      <wps:txbx>
+                        <w:txbxContent>
+                          <w:p>
+                            <w:pPr>
+                              <w:jc w:val="center"/>
+                            </w:pPr>
+                            <w:r>
+                              <w:t>DockerHub</w:t>
+                            </w:r>
+                          </w:p>
+                        </w:txbxContent>
+                      </wps:txbx>
+                      <wps:bodyPr rot="0" spcFirstLastPara="0" vertOverflow="overflow" horzOverflow="overflow" vert="horz" wrap="square" lIns="91440" tIns="45720" rIns="91440" bIns="45720" numCol="1" spcCol="0" rtlCol="0" fromWordArt="0" anchor="t" anchorCtr="0" forceAA="0" compatLnSpc="1">
+                        <a:prstTxWarp prst="textNoShape">
+                          <a:avLst/>
+                        </a:prstTxWarp>
+                        <a:noAutofit/>
+                      </wps:bodyPr>
+                    </wps:wsp>
+                  </a:graphicData>
+                </a:graphic>
+                <wp14:sizeRelH relativeFrom="margin">
+                  <wp14:pctWidth>0</wp14:pctWidth>
+                </wp14:sizeRelH>
+                <wp14:sizeRelV relativeFrom="margin">
+                  <wp14:pctHeight>0</wp14:pctHeight>
+                </wp14:sizeRelV>
+              </wp:anchor>
+            </w:drawing>
+          </mc:Choice>
+          <mc:Fallback>
+            <w:pict>
+              <v:shape w14:anchorId="0B9D2BCB" id="_x0000_s1046" type="#_x0000_t202" style="position:absolute;left:0;text-align:left;margin-left:363.45pt;margin-top:152.55pt;width:79.5pt;height:29.25pt;z-index:251661312;visibility:visible;mso-wrap-style:square;mso-width-percent:0;mso-height-percent:0;mso-wrap-distance-left:9pt;mso-wrap-distance-top:0;mso-wrap-distance-right:9pt;mso-wrap-distance-bottom:0;mso-position-horizontal:absolute;mso-position-horizontal-relative:margin;mso-position-vertical:absolute;mso-position-vertical-relative:text;mso-width-percent:0;mso-height-percent:0;mso-width-relative:margin;mso-height-relative:margin;v-text-anchor:top" o:gfxdata="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" fillcolor="white [3201]" strokeweight=".5pt">
+                <v:textbox>
+                  <w:txbxContent>
+                    <w:p>
+                      <w:pPr>
+                        <w:jc w:val="center"/>
+                      </w:pPr>
+                      <w:r>
+                        <w:t>DockerHub</w:t>
+                      </w:r>
+                    </w:p>
+                  </w:txbxContent>
+                </v:textbox>
+                <w10:wrap anchorx="margin"/>
+              </v:shape>
+            </w:pict>
+          </mc:Fallback>
+        </mc:AlternateContent>
+      </w:r>
+      <w:r>
+        <w:rPr>
+          <w:noProof/>
+        </w:rPr>
+        <mc:AlternateContent>
+          <mc:Choice Requires="wps">
+            <w:drawing>
+              <wp:anchor distT="0" distB="0" distL="114300" distR="114300" simplePos="0" relativeHeight="251680768" behindDoc="0" locked="0" layoutInCell="1" allowOverlap="1" wp14:anchorId="321F8A07" wp14:editId="1787ED00">
+                <wp:simplePos x="0" y="0"/>
+                <wp:positionH relativeFrom="column">
+                  <wp:posOffset>1034415</wp:posOffset>
+                </wp:positionH>
+                <wp:positionV relativeFrom="paragraph">
+                  <wp:posOffset>842010</wp:posOffset>
+                </wp:positionV>
+                <wp:extent cx="914400" cy="609600"/>
+                <wp:effectExtent l="38100" t="0" r="19050" b="57150"/>
+                <wp:wrapNone/>
+                <wp:docPr id="1005693983" name="Connecteur droit avec flèche 12"/>
+                <wp:cNvGraphicFramePr/>
+                <a:graphic xmlns:a="http://schemas.openxmlformats.org/drawingml/2006/main">
+                  <a:graphicData uri="http://schemas.microsoft.com/office/word/2010/wordprocessingShape">
+                    <wps:wsp>
+                      <wps:cNvCnPr/>
+                      <wps:spPr>
+                        <a:xfrm flipH="1">
+                          <a:off x="0" y="0"/>
+                          <a:ext cx="914400" cy="609600"/>
+                        </a:xfrm>
+                        <a:prstGeom prst="straightConnector1">
+                          <a:avLst/>
+                        </a:prstGeom>
+                        <a:ln>
+                          <a:tailEnd type="triangle"/>
+                        </a:ln>
+                      </wps:spPr>
+                      <wps:style>
+                        <a:lnRef idx="1">
+                          <a:schemeClr val="accent1"/>
+                        </a:lnRef>
+                        <a:fillRef idx="0">
+                          <a:schemeClr val="accent1"/>
+                        </a:fillRef>
+                        <a:effectRef idx="0">
+                          <a:schemeClr val="accent1"/>
+                        </a:effectRef>
+                        <a:fontRef idx="minor">
+                          <a:schemeClr val="tx1"/>
+                        </a:fontRef>
+                      </wps:style>
+                      <wps:bodyPr/>
+                    </wps:wsp>
+                  </a:graphicData>
+                </a:graphic>
+              </wp:anchor>
+            </w:drawing>
+          </mc:Choice>
+          <mc:Fallback>
+            <w:pict>
+              <v:shape w14:anchorId="1AF8951B" id="Connecteur droit avec flèche 12" o:spid="_x0000_s1026" type="#_x0000_t32" style="position:absolute;margin-left:81.45pt;margin-top:66.3pt;width:1in;height:48pt;flip:x;z-index:251680768;visibility:visible;mso-wrap-style:square;mso-wrap-distance-left:9pt;mso-wrap-distance-top:0;mso-wrap-distance-right:9pt;mso-wrap-distance-bottom:0;mso-position-horizontal:absolute;mso-position-horizontal-relative:text;mso-position-vertical:absolute;mso-position-vertical-relative:text" o:gfxdata="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" strokecolor="#4e92d1 [3044]" strokeweight=".5pt">
+                <v:stroke endarrow="block"/>
+              </v:shape>
+            </w:pict>
+          </mc:Fallback>
+        </mc:AlternateContent>
+      </w:r>
+      <w:r>
+        <w:rPr>
+          <w:noProof/>
+        </w:rPr>
+        <mc:AlternateContent>
+          <mc:Choice Requires="wps">
+            <w:drawing>
+              <wp:anchor distT="0" distB="0" distL="114300" distR="114300" simplePos="0" relativeHeight="251671552" behindDoc="0" locked="0" layoutInCell="1" allowOverlap="1" wp14:anchorId="7C41F704" wp14:editId="406593B8">
+                <wp:simplePos x="0" y="0"/>
+                <wp:positionH relativeFrom="column">
+                  <wp:posOffset>1748790</wp:posOffset>
+                </wp:positionH>
+                <wp:positionV relativeFrom="paragraph">
+                  <wp:posOffset>1194435</wp:posOffset>
+                </wp:positionV>
+                <wp:extent cx="1000125" cy="704850"/>
+                <wp:effectExtent l="0" t="0" r="28575" b="19050"/>
+                <wp:wrapNone/>
+                <wp:docPr id="1476874561" name="Zone de texte 3"/>
+                <wp:cNvGraphicFramePr/>
+                <a:graphic xmlns:a="http://schemas.openxmlformats.org/drawingml/2006/main">
+                  <a:graphicData uri="http://schemas.microsoft.com/office/word/2010/wordprocessingShape">
+                    <wps:wsp>
+                      <wps:cNvSpPr txBox="1"/>
+                      <wps:spPr>
+                        <a:xfrm>
+                          <a:off x="0" y="0"/>
+                          <a:ext cx="1000125" cy="704850"/>
+                        </a:xfrm>
+                        <a:prstGeom prst="rect">
+                          <a:avLst/>
+                        </a:prstGeom>
+                        <a:solidFill>
+                          <a:schemeClr val="lt1"/>
+                        </a:solidFill>
+                        <a:ln w="6350">
+                          <a:solidFill>
+                            <a:prstClr val="black"/>
+                          </a:solidFill>
+                          <a:prstDash val="dash"/>
+                        </a:ln>
+                      </wps:spPr>
+                      <wps:txbx>
+                        <w:txbxContent>
+                          <w:p>
+                            <w:pPr>
+                              <w:spacing w:after="0" w:line="240" w:lineRule="auto"/>
+                              <w:jc w:val="center"/>
+                              <w:rPr>
+                                <w14:textOutline w14:w="0" w14:cap="rnd" w14:cmpd="sng" w14:algn="ctr">
+                                  <w14:noFill/>
+                                  <w14:prstDash w14:val="dash"/>
+                                  <w14:bevel/>
+                                </w14:textOutline>
+                              </w:rPr>
+                            </w:pPr>
+                            <w:r>
+                              <w:t xml:space="preserve">Tâche </w:t>
+                            </w:r>
+                            <w:r>
+                              <w:t>Spark reader / transformer / writer</w:t>
+                            </w:r>
+                          </w:p>
+                        </w:txbxContent>
+                      </wps:txbx>
+                      <wps:bodyPr rot="0" spcFirstLastPara="0" vertOverflow="overflow" horzOverflow="overflow" vert="horz" wrap="square" lIns="91440" tIns="45720" rIns="91440" bIns="45720" numCol="1" spcCol="0" rtlCol="0" fromWordArt="0" anchor="t" anchorCtr="0" forceAA="0" compatLnSpc="1">
+                        <a:prstTxWarp prst="textNoShape">
+                          <a:avLst/>
+                        </a:prstTxWarp>
+                        <a:noAutofit/>
+                      </wps:bodyPr>
+                    </wps:wsp>
+                  </a:graphicData>
+                </a:graphic>
+                <wp14:sizeRelH relativeFrom="margin">
+                  <wp14:pctWidth>0</wp14:pctWidth>
+                </wp14:sizeRelH>
+                <wp14:sizeRelV relativeFrom="margin">
+                  <wp14:pctHeight>0</wp14:pctHeight>
+                </wp14:sizeRelV>
+              </wp:anchor>
+            </w:drawing>
+          </mc:Choice>
+          <mc:Fallback>
+            <w:pict>
+              <v:shape w14:anchorId="7C41F704" id="_x0000_s1047" type="#_x0000_t202" style="position:absolute;left:0;text-align:left;margin-left:137.7pt;margin-top:94.05pt;width:78.75pt;height:55.5pt;z-index:251671552;visibility:visible;mso-wrap-style:square;mso-width-percent:0;mso-height-percent:0;mso-wrap-distance-left:9pt;mso-wrap-distance-top:0;mso-wrap-distance-right:9pt;mso-wrap-distance-bottom:0;mso-position-horizontal:absolute;mso-position-horizontal-relative:text;mso-position-vertical:absolute;mso-position-vertical-relative:text;mso-width-percent:0;mso-height-percent:0;mso-width-relative:margin;mso-height-relative:margin;v-text-anchor:top" o:gfxdata="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" fillcolor="white [3201]" strokeweight=".5pt">
+                <v:stroke dashstyle="dash"/>
+                <v:textbox>
+                  <w:txbxContent>
+                    <w:p>
+                      <w:pPr>
+                        <w:spacing w:after="0" w:line="240" w:lineRule="auto"/>
+                        <w:jc w:val="center"/>
+                        <w:rPr>
+                          <w14:textOutline w14:w="0" w14:cap="rnd" w14:cmpd="sng" w14:algn="ctr">
+                            <w14:noFill/>
+                            <w14:prstDash w14:val="dash"/>
+                            <w14:bevel/>
+                          </w14:textOutline>
+                        </w:rPr>
+                      </w:pPr>
+                      <w:r>
+                        <w:t xml:space="preserve">Tâche </w:t>
+                      </w:r>
+                      <w:r>
+                        <w:t>Spark reader / transformer / writer</w:t>
+                      </w:r>
+                    </w:p>
+                  </w:txbxContent>
+                </v:textbox>
+              </v:shape>
+            </w:pict>
+          </mc:Fallback>
+        </mc:AlternateContent>
+      </w:r>
+      <w:r>
+        <w:rPr>
+          <w:noProof/>
+        </w:rPr>
+        <mc:AlternateContent>
+          <mc:Choice Requires="wps">
+            <w:drawing>
+              <wp:anchor distT="0" distB="0" distL="114300" distR="114300" simplePos="0" relativeHeight="251677696" behindDoc="0" locked="0" layoutInCell="1" allowOverlap="1" wp14:anchorId="0605EEE7" wp14:editId="0DD8D26B">
+                <wp:simplePos x="0" y="0"/>
+                <wp:positionH relativeFrom="column">
+                  <wp:posOffset>1472564</wp:posOffset>
+                </wp:positionH>
+                <wp:positionV relativeFrom="paragraph">
+                  <wp:posOffset>632459</wp:posOffset>
+                </wp:positionV>
+                <wp:extent cx="466725" cy="45719"/>
+                <wp:effectExtent l="0" t="57150" r="28575" b="50165"/>
+                <wp:wrapNone/>
+                <wp:docPr id="927183642" name="Connecteur droit avec flèche 9"/>
+                <wp:cNvGraphicFramePr/>
+                <a:graphic xmlns:a="http://schemas.openxmlformats.org/drawingml/2006/main">
+                  <a:graphicData uri="http://schemas.microsoft.com/office/word/2010/wordprocessingShape">
+                    <wps:wsp>
+                      <wps:cNvCnPr/>
+                      <wps:spPr>
+                        <a:xfrm flipH="1" flipV="1">
+                          <a:off x="0" y="0"/>
+                          <a:ext cx="466725" cy="45719"/>
+                        </a:xfrm>
+                        <a:prstGeom prst="straightConnector1">
+                          <a:avLst/>
+                        </a:prstGeom>
+                        <a:ln>
+                          <a:tailEnd type="triangle"/>
+                        </a:ln>
+                      </wps:spPr>
+                      <wps:style>
+                        <a:lnRef idx="1">
+                          <a:schemeClr val="accent1"/>
+                        </a:lnRef>
+                        <a:fillRef idx="0">
+                          <a:schemeClr val="accent1"/>
+                        </a:fillRef>
+                        <a:effectRef idx="0">
+                          <a:schemeClr val="accent1"/>
+                        </a:effectRef>
+                        <a:fontRef idx="minor">
+                          <a:schemeClr val="tx1"/>
+                        </a:fontRef>
+                      </wps:style>
+                      <wps:bodyPr/>
+                    </wps:wsp>
+                  </a:graphicData>
+                </a:graphic>
+                <wp14:sizeRelH relativeFrom="margin">
+                  <wp14:pctWidth>0</wp14:pctWidth>
+                </wp14:sizeRelH>
+                <wp14:sizeRelV relativeFrom="margin">
+                  <wp14:pctHeight>0</wp14:pctHeight>
+                </wp14:sizeRelV>
+              </wp:anchor>
+            </w:drawing>
+          </mc:Choice>
+          <mc:Fallback>
+            <w:pict>
+              <v:shape w14:anchorId="310A06DE" id="Connecteur droit avec flèche 9" o:spid="_x0000_s1026" type="#_x0000_t32" style="position:absolute;margin-left:115.95pt;margin-top:49.8pt;width:36.75pt;height:3.6pt;flip:x y;z-index:251677696;visibility:visible;mso-wrap-style:square;mso-width-percent:0;mso-height-percent:0;mso-wrap-distance-left:9pt;mso-wrap-distance-top:0;mso-wrap-distance-right:9pt;mso-wrap-distance-bottom:0;mso-position-horizontal:absolute;mso-position-horizontal-relative:text;mso-position-vertical:absolute;mso-position-vertical-relative:text;mso-width-percent:0;mso-height-percent:0;mso-width-relative:margin;mso-height-relative:margin" o:gfxdata="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" strokecolor="#4e92d1 [3044]" strokeweight=".5pt">
+                <v:stroke endarrow="block"/>
+              </v:shape>
+            </w:pict>
+          </mc:Fallback>
+        </mc:AlternateContent>
+      </w:r>
+      <w:r>
+        <w:rPr>
+          <w:noProof/>
+        </w:rPr>
+        <mc:AlternateContent>
+          <mc:Choice Requires="wps">
+            <w:drawing>
+              <wp:anchor distT="0" distB="0" distL="114300" distR="114300" simplePos="0" relativeHeight="251676672" behindDoc="0" locked="0" layoutInCell="1" allowOverlap="1" wp14:anchorId="6F75E1DD" wp14:editId="2CEFB2AD">
+                <wp:simplePos x="0" y="0"/>
+                <wp:positionH relativeFrom="margin">
+                  <wp:posOffset>-203835</wp:posOffset>
+                </wp:positionH>
+                <wp:positionV relativeFrom="paragraph">
+                  <wp:posOffset>384810</wp:posOffset>
+                </wp:positionV>
+                <wp:extent cx="1676400" cy="476250"/>
+                <wp:effectExtent l="0" t="0" r="19050" b="19050"/>
+                <wp:wrapNone/>
+                <wp:docPr id="348561988" name="Zone de texte 1"/>
+                <wp:cNvGraphicFramePr/>
+                <a:graphic xmlns:a="http://schemas.openxmlformats.org/drawingml/2006/main">
+                  <a:graphicData uri="http://schemas.microsoft.com/office/word/2010/wordprocessingShape">
+                    <wps:wsp>
+                      <wps:cNvSpPr txBox="1"/>
+                      <wps:spPr>
+                        <a:xfrm>
+                          <a:off x="0" y="0"/>
+                          <a:ext cx="1676400" cy="476250"/>
+                        </a:xfrm>
+                        <a:prstGeom prst="rect">
+                          <a:avLst/>
+                        </a:prstGeom>
+                        <a:solidFill>
+                          <a:schemeClr val="lt1"/>
+                        </a:solidFill>
+                        <a:ln w="6350">
+                          <a:solidFill>
+                            <a:prstClr val="black"/>
+                          </a:solidFill>
+                        </a:ln>
+                      </wps:spPr>
+                      <wps:txbx>
+                        <w:txbxContent>
+                          <w:p>
+                            <w:pPr>
+                              <w:jc w:val="center"/>
+                            </w:pPr>
+                            <w:r>
+                              <w:t>API</w:t>
+                            </w:r>
+                            <w:r>
+                              <w:br/>
+                              <w:t>exchangerate-api.com</w:t>
+                            </w:r>
+                          </w:p>
+                        </w:txbxContent>
+                      </wps:txbx>
+                      <wps:bodyPr rot="0" spcFirstLastPara="0" vertOverflow="overflow" horzOverflow="overflow" vert="horz" wrap="square" lIns="91440" tIns="45720" rIns="91440" bIns="45720" numCol="1" spcCol="0" rtlCol="0" fromWordArt="0" anchor="t" anchorCtr="0" forceAA="0" compatLnSpc="1">
+                        <a:prstTxWarp prst="textNoShape">
+                          <a:avLst/>
+                        </a:prstTxWarp>
+                        <a:noAutofit/>
+                      </wps:bodyPr>
+                    </wps:wsp>
+                  </a:graphicData>
+                </a:graphic>
+                <wp14:sizeRelH relativeFrom="margin">
+                  <wp14:pctWidth>0</wp14:pctWidth>
+                </wp14:sizeRelH>
+                <wp14:sizeRelV relativeFrom="margin">
+                  <wp14:pctHeight>0</wp14:pctHeight>
+                </wp14:sizeRelV>
+              </wp:anchor>
+            </w:drawing>
+          </mc:Choice>
+          <mc:Fallback>
+            <w:pict>
+              <v:shape w14:anchorId="6F75E1DD" id="_x0000_s1048" type="#_x0000_t202" style="position:absolute;left:0;text-align:left;margin-left:-16.05pt;margin-top:30.3pt;width:132pt;height:37.5pt;z-index:251676672;visibility:visible;mso-wrap-style:square;mso-width-percent:0;mso-height-percent:0;mso-wrap-distance-left:9pt;mso-wrap-distance-top:0;mso-wrap-distance-right:9pt;mso-wrap-distance-bottom:0;mso-position-horizontal:absolute;mso-position-horizontal-relative:margin;mso-position-vertical:absolute;mso-position-vertical-relative:text;mso-width-percent:0;mso-height-percent:0;mso-width-relative:margin;mso-height-relative:margin;v-text-anchor:top" o:gfxdata="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" fillcolor="white [3201]" strokeweight=".5pt">
+                <v:textbox>
+                  <w:txbxContent>
+                    <w:p>
+                      <w:pPr>
+                        <w:jc w:val="center"/>
+                      </w:pPr>
+                      <w:r>
+                        <w:t>API</w:t>
+                      </w:r>
+                      <w:r>
+                        <w:br/>
+                        <w:t>exchangerate-api.com</w:t>
+                      </w:r>
+                    </w:p>
+                  </w:txbxContent>
+                </v:textbox>
+                <w10:wrap anchorx="margin"/>
+              </v:shape>
+            </w:pict>
+          </mc:Fallback>
+        </mc:AlternateContent>
+      </w:r>
+      <w:r>
+        <w:rPr>
+          <w:noProof/>
+        </w:rPr>
+        <mc:AlternateContent>
+          <mc:Choice Requires="wps">
+            <w:drawing>
+              <wp:anchor distT="0" distB="0" distL="114300" distR="114300" simplePos="0" relativeHeight="251672576" behindDoc="0" locked="0" layoutInCell="1" allowOverlap="1" wp14:anchorId="75B1C2FA" wp14:editId="65DC9E83">
+                <wp:simplePos x="0" y="0"/>
+                <wp:positionH relativeFrom="column">
+                  <wp:posOffset>1024889</wp:posOffset>
+                </wp:positionH>
+                <wp:positionV relativeFrom="paragraph">
+                  <wp:posOffset>1539240</wp:posOffset>
+                </wp:positionV>
+                <wp:extent cx="723900" cy="45719"/>
+                <wp:effectExtent l="38100" t="38100" r="19050" b="88265"/>
+                <wp:wrapNone/>
+                <wp:docPr id="1062043653" name="Connecteur droit avec flèche 5"/>
+                <wp:cNvGraphicFramePr/>
+                <a:graphic xmlns:a="http://schemas.openxmlformats.org/drawingml/2006/main">
+                  <a:graphicData uri="http://schemas.microsoft.com/office/word/2010/wordprocessingShape">
+                    <wps:wsp>
+                      <wps:cNvCnPr/>
+                      <wps:spPr>
+                        <a:xfrm flipH="1">
+                          <a:off x="0" y="0"/>
+                          <a:ext cx="723900" cy="45719"/>
+                        </a:xfrm>
+                        <a:prstGeom prst="straightConnector1">
+                          <a:avLst/>
+                        </a:prstGeom>
+                        <a:ln>
+                          <a:tailEnd type="triangle"/>
+                        </a:ln>
+                      </wps:spPr>
+                      <wps:style>
+                        <a:lnRef idx="1">
+                          <a:schemeClr val="accent1"/>
+                        </a:lnRef>
+                        <a:fillRef idx="0">
+                          <a:schemeClr val="accent1"/>
+                        </a:fillRef>
+                        <a:effectRef idx="0">
+                          <a:schemeClr val="accent1"/>
+                        </a:effectRef>
+                        <a:fontRef idx="minor">
+                          <a:schemeClr val="tx1"/>
+                        </a:fontRef>
+                      </wps:style>
+                      <wps:bodyPr/>
+                    </wps:wsp>
+                  </a:graphicData>
+                </a:graphic>
+                <wp14:sizeRelH relativeFrom="margin">
+                  <wp14:pctWidth>0</wp14:pctWidth>
+                </wp14:sizeRelH>
+                <wp14:sizeRelV relativeFrom="margin">
+                  <wp14:pctHeight>0</wp14:pctHeight>
+                </wp14:sizeRelV>
+              </wp:anchor>
+            </w:drawing>
+          </mc:Choice>
+          <mc:Fallback>
+            <w:pict>
+              <v:shape w14:anchorId="2BE53F9D" id="Connecteur droit avec flèche 5" o:spid="_x0000_s1026" type="#_x0000_t32" style="position:absolute;margin-left:80.7pt;margin-top:121.2pt;width:57pt;height:3.6pt;flip:x;z-index:251672576;visibility:visible;mso-wrap-style:square;mso-width-percent:0;mso-height-percent:0;mso-wrap-distance-left:9pt;mso-wrap-distance-top:0;mso-wrap-distance-right:9pt;mso-wrap-distance-bottom:0;mso-position-horizontal:absolute;mso-position-horizontal-relative:text;mso-position-vertical:absolute;mso-position-vertical-relative:text;mso-width-percent:0;mso-height-percent:0;mso-width-relative:margin;mso-height-relative:margin" o:gfxdata="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" strokecolor="#4e92d1 [3044]" strokeweight=".5pt">
+                <v:stroke endarrow="block"/>
+              </v:shape>
+            </w:pict>
+          </mc:Fallback>
+        </mc:AlternateContent>
+      </w:r>
+      <w:r>
+        <w:rPr>
+          <w:noProof/>
+        </w:rPr>
+        <mc:AlternateContent>
+          <mc:Choice Requires="wps">
+            <w:drawing>
+              <wp:anchor distT="0" distB="0" distL="114300" distR="114300" simplePos="0" relativeHeight="251667456" behindDoc="0" locked="0" layoutInCell="1" allowOverlap="1" wp14:anchorId="2CE72077" wp14:editId="6E3ACD1D">
+                <wp:simplePos x="0" y="0"/>
+                <wp:positionH relativeFrom="column">
+                  <wp:posOffset>2977515</wp:posOffset>
+                </wp:positionH>
+                <wp:positionV relativeFrom="paragraph">
+                  <wp:posOffset>1280160</wp:posOffset>
+                </wp:positionV>
+                <wp:extent cx="942975" cy="495300"/>
+                <wp:effectExtent l="0" t="0" r="28575" b="19050"/>
+                <wp:wrapNone/>
+                <wp:docPr id="2008998322" name="Zone de texte 3"/>
+                <wp:cNvGraphicFramePr/>
+                <a:graphic xmlns:a="http://schemas.openxmlformats.org/drawingml/2006/main">
+                  <a:graphicData uri="http://schemas.microsoft.com/office/word/2010/wordprocessingShape">
+                    <wps:wsp>
+                      <wps:cNvSpPr txBox="1"/>
+                      <wps:spPr>
+                        <a:xfrm>
+                          <a:off x="0" y="0"/>
+                          <a:ext cx="942975" cy="495300"/>
+                        </a:xfrm>
+                        <a:prstGeom prst="rect">
+                          <a:avLst/>
+                        </a:prstGeom>
+                        <a:solidFill>
+                          <a:schemeClr val="lt1"/>
+                        </a:solidFill>
+                        <a:ln w="6350">
+                          <a:solidFill>
+                            <a:prstClr val="black"/>
+                          </a:solidFill>
+                          <a:prstDash val="dash"/>
+                        </a:ln>
+                      </wps:spPr>
+                      <wps:txbx>
+                        <w:txbxContent>
+                          <w:p>
+                            <w:pPr>
+                              <w:spacing w:after="0" w:line="240" w:lineRule="auto"/>
+                              <w:jc w:val="center"/>
+                            </w:pPr>
+                            <w:r>
+                              <w:t>Postgres</w:t>
+                            </w:r>
+                          </w:p>
+                          <w:p>
+                            <w:pPr>
+                              <w:spacing w:after="0" w:line="240" w:lineRule="auto"/>
+                              <w:jc w:val="center"/>
+                              <w:rPr>
+                                <w14:textOutline w14:w="0" w14:cap="rnd" w14:cmpd="sng" w14:algn="ctr">
+                                  <w14:noFill/>
+                                  <w14:prstDash w14:val="dash"/>
+                                  <w14:bevel/>
+                                </w14:textOutline>
+                              </w:rPr>
+                            </w:pPr>
+                            <w:r>
+                              <w:t>BDD Airflow</w:t>
+                            </w:r>
+                          </w:p>
+                        </w:txbxContent>
+                      </wps:txbx>
+                      <wps:bodyPr rot="0" spcFirstLastPara="0" vertOverflow="overflow" horzOverflow="overflow" vert="horz" wrap="square" lIns="91440" tIns="45720" rIns="91440" bIns="45720" numCol="1" spcCol="0" rtlCol="0" fromWordArt="0" anchor="t" anchorCtr="0" forceAA="0" compatLnSpc="1">
+                        <a:prstTxWarp prst="textNoShape">
+                          <a:avLst/>
+                        </a:prstTxWarp>
+                        <a:noAutofit/>
+                      </wps:bodyPr>
+                    </wps:wsp>
+                  </a:graphicData>
+                </a:graphic>
+                <wp14:sizeRelH relativeFrom="margin">
+                  <wp14:pctWidth>0</wp14:pctWidth>
+                </wp14:sizeRelH>
+                <wp14:sizeRelV relativeFrom="margin">
+                  <wp14:pctHeight>0</wp14:pctHeight>
+                </wp14:sizeRelV>
+              </wp:anchor>
+            </w:drawing>
+          </mc:Choice>
+          <mc:Fallback>
+            <w:pict>
+              <v:shape w14:anchorId="2CE72077" id="_x0000_s1049" type="#_x0000_t202" style="position:absolute;left:0;text-align:left;margin-left:234.45pt;margin-top:100.8pt;width:74.25pt;height:39pt;z-index:251667456;visibility:visible;mso-wrap-style:square;mso-width-percent:0;mso-height-percent:0;mso-wrap-distance-left:9pt;mso-wrap-distance-top:0;mso-wrap-distance-right:9pt;mso-wrap-distance-bottom:0;mso-position-horizontal:absolute;mso-position-horizontal-relative:text;mso-position-vertical:absolute;mso-position-vertical-relative:text;mso-width-percent:0;mso-height-percent:0;mso-width-relative:margin;mso-height-relative:margin;v-text-anchor:top" o:gfxdata="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" fillcolor="white [3201]" strokeweight=".5pt">
+                <v:stroke dashstyle="dash"/>
+                <v:textbox>
+                  <w:txbxContent>
+                    <w:p>
+                      <w:pPr>
+                        <w:spacing w:after="0" w:line="240" w:lineRule="auto"/>
+                        <w:jc w:val="center"/>
+                      </w:pPr>
+                      <w:r>
+                        <w:t>Postgres</w:t>
+                      </w:r>
+                    </w:p>
+                    <w:p>
+                      <w:pPr>
+                        <w:spacing w:after="0" w:line="240" w:lineRule="auto"/>
+                        <w:jc w:val="center"/>
+                        <w:rPr>
+                          <w14:textOutline w14:w="0" w14:cap="rnd" w14:cmpd="sng" w14:algn="ctr">
+                            <w14:noFill/>
+                            <w14:prstDash w14:val="dash"/>
+                            <w14:bevel/>
+                          </w14:textOutline>
+                        </w:rPr>
+                      </w:pPr>
+                      <w:r>
+                        <w:t>BDD Airflow</w:t>
+                      </w:r>
+                    </w:p>
+                  </w:txbxContent>
+                </v:textbox>
+              </v:shape>
+            </w:pict>
+          </mc:Fallback>
+        </mc:AlternateContent>
+      </w:r>
+      <w:r>
+        <w:rPr>
+          <w:noProof/>
+        </w:rPr>
+        <mc:AlternateContent>
+          <mc:Choice Requires="wps">
+            <w:drawing>
+              <wp:anchor distT="0" distB="0" distL="114300" distR="114300" simplePos="0" relativeHeight="251663360" behindDoc="0" locked="0" layoutInCell="1" allowOverlap="1" wp14:anchorId="4189CC50" wp14:editId="2065F536">
+                <wp:simplePos x="0" y="0"/>
+                <wp:positionH relativeFrom="margin">
+                  <wp:posOffset>1634490</wp:posOffset>
+                </wp:positionH>
+                <wp:positionV relativeFrom="paragraph">
+                  <wp:posOffset>13335</wp:posOffset>
+                </wp:positionV>
+                <wp:extent cx="2457450" cy="2362200"/>
+                <wp:effectExtent l="0" t="0" r="19050" b="19050"/>
+                <wp:wrapNone/>
+                <wp:docPr id="1664860781" name="Zone de texte 1"/>
+                <wp:cNvGraphicFramePr/>
+                <a:graphic xmlns:a="http://schemas.openxmlformats.org/drawingml/2006/main">
+                  <a:graphicData uri="http://schemas.microsoft.com/office/word/2010/wordprocessingShape">
+                    <wps:wsp>
+                      <wps:cNvSpPr txBox="1"/>
+                      <wps:spPr>
+                        <a:xfrm>
+                          <a:off x="0" y="0"/>
+                          <a:ext cx="2457450" cy="2362200"/>
+                        </a:xfrm>
+                        <a:prstGeom prst="rect">
+                          <a:avLst/>
+                        </a:prstGeom>
+                        <a:solidFill>
+                          <a:schemeClr val="lt1"/>
+                        </a:solidFill>
+                        <a:ln w="6350">
+                          <a:solidFill>
+                            <a:prstClr val="black"/>
+                          </a:solidFill>
+                        </a:ln>
+                      </wps:spPr>
+                      <wps:txbx>
+                        <w:txbxContent>
+                          <w:p>
+                            <w:pPr>
+                              <w:jc w:val="center"/>
+                            </w:pPr>
+                            <w:r>
+                              <w:t>Serveur Windows</w:t>
+                            </w:r>
+                          </w:p>
+                        </w:txbxContent>
+                      </wps:txbx>
+                      <wps:bodyPr rot="0" spcFirstLastPara="0" vertOverflow="overflow" horzOverflow="overflow" vert="horz" wrap="square" lIns="91440" tIns="45720" rIns="91440" bIns="45720" numCol="1" spcCol="0" rtlCol="0" fromWordArt="0" anchor="t" anchorCtr="0" forceAA="0" compatLnSpc="1">
+                        <a:prstTxWarp prst="textNoShape">
+                          <a:avLst/>
+                        </a:prstTxWarp>
+                        <a:noAutofit/>
+                      </wps:bodyPr>
+                    </wps:wsp>
+                  </a:graphicData>
+                </a:graphic>
+                <wp14:sizeRelH relativeFrom="margin">
+                  <wp14:pctWidth>0</wp14:pctWidth>
+                </wp14:sizeRelH>
+                <wp14:sizeRelV relativeFrom="margin">
+                  <wp14:pctHeight>0</wp14:pctHeight>
+                </wp14:sizeRelV>
+              </wp:anchor>
+            </w:drawing>
+          </mc:Choice>
+          <mc:Fallback>
+            <w:pict>
+              <v:shape w14:anchorId="4189CC50" id="_x0000_s1050" type="#_x0000_t202" style="position:absolute;left:0;text-align:left;margin-left:128.7pt;margin-top:1.05pt;width:193.5pt;height:186pt;z-index:251663360;visibility:visible;mso-wrap-style:square;mso-width-percent:0;mso-height-percent:0;mso-wrap-distance-left:9pt;mso-wrap-distance-top:0;mso-wrap-distance-right:9pt;mso-wrap-distance-bottom:0;mso-position-horizontal:absolute;mso-position-horizontal-relative:margin;mso-position-vertical:absolute;mso-position-vertical-relative:text;mso-width-percent:0;mso-height-percent:0;mso-width-relative:margin;mso-height-relative:margin;v-text-anchor:top" o:gfxdata="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" fillcolor="white [3201]" strokeweight=".5pt">
+                <v:textbox>
+                  <w:txbxContent>
+                    <w:p>
+                      <w:pPr>
+                        <w:jc w:val="center"/>
+                      </w:pPr>
+                      <w:r>
+                        <w:t>Serveur Windows</w:t>
+                      </w:r>
+                    </w:p>
+                  </w:txbxContent>
+                </v:textbox>
+                <w10:wrap anchorx="margin"/>
+              </v:shape>
+            </w:pict>
+          </mc:Fallback>
+        </mc:AlternateContent>
+      </w:r>
+    </w:p>
+    <w:p>
+      <w:pPr>
+        <w:jc w:val="center"/>
+      </w:pPr>
+      <w:r>
+        <w:t>Architecture de la solution</w:t>
+      </w:r>
+    </w:p>
+    <w:p>
+      <w:pPr>
+        <w:jc w:val="both"/>
+      </w:pPr>
+      <w:r>
+        <w:t>Les flux entre blocs sont les suivants :</w:t>
+      </w:r>
+    </w:p>
+    <w:p>
+      <w:pPr>
+        <w:pStyle w:val="Paragraphedeliste"/>
+        <w:numPr>
+          <w:ilvl w:val="0"/>
+          <w:numId w:val="7"/>
+        </w:numPr>
+        <w:jc w:val="both"/>
+      </w:pPr>
+      <w:r>
+        <w:t>Les scripts sources (en Python), les définitions des différents conteneurs docker (Dockerfile et Docker-compose) et la documentation sont gérés en configuration sous Github, dépôt Exercices, associé au projet Github TradeCorp Brief. Ce flux n’est utilisé que lors de l’installation du serveur windows.</w:t>
+      </w:r>
+      <w:r>
+        <w:t xml:space="preserve"> Les accès sont protégés par une clé.</w:t>
+      </w:r>
+    </w:p>
+    <w:p>
+      <w:pPr>
+        <w:pStyle w:val="Paragraphedeliste"/>
+        <w:numPr>
+          <w:ilvl w:val="0"/>
+          <w:numId w:val="7"/>
+        </w:numPr>
+        <w:jc w:val="both"/>
+      </w:pPr>
+      <w:r>
+        <w:t>La construction des images Docker se basent sur des images de référence stockées dans le DockerHub</w:t>
+      </w:r>
+      <w:r>
+        <w:t>.</w:t>
+      </w:r>
+    </w:p>
+    <w:p>
+      <w:pPr>
+        <w:pStyle w:val="Paragraphedeliste"/>
+        <w:numPr>
+          <w:ilvl w:val="0"/>
+          <w:numId w:val="7"/>
+        </w:numPr>
+        <w:jc w:val="both"/>
+      </w:pPr>
+      <w:r>
+        <w:t>Lecture des données à traiter au format csv dans le conteneur raw, et écriture des données nettoyées et transformées dans le conteneur clean au format parquet</w:t>
+      </w:r>
+      <w:r>
+        <w:t xml:space="preserve">. L’accès </w:t>
+      </w:r>
+      <w:r>
+        <w:lastRenderedPageBreak/>
+        <w:t>aux données sous Azure est protégé par une clé, elle-même stockée dans un coffre sous Azure.</w:t>
+      </w:r>
+    </w:p>
+    <w:p>
+      <w:pPr>
+        <w:pStyle w:val="Paragraphedeliste"/>
+        <w:numPr>
+          <w:ilvl w:val="0"/>
+          <w:numId w:val="7"/>
+        </w:numPr>
+        <w:jc w:val="both"/>
+      </w:pPr>
+      <w:r>
+        <w:t>Ecriture des données de change au format json dans le conteneur raw</w:t>
+      </w:r>
+    </w:p>
+    <w:p>
+      <w:pPr>
+        <w:pStyle w:val="Paragraphedeliste"/>
+        <w:numPr>
+          <w:ilvl w:val="0"/>
+          <w:numId w:val="7"/>
+        </w:numPr>
+        <w:jc w:val="both"/>
+      </w:pPr>
+      <w:r>
+        <w:t>Obtention des données de change au format json par une requête https</w:t>
+      </w:r>
+      <w:r>
+        <w:t>, sans clé nécessaire</w:t>
+      </w:r>
+    </w:p>
+    <w:p>
+      <w:pPr>
+        <w:pStyle w:val="Paragraphedeliste"/>
+        <w:numPr>
+          <w:ilvl w:val="0"/>
+          <w:numId w:val="7"/>
+        </w:numPr>
+        <w:jc w:val="both"/>
+      </w:pPr>
+      <w:r>
+        <w:t xml:space="preserve">Alimentation </w:t>
+      </w:r>
+      <w:r>
+        <w:t xml:space="preserve">quotidienne </w:t>
+      </w:r>
+      <w:r>
+        <w:t>des données à traiter au format csv dans le conteneur raw</w:t>
+      </w:r>
+      <w:r>
+        <w:t xml:space="preserve"> par les applications commerciales</w:t>
+      </w:r>
+    </w:p>
+    <w:p>
+      <w:pPr>
+        <w:pStyle w:val="Paragraphedeliste"/>
+        <w:numPr>
+          <w:ilvl w:val="0"/>
+          <w:numId w:val="7"/>
+        </w:numPr>
+        <w:jc w:val="both"/>
+      </w:pPr>
+      <w:r>
+        <w:t>Lecture des données nettoyées et transformées au format parquet dans le conteneur clean pour exploitation par les analystes</w:t>
+      </w:r>
+    </w:p>
+    <w:p>
+      <w:pPr>
+        <w:pStyle w:val="Paragraphedeliste"/>
+        <w:numPr>
+          <w:ilvl w:val="0"/>
+          <w:numId w:val="7"/>
+        </w:numPr>
+        <w:jc w:val="both"/>
+      </w:pPr>
+      <w:r>
+        <w:t>Accès au serveur web de Airflow en http (port 8080)</w:t>
+      </w:r>
+      <w:r>
+        <w:t xml:space="preserve"> nécessitant login / mot de passe</w:t>
+      </w:r>
+    </w:p>
+    <w:p>
+      <w:pPr>
+        <w:pStyle w:val="Paragraphedeliste"/>
+        <w:numPr>
+          <w:ilvl w:val="0"/>
+          <w:numId w:val="7"/>
+        </w:numPr>
+        <w:jc w:val="both"/>
+      </w:pPr>
+      <w:r>
+        <w:t>Montage du conteneur et lancement des traitements Spark associés (un conteneur distinct pour chaque tâche reader / transformer / writer)</w:t>
+      </w:r>
+    </w:p>
+    <w:p>
+      <w:pPr>
+        <w:pStyle w:val="Paragraphedeliste"/>
+        <w:numPr>
+          <w:ilvl w:val="0"/>
+          <w:numId w:val="7"/>
+        </w:numPr>
+        <w:jc w:val="both"/>
+      </w:pPr>
+      <w:r>
+        <w:t>Stockage des métadonnées de Airflow</w:t>
+      </w:r>
     </w:p>
     <w:p>
       <w:r>
@@ -1045,79 +4476,50 @@
         <w:t>- Les spécifications techniques pour la gestion des données incluent les éléments suivants : choix des technologies de données ; stratégies de stockage et options d'hébergement des données ; configuration de l'environnement et architecture des systèmes de données ; exigences de programmation spécifiques pour la manipulation des données ; normes d'accessibilité et de récupération des données ; protocoles de sécurité pour la protection des données ; maintenance des systèmes de données et stratégies pour les évolutions futures ; glossaire des termes techniques liés à la gestion des données.</w:t>
       </w:r>
     </w:p>
-    <w:p/>
-    <w:p>
-      <w:pPr>
+    <w:p>
+      <w:pPr>
+        <w:pStyle w:val="Titre2"/>
+      </w:pPr>
+      <w:r>
         <w:rPr>
-          <w:color w:val="8496B0" w:themeColor="text2" w:themeTint="99"/>
-        </w:rPr>
-      </w:pPr>
-      <w:r>
-        <w:rPr>
-          <w:rFonts w:ascii="Arial" w:eastAsia="Arial" w:hAnsi="Arial" w:cs="Arial"/>
-          <w:color w:val="8496B0" w:themeColor="text2" w:themeTint="99"/>
-          <w:sz w:val="21"/>
           <w:highlight w:val="white"/>
         </w:rPr>
-        <w:lastRenderedPageBreak/>
         <w:t>C11. Assurer la conception méthodologique d’un projet en ingénierie de données massives</w:t>
       </w:r>
     </w:p>
     <w:p>
       <w:pPr>
-        <w:rPr>
-          <w:color w:val="8496B0" w:themeColor="text2" w:themeTint="99"/>
-        </w:rPr>
-      </w:pPr>
-    </w:p>
-    <w:p>
-      <w:pPr>
-        <w:rPr>
-          <w:color w:val="8496B0" w:themeColor="text2" w:themeTint="99"/>
-        </w:rPr>
-      </w:pPr>
-    </w:p>
-    <w:p>
-      <w:pPr>
-        <w:rPr>
-          <w:color w:val="8496B0" w:themeColor="text2" w:themeTint="99"/>
-        </w:rPr>
-      </w:pPr>
-    </w:p>
-    <w:p>
-      <w:pPr>
-        <w:rPr>
-          <w:color w:val="8496B0" w:themeColor="text2" w:themeTint="99"/>
-        </w:rPr>
-      </w:pPr>
-    </w:p>
-    <w:p>
-      <w:pPr>
-        <w:rPr>
-          <w:color w:val="8496B0" w:themeColor="text2" w:themeTint="99"/>
-        </w:rPr>
-      </w:pPr>
-    </w:p>
-    <w:p>
-      <w:pPr>
-        <w:rPr>
-          <w:color w:val="8496B0" w:themeColor="text2" w:themeTint="99"/>
-        </w:rPr>
-      </w:pPr>
-    </w:p>
-    <w:p>
-      <w:pPr>
-        <w:rPr>
-          <w:color w:val="8496B0" w:themeColor="text2" w:themeTint="99"/>
-        </w:rPr>
-      </w:pPr>
-    </w:p>
-    <w:p>
-      <w:pPr>
-        <w:rPr>
-          <w:color w:val="8496B0" w:themeColor="text2" w:themeTint="99"/>
-        </w:rPr>
-      </w:pPr>
+        <w:jc w:val="both"/>
+      </w:pPr>
+      <w:r>
+        <w:t xml:space="preserve">Le projet est géré sous GitHub au travers de </w:t>
+      </w:r>
+      <w:r>
+        <w:t>tâches (items) qui définissent les différentes actions à réaliser pour traiter ce projet. Ces tâches sont suivies et mises à jour via un Ka</w:t>
+      </w:r>
+      <w:r>
+        <w:t>n</w:t>
+      </w:r>
+      <w:r>
+        <w:t>ban, et associées aux commits dans le dépôt via un commentaire ref #&lt;n°tache&gt;. Chaque tâche est évaluée par un nombre de points (nombre d’heures) et la date du début de sont traitement y est enregistrée.</w:t>
+      </w:r>
+    </w:p>
+    <w:p>
+      <w:pPr>
+        <w:jc w:val="both"/>
+      </w:pPr>
+      <w:r>
+        <w:t xml:space="preserve">Le découpage en tâche respecte les jalons définis dans </w:t>
+      </w:r>
+      <w:r>
+        <w:t>l’énoncé du brief</w:t>
+      </w:r>
+      <w:r>
+        <w:t xml:space="preserve"> sous Simplonline</w:t>
+      </w:r>
+      <w:r>
+        <w:t>.</w:t>
+      </w:r>
     </w:p>
     <w:p>
       <w:pPr>
@@ -1134,1114 +4536,1106 @@
     </w:p>
     <w:p>
       <w:r>
+        <w:lastRenderedPageBreak/>
         <w:t>- Le choix de la méthode de gestion informatique (type agile, en V, en cascade, hybride) est argumenté et cohérent au regard de l’analyse des besoins et moyens associés. - La démarche de pilotage de projet repose sur l’utilisation de bonnes pratiques numériques notamment issues du ‘Guide des bonnes pratiques numérique responsable pour les organisations’ élaboré par la Mission interministérielle numérique écoresponsable3. - Les impacts environnementaux et sociaux sont pris en compte dans la sélection des méthodes relatives au projet informatique. - Une politique d’archivage, d’expiration et de suppression des données est définie conformément aux directives de la CNIL. - Le cadre de référence légal et règlementaire associé au projet est exhaustif.</w:t>
       </w:r>
     </w:p>
     <w:p>
-      <w:r>
-        <w:t>____________________________________________________________________________</w:t>
-      </w:r>
-    </w:p>
-    <w:p>
-      <w:pPr>
+      <w:pPr>
+        <w:pStyle w:val="Titre2"/>
+      </w:pPr>
+      <w:r>
         <w:rPr>
-          <w:color w:val="8496B0" w:themeColor="text2" w:themeTint="99"/>
-        </w:rPr>
-      </w:pPr>
-      <w:r>
-        <w:rPr>
-          <w:rFonts w:ascii="Arial" w:eastAsia="Arial" w:hAnsi="Arial" w:cs="Arial"/>
-          <w:color w:val="8496B0" w:themeColor="text2" w:themeTint="99"/>
-          <w:sz w:val="21"/>
           <w:highlight w:val="white"/>
         </w:rPr>
         <w:t>C13. Décrire la solution informatique et ses fonctionnalités (user stories)</w:t>
       </w:r>
     </w:p>
     <w:p>
-      <w:pPr>
+      <w:r>
+        <w:t xml:space="preserve">Le </w:t>
+      </w:r>
+      <w:r>
+        <w:t>Cahier des Charges Fonctionnel est constitué par la description du brief sous Simplonline, le document d’architecture technique correspond à la rubrique C10 du présent document, il reste le code (conception et tests), l’installation à documenter et le manuel utilisateur à écrire.</w:t>
+      </w:r>
+    </w:p>
+    <w:p>
+      <w:r>
+        <w:t>Evaluation :</w:t>
+      </w:r>
+    </w:p>
+    <w:p>
+      <w:r>
+        <w:t>- Une documentation est fournie pour chaque étape du projet : Cahier des Charges Fonctionnel, Document d’Architecture Technique, Documentation du code, Guide d’installation, Manuel utilisateur…</w:t>
+      </w:r>
+    </w:p>
+    <w:p>
+      <w:pPr>
+        <w:pStyle w:val="Titre2"/>
+      </w:pPr>
+      <w:r>
         <w:rPr>
-          <w:color w:val="8496B0" w:themeColor="text2" w:themeTint="99"/>
+          <w:highlight w:val="white"/>
         </w:rPr>
-      </w:pPr>
-    </w:p>
-    <w:p>
-      <w:pPr>
+        <w:t>C14. Contrôler et mesurer l’avancement du projet IA</w:t>
+      </w:r>
+    </w:p>
+    <w:p>
+      <w:r>
+        <w:t>Toutes les activités du projet sont définies par des tâches au sein du projet GitHub</w:t>
+      </w:r>
+      <w:r>
+        <w:t>. L’avancement peut être suivi par le statut de ces différentes tâches au sein du Kanban.</w:t>
+      </w:r>
+    </w:p>
+    <w:p>
+      <w:r>
+        <w:t xml:space="preserve">Evaluation : </w:t>
+      </w:r>
+    </w:p>
+    <w:p>
+      <w:r>
+        <w:t>- Les indicateurs choisis comprennent à minima des KPI de coût, délai et de ressources ainsi que des critères ESG5 - Les indicateurs choisis répondent aux exigences des approches causale ainsi qu’ effectuale. - La garantie de la qualité est permise par la vérification de la conformité aux exigences convenues :</w:t>
+      </w:r>
+    </w:p>
+    <w:p>
+      <w:r>
+        <w:t>• Celle de l’analyse pour la conformité aux spécifications de la demande,</w:t>
+      </w:r>
+    </w:p>
+    <w:p>
+      <w:r>
+        <w:t>• Celle de la conception pour la conformité aux besoins du client,</w:t>
+      </w:r>
+    </w:p>
+    <w:p>
+      <w:r>
+        <w:t>• Celle du produit final pour la conformité au cahier des charges établi en amont.</w:t>
+      </w:r>
+    </w:p>
+    <w:p>
+      <w:pPr>
+        <w:pStyle w:val="Titre2"/>
+      </w:pPr>
+      <w:r>
+        <w:t>C15. Estimer et suivre les coûts tout au long du cycle de vie du projet de développement informatique</w:t>
+      </w:r>
+    </w:p>
+    <w:p>
+      <w:r>
+        <w:t>Pour estimer le coût</w:t>
+      </w:r>
+      <w:r>
+        <w:t xml:space="preserve"> de développement</w:t>
+      </w:r>
+      <w:r>
+        <w:t>, on peut découper le projet en différents lots associés chacun à une charge</w:t>
+      </w:r>
+      <w:r>
+        <w:t xml:space="preserve"> estimée</w:t>
+      </w:r>
+      <w:r>
+        <w:t xml:space="preserve"> (en jour*homme) :</w:t>
+      </w:r>
+    </w:p>
+    <w:p>
+      <w:pPr>
+        <w:pStyle w:val="Paragraphedeliste"/>
+        <w:numPr>
+          <w:ilvl w:val="0"/>
+          <w:numId w:val="12"/>
+        </w:numPr>
+        <w:tabs>
+          <w:tab w:val="decimal" w:pos="7797"/>
+        </w:tabs>
+      </w:pPr>
+      <w:r>
+        <w:t>Cadrage technique + architecture</w:t>
+      </w:r>
+      <w:r>
+        <w:t> :</w:t>
+      </w:r>
+      <w:r>
+        <w:tab/>
+        <w:t>1</w:t>
+      </w:r>
+    </w:p>
+    <w:p>
+      <w:pPr>
+        <w:pStyle w:val="Paragraphedeliste"/>
+        <w:numPr>
+          <w:ilvl w:val="0"/>
+          <w:numId w:val="12"/>
+        </w:numPr>
+        <w:tabs>
+          <w:tab w:val="decimal" w:pos="7797"/>
+        </w:tabs>
+      </w:pPr>
+      <w:r>
+        <w:t>Mise en place stockage Azure amont/aval + accès</w:t>
+      </w:r>
+      <w:r>
+        <w:t> :</w:t>
+      </w:r>
+      <w:r>
+        <w:tab/>
+        <w:t>0,5</w:t>
+      </w:r>
+    </w:p>
+    <w:p>
+      <w:pPr>
+        <w:pStyle w:val="Paragraphedeliste"/>
+        <w:numPr>
+          <w:ilvl w:val="0"/>
+          <w:numId w:val="12"/>
+        </w:numPr>
+        <w:tabs>
+          <w:tab w:val="decimal" w:pos="7797"/>
+        </w:tabs>
+      </w:pPr>
+      <w:r>
+        <w:t>Docker / configuration environnement Windows</w:t>
+      </w:r>
+      <w:r>
+        <w:t> :</w:t>
+      </w:r>
+      <w:r>
+        <w:tab/>
+      </w:r>
+      <w:r>
+        <w:t>0,5</w:t>
+      </w:r>
+    </w:p>
+    <w:p>
+      <w:pPr>
+        <w:pStyle w:val="Paragraphedeliste"/>
+        <w:numPr>
+          <w:ilvl w:val="0"/>
+          <w:numId w:val="12"/>
+        </w:numPr>
+        <w:tabs>
+          <w:tab w:val="decimal" w:pos="7797"/>
+        </w:tabs>
+      </w:pPr>
+      <w:r>
+        <w:t>Installation/configuration Spark</w:t>
+      </w:r>
+      <w:r>
+        <w:tab/>
+      </w:r>
+      <w:r>
+        <w:t>0,5</w:t>
+      </w:r>
+    </w:p>
+    <w:p>
+      <w:pPr>
+        <w:pStyle w:val="Paragraphedeliste"/>
+        <w:numPr>
+          <w:ilvl w:val="0"/>
+          <w:numId w:val="12"/>
+        </w:numPr>
+        <w:tabs>
+          <w:tab w:val="decimal" w:pos="7797"/>
+        </w:tabs>
+      </w:pPr>
+      <w:r>
+        <w:t>Installation/configuration Airflow</w:t>
+      </w:r>
+      <w:r>
+        <w:tab/>
+      </w:r>
+      <w:r>
+        <w:t>0,5</w:t>
+      </w:r>
+    </w:p>
+    <w:p>
+      <w:pPr>
+        <w:pStyle w:val="Paragraphedeliste"/>
+        <w:numPr>
+          <w:ilvl w:val="0"/>
+          <w:numId w:val="12"/>
+        </w:numPr>
+        <w:tabs>
+          <w:tab w:val="decimal" w:pos="7797"/>
+        </w:tabs>
+      </w:pPr>
+      <w:r>
+        <w:t>Intégration Airflow ↔ Spark ↔ Azure</w:t>
+      </w:r>
+      <w:r>
+        <w:tab/>
+        <w:t>0,5</w:t>
+      </w:r>
+    </w:p>
+    <w:p>
+      <w:pPr>
+        <w:pStyle w:val="Paragraphedeliste"/>
+        <w:numPr>
+          <w:ilvl w:val="0"/>
+          <w:numId w:val="12"/>
+        </w:numPr>
+        <w:tabs>
+          <w:tab w:val="decimal" w:pos="7797"/>
+        </w:tabs>
+      </w:pPr>
+      <w:r>
+        <w:lastRenderedPageBreak/>
+        <w:t>Développement ingestion des données</w:t>
+      </w:r>
+      <w:r>
+        <w:tab/>
+      </w:r>
+      <w:r>
+        <w:t>0,5</w:t>
+      </w:r>
+    </w:p>
+    <w:p>
+      <w:pPr>
+        <w:pStyle w:val="Paragraphedeliste"/>
+        <w:numPr>
+          <w:ilvl w:val="0"/>
+          <w:numId w:val="12"/>
+        </w:numPr>
+        <w:tabs>
+          <w:tab w:val="decimal" w:pos="7797"/>
+        </w:tabs>
+      </w:pPr>
+      <w:r>
+        <w:t>Développement nettoyage Spark</w:t>
+      </w:r>
+      <w:r>
+        <w:tab/>
+        <w:t>1</w:t>
+      </w:r>
+    </w:p>
+    <w:p>
+      <w:pPr>
+        <w:pStyle w:val="Paragraphedeliste"/>
+        <w:numPr>
+          <w:ilvl w:val="0"/>
+          <w:numId w:val="12"/>
+        </w:numPr>
+        <w:tabs>
+          <w:tab w:val="decimal" w:pos="7797"/>
+        </w:tabs>
+      </w:pPr>
+      <w:r>
+        <w:t>Développement agrégations Spark</w:t>
+      </w:r>
+      <w:r>
+        <w:tab/>
+        <w:t>1</w:t>
+      </w:r>
+    </w:p>
+    <w:p>
+      <w:pPr>
+        <w:pStyle w:val="Paragraphedeliste"/>
+        <w:numPr>
+          <w:ilvl w:val="0"/>
+          <w:numId w:val="12"/>
+        </w:numPr>
+        <w:tabs>
+          <w:tab w:val="decimal" w:pos="7797"/>
+        </w:tabs>
+      </w:pPr>
+      <w:r>
+        <w:t>DAG Airflow / orchestration complète</w:t>
+      </w:r>
+      <w:r>
+        <w:tab/>
+        <w:t>0,5</w:t>
+      </w:r>
+    </w:p>
+    <w:p>
+      <w:pPr>
+        <w:pStyle w:val="Paragraphedeliste"/>
+        <w:numPr>
+          <w:ilvl w:val="0"/>
+          <w:numId w:val="12"/>
+        </w:numPr>
+        <w:tabs>
+          <w:tab w:val="decimal" w:pos="7797"/>
+        </w:tabs>
+      </w:pPr>
+      <w:r>
+        <w:t>Tests techniques et fonctionnels</w:t>
+      </w:r>
+      <w:r>
+        <w:tab/>
+        <w:t>1</w:t>
+      </w:r>
+    </w:p>
+    <w:p>
+      <w:pPr>
+        <w:pStyle w:val="Paragraphedeliste"/>
+        <w:numPr>
+          <w:ilvl w:val="0"/>
+          <w:numId w:val="12"/>
+        </w:numPr>
+        <w:tabs>
+          <w:tab w:val="decimal" w:pos="7797"/>
+        </w:tabs>
+      </w:pPr>
+      <w:r>
+        <w:t>Documentation</w:t>
+      </w:r>
+      <w:r>
+        <w:tab/>
+        <w:t>2</w:t>
+      </w:r>
+    </w:p>
+    <w:p>
+      <w:pPr>
+        <w:pStyle w:val="Paragraphedeliste"/>
+        <w:numPr>
+          <w:ilvl w:val="0"/>
+          <w:numId w:val="12"/>
+        </w:numPr>
+        <w:tabs>
+          <w:tab w:val="decimal" w:pos="7797"/>
+        </w:tabs>
+      </w:pPr>
+      <w:r>
+        <w:t>Gestion du projet</w:t>
+      </w:r>
+      <w:r>
+        <w:tab/>
+        <w:t>0,5</w:t>
+      </w:r>
+    </w:p>
+    <w:p>
+      <w:pPr>
+        <w:pStyle w:val="Paragraphedeliste"/>
+        <w:numPr>
+          <w:ilvl w:val="0"/>
+          <w:numId w:val="12"/>
+        </w:numPr>
+        <w:tabs>
+          <w:tab w:val="decimal" w:pos="7797"/>
+        </w:tabs>
+      </w:pPr>
+      <w:r>
+        <w:t>TOTAL</w:t>
+      </w:r>
+      <w:r>
+        <w:tab/>
+        <w:t>10</w:t>
+      </w:r>
+    </w:p>
+    <w:p>
+      <w:r>
+        <w:t xml:space="preserve">Avec un TJM de 650 € HT, cette partir s’élève donc à </w:t>
+      </w:r>
+      <w:r>
+        <w:t xml:space="preserve">6500 </w:t>
+      </w:r>
+      <w:r>
+        <w:t>€ HT</w:t>
+      </w:r>
+      <w:r>
+        <w:t>.</w:t>
+      </w:r>
+    </w:p>
+    <w:p>
+      <w:r>
+        <w:t>Le coût de fonctionnement est lié à l’infrastructure mise en place :</w:t>
+      </w:r>
+    </w:p>
+    <w:p>
+      <w:pPr>
+        <w:pStyle w:val="Paragraphedeliste"/>
+        <w:numPr>
+          <w:ilvl w:val="0"/>
+          <w:numId w:val="12"/>
+        </w:numPr>
+        <w:tabs>
+          <w:tab w:val="decimal" w:pos="7797"/>
+        </w:tabs>
+      </w:pPr>
+      <w:r>
+        <w:t>Stockage Azure pour 100 Go selon Azure Pricing Calculator : $38 / an soient</w:t>
+      </w:r>
+      <w:r>
+        <w:t xml:space="preserve"> 32,7 € / an</w:t>
+      </w:r>
+    </w:p>
+    <w:p>
+      <w:pPr>
+        <w:pStyle w:val="Paragraphedeliste"/>
+        <w:numPr>
+          <w:ilvl w:val="0"/>
+          <w:numId w:val="12"/>
+        </w:numPr>
+        <w:tabs>
+          <w:tab w:val="decimal" w:pos="7797"/>
+        </w:tabs>
+      </w:pPr>
+      <w:r>
+        <w:t>Amortissement serveur Windows + licences (sur 5 ans) : 800 € / an</w:t>
+      </w:r>
+    </w:p>
+    <w:p>
+      <w:r>
+        <w:t>Le fonctionnement de la solution, hors alimentation des données brutes en amont, et exploitation des données pour analyses en aval</w:t>
+      </w:r>
+      <w:r>
+        <w:t>, nécessite l’activité suivante :</w:t>
+      </w:r>
+    </w:p>
+    <w:p>
+      <w:pPr>
+        <w:pStyle w:val="Paragraphedeliste"/>
+        <w:numPr>
+          <w:ilvl w:val="0"/>
+          <w:numId w:val="14"/>
+        </w:numPr>
+      </w:pPr>
+      <w:r>
+        <w:t xml:space="preserve">Intervention sur le nettoyage des données en cas d’erreurs lors des traitements ou d’anomalies constatées par les analystes : 5 j*h </w:t>
+      </w:r>
+      <w:r>
+        <w:t xml:space="preserve">(3250 € HT) </w:t>
+      </w:r>
+      <w:r>
+        <w:t>/ an</w:t>
+      </w:r>
+    </w:p>
+    <w:p>
+      <w:r>
+        <w:t xml:space="preserve">Cette activité couvre les anomalies dans les données amont non présentes lors du développement et non anticipées, mais ne couvre pas les besoins d’évolutions </w:t>
+      </w:r>
+      <w:r>
+        <w:t>des analystes en aval ou des applications qui alimentent les données en amont.</w:t>
+      </w:r>
+    </w:p>
+    <w:p>
+      <w:r>
+        <w:t>On suppose également que le dimensionnement mis en place couvrira les besoins sur plusieurs années, tout futur redimensionnement sort ainsi de ce chiffrage.</w:t>
+      </w:r>
+    </w:p>
+    <w:p>
+      <w:r>
+        <w:t xml:space="preserve">Evaluation : </w:t>
+      </w:r>
+    </w:p>
+    <w:p>
+      <w:r>
+        <w:t>- Le budget est aligné sur les objectifs du projet tout en anticipant les éventuelles adaptations. - Le budget du projet est correctement analysé et fait éventuellement l’objet de préconisations par le candidat. - Les coûts de déploiement et d’exploitation de chaque étape du cycle de vie de la solution ou de l’équipement sont correctement dimensionnés.</w:t>
+      </w:r>
+    </w:p>
+    <w:p>
+      <w:r>
+        <w:t>- Les actions liées à l’environnement sont budgétées.</w:t>
+      </w:r>
+    </w:p>
+    <w:p>
+      <w:pPr>
+        <w:pStyle w:val="Titre2"/>
+      </w:pPr>
+      <w:r>
         <w:rPr>
-          <w:color w:val="8496B0" w:themeColor="text2" w:themeTint="99"/>
+          <w:highlight w:val="white"/>
         </w:rPr>
-      </w:pPr>
-    </w:p>
-    <w:p>
-      <w:pPr>
+        <w:t>C21. Evaluer tous les risques potentiels associés à la manipulation de grandes quantités de données</w:t>
+      </w:r>
+    </w:p>
+    <w:p>
+      <w:r>
+        <w:t>Le stockage des données en amont et en aval des traitements sous Azure permet de garantir :</w:t>
+      </w:r>
+    </w:p>
+    <w:p>
+      <w:pPr>
+        <w:pStyle w:val="Paragraphedeliste"/>
+        <w:numPr>
+          <w:ilvl w:val="0"/>
+          <w:numId w:val="8"/>
+        </w:numPr>
+      </w:pPr>
+      <w:r>
+        <w:t>La sauvegarde des données face aux aléas techniques et environnementaux (pannes, incendies, …)</w:t>
+      </w:r>
+    </w:p>
+    <w:p>
+      <w:pPr>
+        <w:pStyle w:val="Paragraphedeliste"/>
+        <w:numPr>
+          <w:ilvl w:val="0"/>
+          <w:numId w:val="8"/>
+        </w:numPr>
+      </w:pPr>
+      <w:r>
+        <w:t>La disponibilité (hors aspect réseau)</w:t>
+      </w:r>
+    </w:p>
+    <w:p>
+      <w:pPr>
+        <w:pStyle w:val="Paragraphedeliste"/>
+        <w:numPr>
+          <w:ilvl w:val="0"/>
+          <w:numId w:val="8"/>
+        </w:numPr>
+      </w:pPr>
+      <w:r>
+        <w:t>La capacité d’adaptation face à la montée en volume (historique de plus en plus profond, augmentation du nombre de données traitées pour répondre à de nouveaux besoins)</w:t>
+      </w:r>
+    </w:p>
+    <w:p>
+      <w:pPr>
+        <w:pStyle w:val="Paragraphedeliste"/>
+        <w:numPr>
+          <w:ilvl w:val="0"/>
+          <w:numId w:val="8"/>
+        </w:numPr>
+      </w:pPr>
+      <w:r>
+        <w:t>La maîtrise des accès aux données avec les droits associés</w:t>
+      </w:r>
+    </w:p>
+    <w:p>
+      <w:r>
+        <w:t>L’utilisation de Spark pour le traitement des données permet de :</w:t>
+      </w:r>
+    </w:p>
+    <w:p>
+      <w:pPr>
+        <w:pStyle w:val="Paragraphedeliste"/>
+        <w:numPr>
+          <w:ilvl w:val="0"/>
+          <w:numId w:val="9"/>
+        </w:numPr>
+      </w:pPr>
+      <w:r>
+        <w:lastRenderedPageBreak/>
+        <w:t>Suivre l’état des différents traitements qui jalonnent le pipeline</w:t>
+      </w:r>
+    </w:p>
+    <w:p>
+      <w:pPr>
+        <w:pStyle w:val="Paragraphedeliste"/>
+        <w:numPr>
+          <w:ilvl w:val="0"/>
+          <w:numId w:val="9"/>
+        </w:numPr>
+      </w:pPr>
+      <w:r>
+        <w:t>Être en mesure de réagir face à un comportement défectueux d’un traitement (gestion des nouvelles tentatives, notification des échecs)</w:t>
+      </w:r>
+    </w:p>
+    <w:p>
+      <w:pPr>
+        <w:pStyle w:val="Paragraphedeliste"/>
+        <w:numPr>
+          <w:ilvl w:val="0"/>
+          <w:numId w:val="9"/>
+        </w:numPr>
+      </w:pPr>
+      <w:r>
+        <w:t>De profiter de sa scalabilité horizontale pour faire face à toute montée en charge du volume des traitements</w:t>
+      </w:r>
+    </w:p>
+    <w:p>
+      <w:r>
+        <w:t xml:space="preserve">Evaluation : </w:t>
+      </w:r>
+    </w:p>
+    <w:p>
+      <w:r>
+        <w:t>- L’évaluation des risques porte sur la sécurité, la sauvegarde, la récupération ainsi que le traitement des données.</w:t>
+      </w:r>
+    </w:p>
+    <w:p>
+      <w:r>
+        <w:t>- L'identification des risques prend en compte les aspects réglementaires, comme le respect des normes de confidentialité et de protection des données (RGPD, etc.).</w:t>
+      </w:r>
+    </w:p>
+    <w:p>
+      <w:pPr>
+        <w:pStyle w:val="Titre2"/>
+      </w:pPr>
+      <w:r>
+        <w:t>C25. Concevoir et administrer des data lakes et data warehouses</w:t>
+      </w:r>
+    </w:p>
+    <w:p>
+      <w:r>
+        <w:t>Le stockage des données brutes et celui des données retraitées sont faits sous Azure, dans deux conteneurs différents (raw et clean). Les données brutes sont déjà structurées.</w:t>
+      </w:r>
+    </w:p>
+    <w:p>
+      <w:r>
+        <w:t>Il n’y a pas de base de données associées, ce point pourrait faire l’objet d’une évolution lorsque la volumétrie sera plus imposante.</w:t>
+      </w:r>
+    </w:p>
+    <w:p>
+      <w:r>
+        <w:t xml:space="preserve">Evaluation : </w:t>
+      </w:r>
+    </w:p>
+    <w:p>
+      <w:r>
+        <w:t xml:space="preserve">- Les infrastructures basées sur Hadoop ou MongoDB sont conçues pour être facilement évolutives, permettant d'ajouter de nouvelles sources de données et d'augmenter les capacités de traitement sans compromettre les performances ou la stabilité. </w:t>
+      </w:r>
+    </w:p>
+    <w:p>
+      <w:r>
+        <w:t xml:space="preserve">- L’utilisation d’Hadoop et MongoDB facilitent l'intégration des données provenant de diverses sources et leur utilisation pour des analyses avancées. </w:t>
+      </w:r>
+    </w:p>
+    <w:p>
+      <w:r>
+        <w:t>- RDF et OWL sont utilisés de manière appropriée pour structurer les données, en créant des modèles sémantiques clairs et interopérables qui facilitent l'intégration et l'analyse des données. - Les systèmes d'ontologies permettent l'extraction de connaissances pertinentes à partir de données non structurées et semi-structurées. - Les standards de l'industrie pour la modélisation sémantique garantissent une interopérabilité maximale avec d'autres systèmes et applications basées sur la sémantique.</w:t>
+      </w:r>
+    </w:p>
+    <w:p>
+      <w:pPr>
+        <w:pStyle w:val="Titre2"/>
+      </w:pPr>
+      <w:r>
         <w:rPr>
-          <w:color w:val="8496B0" w:themeColor="text2" w:themeTint="99"/>
+          <w:highlight w:val="white"/>
         </w:rPr>
-      </w:pPr>
-    </w:p>
-    <w:p>
-      <w:pPr>
+        <w:t>C26. Gérer la scalabilité et la performance des architectures de stockage,</w:t>
+      </w:r>
+    </w:p>
+    <w:p>
+      <w:r>
+        <w:t>Le stockage des données étant assuré sous Azure, la scalabilité est l’une des caractéristiques de cette solution.</w:t>
+      </w:r>
+    </w:p>
+    <w:p>
+      <w:r>
+        <w:t>Les téléchargements des données (dans les deux sens) entre les conteneurs Azure et le serveur Windows sont assurés par des modules Python dédiées à Azure (</w:t>
+      </w:r>
+      <w:r>
+        <w:t>azure.storage.blob</w:t>
+      </w:r>
+      <w:r>
+        <w:t>) optimisés et sécurisés.</w:t>
+      </w:r>
+    </w:p>
+    <w:p>
+      <w:r>
+        <w:t xml:space="preserve">Evaluation : </w:t>
+      </w:r>
+    </w:p>
+    <w:p>
+      <w:r>
+        <w:t>- Les requêtes sont exécutées plus rapidement sur de grands volumes de données, minimisent les erreurs et assurent l'intégrité des données. - Les requêtes optimisées maintiennent des performances élevées à mesure que le volume de données augmente. - Les données sont traitées de manière plus fiable après optimisation.</w:t>
+      </w:r>
+    </w:p>
+    <w:p>
+      <w:pPr>
+        <w:pStyle w:val="Titre2"/>
+      </w:pPr>
+      <w:r>
         <w:rPr>
-          <w:color w:val="8496B0" w:themeColor="text2" w:themeTint="99"/>
-        </w:rPr>
-      </w:pPr>
-    </w:p>
-    <w:p>
-      <w:pPr>
-        <w:rPr>
-          <w:color w:val="8496B0" w:themeColor="text2" w:themeTint="99"/>
-        </w:rPr>
-      </w:pPr>
-    </w:p>
-    <w:p>
-      <w:pPr>
-        <w:rPr>
-          <w:color w:val="8496B0" w:themeColor="text2" w:themeTint="99"/>
-        </w:rPr>
-      </w:pPr>
-    </w:p>
-    <w:p>
-      <w:pPr>
-        <w:rPr>
-          <w:color w:val="8496B0" w:themeColor="text2" w:themeTint="99"/>
-        </w:rPr>
-      </w:pPr>
-    </w:p>
-    <w:p>
-      <w:pPr>
-        <w:rPr>
-          <w:color w:val="8496B0" w:themeColor="text2" w:themeTint="99"/>
-        </w:rPr>
-      </w:pPr>
-    </w:p>
-    <w:p>
-      <w:pPr>
-        <w:rPr>
-          <w:color w:val="8496B0" w:themeColor="text2" w:themeTint="99"/>
-        </w:rPr>
-      </w:pPr>
-    </w:p>
-    <w:p>
-      <w:r>
-        <w:t>Evaluation :</w:t>
-      </w:r>
-    </w:p>
-    <w:p>
-      <w:r>
-        <w:t>- Une documentation est fournie pour chaque étape du projet : Cahier des Charges Fonctionnel, Document d’Architecture Technique, Documentation du code, Guide d’installation, Manuel utilisateur…</w:t>
-      </w:r>
-    </w:p>
-    <w:p>
-      <w:pPr>
-        <w:rPr>
-          <w:color w:val="8496B0" w:themeColor="text2" w:themeTint="99"/>
-        </w:rPr>
-      </w:pPr>
-      <w:r>
-        <w:rPr>
-          <w:rFonts w:ascii="Arial" w:eastAsia="Arial" w:hAnsi="Arial" w:cs="Arial"/>
-          <w:color w:val="8496B0" w:themeColor="text2" w:themeTint="99"/>
-          <w:sz w:val="21"/>
           <w:highlight w:val="white"/>
         </w:rPr>
         <w:lastRenderedPageBreak/>
-        <w:t>C14. Contrôler et mesurer l’avancement du projet IA</w:t>
-      </w:r>
-    </w:p>
-    <w:p>
-      <w:pPr>
+        <w:t>C28. Mettre en œuvre des pipelines de données sécurisés</w:t>
+      </w:r>
+    </w:p>
+    <w:p>
+      <w:r>
+        <w:t>Le pipeline</w:t>
+      </w:r>
+      <w:r>
+        <w:t xml:space="preserve"> (DAG</w:t>
+      </w:r>
+      <w:r>
+        <w:t xml:space="preserve"> </w:t>
+      </w:r>
+      <w:r>
+        <w:t>tradecorp_etl_pipeline</w:t>
+      </w:r>
+      <w:r>
+        <w:t>) sous Airflow effectue les 4 tâches suivantes :</w:t>
+      </w:r>
+    </w:p>
+    <w:p>
+      <w:pPr>
+        <w:pStyle w:val="Paragraphedeliste"/>
+        <w:numPr>
+          <w:ilvl w:val="0"/>
+          <w:numId w:val="10"/>
+        </w:numPr>
+      </w:pPr>
+      <w:r>
+        <w:t xml:space="preserve">BashOperator </w:t>
+      </w:r>
+      <w:r>
+        <w:t>fetch_exchange_rates</w:t>
+      </w:r>
+      <w:r>
+        <w:t xml:space="preserve"> : Lecture de l’API </w:t>
+      </w:r>
+      <w:r>
+        <w:t>exchangerate-api.com</w:t>
+      </w:r>
+      <w:r>
+        <w:t xml:space="preserve"> qui renvoie des données en json, écriture de ces données dans le conteneur raw sous Azure : </w:t>
+      </w:r>
+      <w:r>
+        <w:t>reference/exchange_rates.json</w:t>
+      </w:r>
+    </w:p>
+    <w:p>
+      <w:pPr>
+        <w:pStyle w:val="Paragraphedeliste"/>
+        <w:numPr>
+          <w:ilvl w:val="0"/>
+          <w:numId w:val="10"/>
+        </w:numPr>
+      </w:pPr>
+      <w:r>
+        <w:t>DockerOperator</w:t>
+      </w:r>
+      <w:r>
+        <w:t xml:space="preserve"> </w:t>
+      </w:r>
+      <w:r>
+        <w:t>reader</w:t>
+      </w:r>
+      <w:r>
+        <w:t> : Téléchargement des données brutes à traiter au format csv du conteneur raw (répertoire TradeCorp) et des données de change (répertoire reference)</w:t>
+      </w:r>
+    </w:p>
+    <w:p>
+      <w:pPr>
+        <w:pStyle w:val="Paragraphedeliste"/>
+        <w:numPr>
+          <w:ilvl w:val="0"/>
+          <w:numId w:val="10"/>
+        </w:numPr>
+      </w:pPr>
+      <w:r>
+        <w:t>DockerOperator</w:t>
+      </w:r>
+      <w:r>
+        <w:t xml:space="preserve"> transformer</w:t>
+      </w:r>
+      <w:r>
+        <w:t xml:space="preserve"> (Spark)</w:t>
+      </w:r>
+      <w:r>
+        <w:t xml:space="preserve"> : </w:t>
+      </w:r>
+      <w:r>
+        <w:t>chargement des données téléchargées dans des dataframes, nettoyage de ces dataframes, et jointure de tous ces dataframes dans un seul dataframe (</w:t>
+      </w:r>
+      <w:r>
+        <w:t>orders_enriched</w:t>
+      </w:r>
+      <w:r>
+        <w:t>) destiné à l’exploitation par des analystes, sauvegarde de ce dernier localement au format parquet</w:t>
+      </w:r>
+    </w:p>
+    <w:p>
+      <w:pPr>
+        <w:pStyle w:val="Paragraphedeliste"/>
+        <w:numPr>
+          <w:ilvl w:val="0"/>
+          <w:numId w:val="10"/>
+        </w:numPr>
+      </w:pPr>
+      <w:r>
+        <w:t>DockerOperator</w:t>
+      </w:r>
+      <w:r>
+        <w:t xml:space="preserve"> </w:t>
+      </w:r>
+      <w:r>
+        <w:t xml:space="preserve">writer : téléchargement de </w:t>
+      </w:r>
+      <w:r>
+        <w:t>orders_enriched</w:t>
+      </w:r>
+      <w:r>
+        <w:t xml:space="preserve"> au format parquet vers le conteneur Azure clean (répertoire </w:t>
+      </w:r>
+      <w:r>
+        <w:t>TradeCorp</w:t>
+      </w:r>
+      <w:r>
+        <w:t>)</w:t>
+      </w:r>
+    </w:p>
+    <w:p>
+      <w:r>
+        <w:t>Airflow assure que chaque tâche ne soit exécutée qu’après l’exécution réussie de la précédente, les échanges de données entre les tâches 2, 3 et 4 se font via des fichiers locaux</w:t>
+      </w:r>
+      <w:r>
+        <w:t xml:space="preserve"> stockés sur le serveur.</w:t>
+      </w:r>
+    </w:p>
+    <w:p>
+      <w:r>
+        <w:t>En cas d’échec d’une tâche, une nouvelle tentative est effectuée automatiquement, et en cas de nouvel échec une notification est émise.</w:t>
+      </w:r>
+    </w:p>
+    <w:p>
+      <w:r>
+        <w:t xml:space="preserve">Evaluation : </w:t>
+      </w:r>
+    </w:p>
+    <w:p>
+      <w:r>
+        <w:t xml:space="preserve">- Les pipelines de données garantissent une transmission cohérente et fiable des données critiques, en limitant les pertes de données et en maintenant la continuité des flux même en cas d'incidents. </w:t>
+      </w:r>
+    </w:p>
+    <w:p>
+      <w:r>
+        <w:t>- Les données sont traitées et disponibles en temps réel. - Les pipelines de données sont sécurisés grâce à des techniques appropriées, telles que : le chiffrement, les contrôles d'accès, etc.</w:t>
+      </w:r>
+    </w:p>
+    <w:p>
+      <w:pPr>
+        <w:pStyle w:val="Titre2"/>
+      </w:pPr>
+      <w:r>
         <w:rPr>
-          <w:color w:val="8496B0" w:themeColor="text2" w:themeTint="99"/>
-        </w:rPr>
-      </w:pPr>
-    </w:p>
-    <w:p>
-      <w:pPr>
-        <w:rPr>
-          <w:color w:val="8496B0" w:themeColor="text2" w:themeTint="99"/>
-        </w:rPr>
-      </w:pPr>
-    </w:p>
-    <w:p>
-      <w:pPr>
-        <w:rPr>
-          <w:color w:val="8496B0" w:themeColor="text2" w:themeTint="99"/>
-        </w:rPr>
-      </w:pPr>
-    </w:p>
-    <w:p>
-      <w:pPr>
-        <w:rPr>
-          <w:color w:val="8496B0" w:themeColor="text2" w:themeTint="99"/>
-        </w:rPr>
-      </w:pPr>
-    </w:p>
-    <w:p>
-      <w:pPr>
-        <w:rPr>
-          <w:color w:val="8496B0" w:themeColor="text2" w:themeTint="99"/>
-        </w:rPr>
-      </w:pPr>
-    </w:p>
-    <w:p>
-      <w:pPr>
-        <w:rPr>
-          <w:color w:val="8496B0" w:themeColor="text2" w:themeTint="99"/>
-        </w:rPr>
-      </w:pPr>
-    </w:p>
-    <w:p>
-      <w:pPr>
-        <w:rPr>
-          <w:color w:val="8496B0" w:themeColor="text2" w:themeTint="99"/>
-        </w:rPr>
-      </w:pPr>
-    </w:p>
-    <w:p>
-      <w:pPr>
-        <w:rPr>
-          <w:color w:val="8496B0" w:themeColor="text2" w:themeTint="99"/>
-        </w:rPr>
-      </w:pPr>
-    </w:p>
-    <w:p>
-      <w:r>
-        <w:t xml:space="preserve">Evaluation : </w:t>
-      </w:r>
-    </w:p>
-    <w:p>
-      <w:r>
-        <w:t xml:space="preserve">- Les indicateurs choisis comprennent à minima des KPI de coût, délai et de ressources ainsi que des critères ESG5 - Les indicateurs choisis répondent aux exigences des approches causale ainsi </w:t>
-      </w:r>
-      <w:proofErr w:type="gramStart"/>
-      <w:r>
-        <w:t xml:space="preserve">qu’ </w:t>
-      </w:r>
-      <w:proofErr w:type="spellStart"/>
-      <w:r>
-        <w:t>effectuale</w:t>
-      </w:r>
-      <w:proofErr w:type="spellEnd"/>
-      <w:proofErr w:type="gramEnd"/>
-      <w:r>
-        <w:t>. - La garantie de la qualité est permise par la vérification de la conformité aux exigences convenues :</w:t>
-      </w:r>
-    </w:p>
-    <w:p>
-      <w:r>
-        <w:t>• Celle de l’analyse pour la conformité aux spécifications de la demande,</w:t>
-      </w:r>
-    </w:p>
-    <w:p>
-      <w:r>
-        <w:t>• Celle de la conception pour la conformité aux besoins du client,</w:t>
-      </w:r>
-    </w:p>
-    <w:p>
-      <w:r>
-        <w:t>• Celle du produit final pour la conformité au cahier des charges établi en amont.</w:t>
-      </w:r>
-    </w:p>
-    <w:p>
-      <w:r>
-        <w:t>____________________________________________________________________________</w:t>
-      </w:r>
-    </w:p>
-    <w:p>
-      <w:pPr>
-        <w:rPr>
-          <w:color w:val="8496B0" w:themeColor="text2" w:themeTint="99"/>
-        </w:rPr>
-      </w:pPr>
-      <w:r>
-        <w:rPr>
-          <w:rFonts w:ascii="Arial" w:eastAsia="Arial" w:hAnsi="Arial" w:cs="Arial"/>
-          <w:color w:val="8496B0" w:themeColor="text2" w:themeTint="99"/>
-          <w:sz w:val="21"/>
-          <w:highlight w:val="white"/>
-        </w:rPr>
-        <w:t>C15. Estimer et suivre les coûts tout au long du cycle de vie du projet de développement informatique</w:t>
-      </w:r>
-    </w:p>
-    <w:p>
-      <w:pPr>
-        <w:rPr>
-          <w:color w:val="8496B0" w:themeColor="text2" w:themeTint="99"/>
-        </w:rPr>
-      </w:pPr>
-    </w:p>
-    <w:p>
-      <w:pPr>
-        <w:rPr>
-          <w:color w:val="8496B0" w:themeColor="text2" w:themeTint="99"/>
-        </w:rPr>
-      </w:pPr>
-    </w:p>
-    <w:p>
-      <w:pPr>
-        <w:rPr>
-          <w:color w:val="8496B0" w:themeColor="text2" w:themeTint="99"/>
-        </w:rPr>
-      </w:pPr>
-    </w:p>
-    <w:p>
-      <w:pPr>
-        <w:rPr>
-          <w:color w:val="8496B0" w:themeColor="text2" w:themeTint="99"/>
-        </w:rPr>
-      </w:pPr>
-    </w:p>
-    <w:p>
-      <w:pPr>
-        <w:rPr>
-          <w:color w:val="8496B0" w:themeColor="text2" w:themeTint="99"/>
-        </w:rPr>
-      </w:pPr>
-    </w:p>
-    <w:p>
-      <w:pPr>
-        <w:rPr>
-          <w:color w:val="8496B0" w:themeColor="text2" w:themeTint="99"/>
-        </w:rPr>
-      </w:pPr>
-    </w:p>
-    <w:p>
-      <w:pPr>
-        <w:rPr>
-          <w:color w:val="8496B0" w:themeColor="text2" w:themeTint="99"/>
-        </w:rPr>
-      </w:pPr>
-    </w:p>
-    <w:p>
-      <w:r>
-        <w:t xml:space="preserve">Evaluation : </w:t>
-      </w:r>
-    </w:p>
-    <w:p>
-      <w:r>
-        <w:t>- Le budget est aligné sur les objectifs du projet tout en anticipant les éventuelles adaptations. - Le budget du projet est correctement analysé et fait éventuellement l’objet de préconisations par le candidat. - Les coûts de déploiement et d’exploitation de chaque étape du cycle de vie de la solution ou de l’équipement sont correctement dimensionnés.</w:t>
-      </w:r>
-    </w:p>
-    <w:p>
-      <w:r>
-        <w:t>- Les actions liées à l’environnement sont budgétées.</w:t>
-      </w:r>
-    </w:p>
-    <w:p>
-      <w:pPr>
-        <w:rPr>
-          <w:color w:val="8496B0" w:themeColor="text2" w:themeTint="99"/>
-        </w:rPr>
-      </w:pPr>
-      <w:r>
-        <w:rPr>
-          <w:rFonts w:ascii="Arial" w:eastAsia="Arial" w:hAnsi="Arial" w:cs="Arial"/>
-          <w:color w:val="8496B0" w:themeColor="text2" w:themeTint="99"/>
-          <w:sz w:val="21"/>
-          <w:highlight w:val="white"/>
-        </w:rPr>
-        <w:lastRenderedPageBreak/>
-        <w:t xml:space="preserve">C21. Evaluer tous les </w:t>
-      </w:r>
-      <w:proofErr w:type="gramStart"/>
-      <w:r>
-        <w:rPr>
-          <w:rFonts w:ascii="Arial" w:eastAsia="Arial" w:hAnsi="Arial" w:cs="Arial"/>
-          <w:color w:val="8496B0" w:themeColor="text2" w:themeTint="99"/>
-          <w:sz w:val="21"/>
-          <w:highlight w:val="white"/>
-        </w:rPr>
-        <w:t>risques potentiels</w:t>
-      </w:r>
-      <w:proofErr w:type="gramEnd"/>
-      <w:r>
-        <w:rPr>
-          <w:rFonts w:ascii="Arial" w:eastAsia="Arial" w:hAnsi="Arial" w:cs="Arial"/>
-          <w:color w:val="8496B0" w:themeColor="text2" w:themeTint="99"/>
-          <w:sz w:val="21"/>
-          <w:highlight w:val="white"/>
-        </w:rPr>
-        <w:t xml:space="preserve"> associés à la manipulation de grandes quantités de données</w:t>
-      </w:r>
-    </w:p>
-    <w:p>
-      <w:pPr>
-        <w:rPr>
-          <w:color w:val="8496B0" w:themeColor="text2" w:themeTint="99"/>
-        </w:rPr>
-      </w:pPr>
-    </w:p>
-    <w:p>
-      <w:pPr>
-        <w:rPr>
-          <w:color w:val="8496B0" w:themeColor="text2" w:themeTint="99"/>
-        </w:rPr>
-      </w:pPr>
-    </w:p>
-    <w:p>
-      <w:pPr>
-        <w:rPr>
-          <w:color w:val="8496B0" w:themeColor="text2" w:themeTint="99"/>
-        </w:rPr>
-      </w:pPr>
-    </w:p>
-    <w:p>
-      <w:pPr>
-        <w:rPr>
-          <w:color w:val="8496B0" w:themeColor="text2" w:themeTint="99"/>
-        </w:rPr>
-      </w:pPr>
-    </w:p>
-    <w:p>
-      <w:pPr>
-        <w:rPr>
-          <w:color w:val="8496B0" w:themeColor="text2" w:themeTint="99"/>
-        </w:rPr>
-      </w:pPr>
-    </w:p>
-    <w:p>
-      <w:pPr>
-        <w:rPr>
-          <w:color w:val="8496B0" w:themeColor="text2" w:themeTint="99"/>
-        </w:rPr>
-      </w:pPr>
-    </w:p>
-    <w:p>
-      <w:r>
-        <w:t xml:space="preserve">Evaluation : </w:t>
-      </w:r>
-    </w:p>
-    <w:p>
-      <w:r>
-        <w:t>- L’évaluation des risques porte sur la sécurité, la sauvegarde, la récupération ainsi que le traitement des données.</w:t>
-      </w:r>
-    </w:p>
-    <w:p>
-      <w:r>
-        <w:t>- L'identification des risques prend en compte les aspects réglementaires, comme le respect des normes de confidentialité et de protection des données (RGPD, etc.).</w:t>
-      </w:r>
-    </w:p>
-    <w:p>
-      <w:r>
-        <w:t>____________________________________________________________________________</w:t>
-      </w:r>
-    </w:p>
-    <w:p/>
-    <w:p>
-      <w:pPr>
-        <w:rPr>
-          <w:color w:val="8496B0" w:themeColor="text2" w:themeTint="99"/>
-        </w:rPr>
-      </w:pPr>
-      <w:r>
-        <w:rPr>
-          <w:rFonts w:ascii="Arial" w:eastAsia="Arial" w:hAnsi="Arial" w:cs="Arial"/>
-          <w:color w:val="8496B0" w:themeColor="text2" w:themeTint="99"/>
-          <w:sz w:val="21"/>
-          <w:highlight w:val="white"/>
-        </w:rPr>
-        <w:t xml:space="preserve">C25. Concevoir et administrer des data </w:t>
-      </w:r>
-      <w:proofErr w:type="spellStart"/>
-      <w:r>
-        <w:rPr>
-          <w:rFonts w:ascii="Arial" w:eastAsia="Arial" w:hAnsi="Arial" w:cs="Arial"/>
-          <w:color w:val="8496B0" w:themeColor="text2" w:themeTint="99"/>
-          <w:sz w:val="21"/>
-          <w:highlight w:val="white"/>
-        </w:rPr>
-        <w:t>lakes</w:t>
-      </w:r>
-      <w:proofErr w:type="spellEnd"/>
-      <w:r>
-        <w:rPr>
-          <w:rFonts w:ascii="Arial" w:eastAsia="Arial" w:hAnsi="Arial" w:cs="Arial"/>
-          <w:color w:val="8496B0" w:themeColor="text2" w:themeTint="99"/>
-          <w:sz w:val="21"/>
-          <w:highlight w:val="white"/>
-        </w:rPr>
-        <w:t xml:space="preserve"> et data </w:t>
-      </w:r>
-      <w:proofErr w:type="spellStart"/>
-      <w:r>
-        <w:rPr>
-          <w:rFonts w:ascii="Arial" w:eastAsia="Arial" w:hAnsi="Arial" w:cs="Arial"/>
-          <w:color w:val="8496B0" w:themeColor="text2" w:themeTint="99"/>
-          <w:sz w:val="21"/>
-          <w:highlight w:val="white"/>
-        </w:rPr>
-        <w:t>warehouses</w:t>
-      </w:r>
-      <w:proofErr w:type="spellEnd"/>
-    </w:p>
-    <w:p>
-      <w:pPr>
-        <w:rPr>
-          <w:color w:val="8496B0" w:themeColor="text2" w:themeTint="99"/>
-        </w:rPr>
-      </w:pPr>
-    </w:p>
-    <w:p/>
-    <w:p/>
-    <w:p/>
-    <w:p/>
-    <w:p/>
-    <w:p/>
-    <w:p/>
-    <w:p/>
-    <w:p/>
-    <w:p/>
-    <w:p>
-      <w:r>
-        <w:t xml:space="preserve">Evaluation : </w:t>
-      </w:r>
-    </w:p>
-    <w:p>
-      <w:r>
-        <w:t xml:space="preserve">- Les infrastructures basées sur Hadoop ou MongoDB sont conçues pour être facilement évolutives, permettant d'ajouter de nouvelles sources de données et d'augmenter les capacités de traitement sans compromettre les performances ou la stabilité. </w:t>
-      </w:r>
-    </w:p>
-    <w:p>
-      <w:r>
-        <w:lastRenderedPageBreak/>
-        <w:t xml:space="preserve">- L’utilisation d’Hadoop et MongoDB facilitent l'intégration des données provenant de diverses sources et leur utilisation pour des analyses avancées. </w:t>
-      </w:r>
-    </w:p>
-    <w:p>
-      <w:r>
-        <w:t>- RDF et OWL sont utilisés de manière appropriée pour structurer les données, en créant des modèles sémantiques clairs et interopérables qui facilitent l'intégration et l'analyse des données. - Les systèmes d'ontologies permettent l'extraction de connaissances pertinentes à partir de données non structurées et semi-structurées. - Les standards de l'industrie pour la modélisation sémantique garantissent une interopérabilité maximale avec d'autres systèmes et applications basées sur la sémantique.</w:t>
-      </w:r>
-    </w:p>
-    <w:p>
-      <w:r>
-        <w:t>____________________________________________________________________________</w:t>
-      </w:r>
-    </w:p>
-    <w:p>
-      <w:pPr>
-        <w:rPr>
-          <w:color w:val="8496B0" w:themeColor="text2" w:themeTint="99"/>
-        </w:rPr>
-      </w:pPr>
-      <w:r>
-        <w:rPr>
-          <w:rFonts w:ascii="Arial" w:eastAsia="Arial" w:hAnsi="Arial" w:cs="Arial"/>
-          <w:color w:val="8496B0" w:themeColor="text2" w:themeTint="99"/>
-          <w:sz w:val="21"/>
-          <w:highlight w:val="white"/>
-        </w:rPr>
-        <w:t>C26. Gérer la scalabilité et la performance des architectures de stockage,</w:t>
-      </w:r>
-    </w:p>
-    <w:p>
-      <w:pPr>
-        <w:rPr>
-          <w:color w:val="8496B0" w:themeColor="text2" w:themeTint="99"/>
-        </w:rPr>
-      </w:pPr>
-    </w:p>
-    <w:p>
-      <w:pPr>
-        <w:rPr>
-          <w:color w:val="8496B0" w:themeColor="text2" w:themeTint="99"/>
-        </w:rPr>
-      </w:pPr>
-    </w:p>
-    <w:p>
-      <w:pPr>
-        <w:rPr>
-          <w:color w:val="8496B0" w:themeColor="text2" w:themeTint="99"/>
-        </w:rPr>
-      </w:pPr>
-    </w:p>
-    <w:p>
-      <w:pPr>
-        <w:rPr>
-          <w:color w:val="8496B0" w:themeColor="text2" w:themeTint="99"/>
-        </w:rPr>
-      </w:pPr>
-    </w:p>
-    <w:p>
-      <w:pPr>
-        <w:rPr>
-          <w:color w:val="8496B0" w:themeColor="text2" w:themeTint="99"/>
-        </w:rPr>
-      </w:pPr>
-    </w:p>
-    <w:p>
-      <w:pPr>
-        <w:rPr>
-          <w:color w:val="8496B0" w:themeColor="text2" w:themeTint="99"/>
-        </w:rPr>
-      </w:pPr>
-    </w:p>
-    <w:p>
-      <w:pPr>
-        <w:rPr>
-          <w:color w:val="8496B0" w:themeColor="text2" w:themeTint="99"/>
-        </w:rPr>
-      </w:pPr>
-    </w:p>
-    <w:p>
-      <w:r>
-        <w:t xml:space="preserve">Evaluation : </w:t>
-      </w:r>
-    </w:p>
-    <w:p>
-      <w:r>
-        <w:t>- Les requêtes sont exécutées plus rapidement sur de grands volumes de données, minimisent les erreurs et assurent l'intégrité des données. - Les requêtes optimisées maintiennent des performances élevées à mesure que le volume de données augmente. - Les données sont traitées de manière plus fiable après optimisation.</w:t>
-      </w:r>
-    </w:p>
-    <w:p>
-      <w:r>
-        <w:t>____________________________________________________________________________</w:t>
-      </w:r>
-    </w:p>
-    <w:p>
-      <w:pPr>
-        <w:rPr>
-          <w:color w:val="8496B0" w:themeColor="text2" w:themeTint="99"/>
-        </w:rPr>
-      </w:pPr>
-      <w:r>
-        <w:rPr>
-          <w:rFonts w:ascii="Arial" w:eastAsia="Arial" w:hAnsi="Arial" w:cs="Arial"/>
-          <w:color w:val="8496B0" w:themeColor="text2" w:themeTint="99"/>
-          <w:sz w:val="21"/>
-          <w:highlight w:val="white"/>
-        </w:rPr>
-        <w:t>C28. Mettre en œuvre des pipelines de données sécurisés</w:t>
-      </w:r>
-    </w:p>
-    <w:p>
-      <w:pPr>
-        <w:rPr>
-          <w:color w:val="8496B0" w:themeColor="text2" w:themeTint="99"/>
-        </w:rPr>
-      </w:pPr>
-    </w:p>
-    <w:p>
-      <w:pPr>
-        <w:rPr>
-          <w:color w:val="8496B0" w:themeColor="text2" w:themeTint="99"/>
-        </w:rPr>
-      </w:pPr>
-    </w:p>
-    <w:p>
-      <w:pPr>
-        <w:rPr>
-          <w:color w:val="8496B0" w:themeColor="text2" w:themeTint="99"/>
-        </w:rPr>
-      </w:pPr>
-    </w:p>
-    <w:p>
-      <w:pPr>
-        <w:rPr>
-          <w:color w:val="8496B0" w:themeColor="text2" w:themeTint="99"/>
-        </w:rPr>
-      </w:pPr>
-    </w:p>
-    <w:p>
-      <w:pPr>
-        <w:rPr>
-          <w:color w:val="8496B0" w:themeColor="text2" w:themeTint="99"/>
-        </w:rPr>
-      </w:pPr>
-    </w:p>
-    <w:p>
-      <w:pPr>
-        <w:rPr>
-          <w:color w:val="8496B0" w:themeColor="text2" w:themeTint="99"/>
-        </w:rPr>
-      </w:pPr>
-    </w:p>
-    <w:p>
-      <w:r>
-        <w:t xml:space="preserve">Evaluation : </w:t>
-      </w:r>
-    </w:p>
-    <w:p>
-      <w:r>
-        <w:t xml:space="preserve">- Les pipelines de données garantissent une transmission cohérente et fiable des données critiques, en limitant les pertes de données et en maintenant la continuité des flux même en cas d'incidents. </w:t>
-      </w:r>
-    </w:p>
-    <w:p>
-      <w:r>
-        <w:lastRenderedPageBreak/>
-        <w:t>- Les données sont traitées et disponibles en temps réel. - Les pipelines de données sont sécurisés grâce à des techniques appropriées, telles que : le chiffrement, les contrôles d'accès, etc.</w:t>
-      </w:r>
-    </w:p>
-    <w:p>
-      <w:r>
-        <w:t>____________________________________________________________________________</w:t>
-      </w:r>
-    </w:p>
-    <w:p>
-      <w:pPr>
-        <w:rPr>
-          <w:color w:val="8496B0" w:themeColor="text2" w:themeTint="99"/>
-        </w:rPr>
-      </w:pPr>
-      <w:r>
-        <w:rPr>
-          <w:rFonts w:ascii="Arial" w:eastAsia="Arial" w:hAnsi="Arial" w:cs="Arial"/>
-          <w:color w:val="8496B0" w:themeColor="text2" w:themeTint="99"/>
-          <w:sz w:val="21"/>
           <w:highlight w:val="white"/>
         </w:rPr>
         <w:t>C30. Déployer et optimiser des infrastructures sur Amazon AWS, Google Cloud ou Azure</w:t>
       </w:r>
     </w:p>
     <w:p>
-      <w:pPr>
+      <w:r>
+        <w:t xml:space="preserve">Pour des </w:t>
+      </w:r>
+      <w:r>
+        <w:t>raisons de coûts, seul le stockage des données est délégué à Azure, les traitements étant effectués sur le serveur Windows de l’entreprise.</w:t>
+      </w:r>
+    </w:p>
+    <w:p>
+      <w:r>
+        <w:t>Néanmoins l’utilisation de Docker et de de Spark permettrait de facilement déployer les traitements sur un cloud si l’on recherche la scalabilité horizontale en termes de nombre de nœuds de traitement.</w:t>
+      </w:r>
+    </w:p>
+    <w:p>
+      <w:r>
+        <w:t xml:space="preserve">Evaluation : </w:t>
+      </w:r>
+    </w:p>
+    <w:p>
+      <w:r>
+        <w:t xml:space="preserve">- Les solutions cloud déployées sont capables de s'adapter dynamiquement aux variations de la demande, optimisent l'allocation des ressources et garantissent une disponibilité continue et une performance élevée, même lors des pics de charge. </w:t>
+      </w:r>
+    </w:p>
+    <w:p>
+      <w:r>
+        <w:t xml:space="preserve">- Les clusters de calcul sont configurés pour maximiser la puissance de traitement et permettent des calculs intensifs sans compromettre la réactivité des applications. </w:t>
+      </w:r>
+    </w:p>
+    <w:p>
+      <w:r>
+        <w:t xml:space="preserve">- Le stockage distribué est géré de manière efficace : il assure une accessibilité rapide aux données tout en minimisant les coûts liés à la consommation de ressources. </w:t>
+      </w:r>
+    </w:p>
+    <w:p>
+      <w:r>
+        <w:lastRenderedPageBreak/>
+        <w:t>- Les systèmes mis en place démontrent une capacité à évoluer facilement, supportant une augmentation du volume de données et des utilisateurs sans dégradation des performances.</w:t>
+      </w:r>
+    </w:p>
+    <w:p>
+      <w:pPr>
+        <w:pStyle w:val="Titre2"/>
+      </w:pPr>
+      <w:r>
         <w:rPr>
-          <w:color w:val="8496B0" w:themeColor="text2" w:themeTint="99"/>
-        </w:rPr>
-      </w:pPr>
-    </w:p>
-    <w:p>
-      <w:pPr>
-        <w:rPr>
-          <w:color w:val="8496B0" w:themeColor="text2" w:themeTint="99"/>
-        </w:rPr>
-      </w:pPr>
-    </w:p>
-    <w:p>
-      <w:pPr>
-        <w:rPr>
-          <w:color w:val="8496B0" w:themeColor="text2" w:themeTint="99"/>
-        </w:rPr>
-      </w:pPr>
-    </w:p>
-    <w:p>
-      <w:pPr>
-        <w:rPr>
-          <w:color w:val="8496B0" w:themeColor="text2" w:themeTint="99"/>
-        </w:rPr>
-      </w:pPr>
-    </w:p>
-    <w:p>
-      <w:pPr>
-        <w:rPr>
-          <w:color w:val="8496B0" w:themeColor="text2" w:themeTint="99"/>
-        </w:rPr>
-      </w:pPr>
-    </w:p>
-    <w:p>
-      <w:pPr>
-        <w:rPr>
-          <w:color w:val="8496B0" w:themeColor="text2" w:themeTint="99"/>
-        </w:rPr>
-      </w:pPr>
-    </w:p>
-    <w:p>
-      <w:pPr>
-        <w:rPr>
-          <w:color w:val="8496B0" w:themeColor="text2" w:themeTint="99"/>
-        </w:rPr>
-      </w:pPr>
-    </w:p>
-    <w:p>
-      <w:pPr>
-        <w:rPr>
-          <w:color w:val="8496B0" w:themeColor="text2" w:themeTint="99"/>
-        </w:rPr>
-      </w:pPr>
-    </w:p>
-    <w:p>
-      <w:pPr>
-        <w:rPr>
-          <w:color w:val="8496B0" w:themeColor="text2" w:themeTint="99"/>
-        </w:rPr>
-      </w:pPr>
-    </w:p>
-    <w:p>
-      <w:r>
-        <w:t xml:space="preserve">Evaluation : </w:t>
-      </w:r>
-    </w:p>
-    <w:p>
-      <w:r>
-        <w:t xml:space="preserve">- Les solutions cloud déployées sont capables de s'adapter dynamiquement aux variations de la demande, optimisent l'allocation des ressources et garantissent une disponibilité continue et une performance élevée, même lors des pics de charge. </w:t>
-      </w:r>
-    </w:p>
-    <w:p>
-      <w:r>
-        <w:t xml:space="preserve">- Les clusters de calcul sont configurés pour maximiser la puissance de traitement et permettent des calculs intensifs sans compromettre la réactivité des applications. </w:t>
-      </w:r>
-    </w:p>
-    <w:p>
-      <w:r>
-        <w:t xml:space="preserve">- Le stockage distribué est géré de manière efficace : il assure une accessibilité rapide aux données tout en minimisant les coûts liés à la consommation de ressources. </w:t>
-      </w:r>
-    </w:p>
-    <w:p>
-      <w:r>
-        <w:t>- Les systèmes mis en place démontrent une capacité à évoluer facilement, supportant une augmentation du volume de données et des utilisateurs sans dégradation des performances.</w:t>
-      </w:r>
-    </w:p>
-    <w:p>
-      <w:r>
-        <w:t>____________________________________________________________________________</w:t>
-      </w:r>
-    </w:p>
-    <w:p>
-      <w:pPr>
-        <w:rPr>
-          <w:color w:val="8496B0" w:themeColor="text2" w:themeTint="99"/>
-        </w:rPr>
-      </w:pPr>
-      <w:r>
-        <w:rPr>
-          <w:rFonts w:ascii="Arial" w:eastAsia="Arial" w:hAnsi="Arial" w:cs="Arial"/>
-          <w:color w:val="8496B0" w:themeColor="text2" w:themeTint="99"/>
-          <w:sz w:val="21"/>
           <w:highlight w:val="white"/>
         </w:rPr>
         <w:t>C31. Concevoir et optimiser des pipelines de données dans le cloud</w:t>
       </w:r>
     </w:p>
     <w:p>
-      <w:pPr>
+      <w:r>
+        <w:t>Cf. C30. Airflow assure l’automatisation des traitements.</w:t>
+      </w:r>
+    </w:p>
+    <w:p>
+      <w:r>
+        <w:t xml:space="preserve">Evaluation : </w:t>
+      </w:r>
+    </w:p>
+    <w:p>
+      <w:r>
+        <w:t xml:space="preserve">- Les pipelines de données sont conçus pour automatiser efficacement l'ingestion, la transformation, et la distribution des données, garantissent une exécution fluide et sans interruption des processus de bout en bout. </w:t>
+      </w:r>
+    </w:p>
+    <w:p>
+      <w:r>
+        <w:t>- La rapidité et la fiabilité des flux de données sont maintenues même sous des charges de travail élevées.</w:t>
+      </w:r>
+    </w:p>
+    <w:p>
+      <w:r>
+        <w:t>- Les outils tels que AWS Data Pipeline et Azure Data Factory sont utilisés de manière optimale, permettant une gestion flexible et évolutive des pipelines pour répondre aux besoins croissants de l'entreprise.</w:t>
+      </w:r>
+    </w:p>
+    <w:p>
+      <w:pPr>
+        <w:pStyle w:val="Titre2"/>
+      </w:pPr>
+      <w:r>
         <w:rPr>
-          <w:color w:val="8496B0" w:themeColor="text2" w:themeTint="99"/>
-        </w:rPr>
-      </w:pPr>
-    </w:p>
-    <w:p>
-      <w:pPr>
-        <w:rPr>
-          <w:color w:val="8496B0" w:themeColor="text2" w:themeTint="99"/>
-        </w:rPr>
-      </w:pPr>
-    </w:p>
-    <w:p>
-      <w:pPr>
-        <w:rPr>
-          <w:color w:val="8496B0" w:themeColor="text2" w:themeTint="99"/>
-        </w:rPr>
-      </w:pPr>
-    </w:p>
-    <w:p>
-      <w:pPr>
-        <w:rPr>
-          <w:color w:val="8496B0" w:themeColor="text2" w:themeTint="99"/>
-        </w:rPr>
-      </w:pPr>
-    </w:p>
-    <w:p>
-      <w:pPr>
-        <w:rPr>
-          <w:color w:val="8496B0" w:themeColor="text2" w:themeTint="99"/>
-        </w:rPr>
-      </w:pPr>
-    </w:p>
-    <w:p>
-      <w:pPr>
-        <w:rPr>
-          <w:color w:val="8496B0" w:themeColor="text2" w:themeTint="99"/>
-        </w:rPr>
-      </w:pPr>
-    </w:p>
-    <w:p>
-      <w:pPr>
-        <w:rPr>
-          <w:color w:val="8496B0" w:themeColor="text2" w:themeTint="99"/>
-        </w:rPr>
-      </w:pPr>
-    </w:p>
-    <w:p>
-      <w:r>
-        <w:lastRenderedPageBreak/>
-        <w:t xml:space="preserve">Evaluation : </w:t>
-      </w:r>
-    </w:p>
-    <w:p>
-      <w:r>
-        <w:t xml:space="preserve">- Les pipelines de données sont conçus pour automatiser efficacement l'ingestion, la transformation, et la distribution des données, garantissent une exécution fluide et sans interruption des processus de bout en bout. </w:t>
-      </w:r>
-    </w:p>
-    <w:p>
-      <w:r>
-        <w:t>- La rapidité et la fiabilité des flux de données sont maintenues même sous des charges de travail élevées.</w:t>
-      </w:r>
-    </w:p>
-    <w:p>
-      <w:r>
-        <w:t xml:space="preserve">- Les outils tels que AWS Data Pipeline et Azure Data </w:t>
-      </w:r>
-      <w:proofErr w:type="spellStart"/>
-      <w:r>
-        <w:t>Factory</w:t>
-      </w:r>
-      <w:proofErr w:type="spellEnd"/>
-      <w:r>
-        <w:t xml:space="preserve"> sont utilisés de manière optimale, permettant une gestion flexible et évolutive des pipelines pour répondre aux besoins croissants de l'entreprise.</w:t>
-      </w:r>
-    </w:p>
-    <w:p>
-      <w:r>
-        <w:t>____________________________________________________________________________</w:t>
-      </w:r>
-    </w:p>
-    <w:p>
-      <w:pPr>
-        <w:rPr>
-          <w:color w:val="8496B0" w:themeColor="text2" w:themeTint="99"/>
-        </w:rPr>
-      </w:pPr>
-      <w:r>
-        <w:rPr>
-          <w:rFonts w:ascii="Arial" w:eastAsia="Arial" w:hAnsi="Arial" w:cs="Arial"/>
-          <w:color w:val="8496B0" w:themeColor="text2" w:themeTint="99"/>
-          <w:sz w:val="21"/>
           <w:highlight w:val="white"/>
         </w:rPr>
-        <w:t xml:space="preserve">C34. Assurer le nettoyage, la transformation et la réduction de la dimensionnalité des </w:t>
-      </w:r>
-      <w:proofErr w:type="spellStart"/>
+        <w:t>C34. Assurer le nettoyage, la transformation et la réduction de la dimensionnalité des datasets</w:t>
+      </w:r>
+    </w:p>
+    <w:p>
+      <w:r>
+        <w:t>La tâche transformer (cf. C28) effectue les nettoyages suivants :</w:t>
+      </w:r>
+    </w:p>
+    <w:p>
+      <w:pPr>
+        <w:pStyle w:val="Paragraphedeliste"/>
+        <w:numPr>
+          <w:ilvl w:val="0"/>
+          <w:numId w:val="11"/>
+        </w:numPr>
+      </w:pPr>
+      <w:r>
+        <w:t>Correction des noms des colonnes</w:t>
+      </w:r>
+    </w:p>
+    <w:p>
+      <w:pPr>
+        <w:pStyle w:val="Paragraphedeliste"/>
+        <w:numPr>
+          <w:ilvl w:val="0"/>
+          <w:numId w:val="11"/>
+        </w:numPr>
+      </w:pPr>
+      <w:r>
+        <w:t>Suppression des espaces inutiles dans les chaines de caractères</w:t>
+      </w:r>
+    </w:p>
+    <w:p>
+      <w:pPr>
+        <w:pStyle w:val="Paragraphedeliste"/>
+        <w:numPr>
+          <w:ilvl w:val="0"/>
+          <w:numId w:val="11"/>
+        </w:numPr>
+      </w:pPr>
+      <w:r>
+        <w:t>Ajustement de la casse</w:t>
+      </w:r>
+    </w:p>
+    <w:p>
+      <w:pPr>
+        <w:pStyle w:val="Paragraphedeliste"/>
+        <w:numPr>
+          <w:ilvl w:val="0"/>
+          <w:numId w:val="11"/>
+        </w:numPr>
+      </w:pPr>
+      <w:r>
+        <w:t>Correction des types des colonnes</w:t>
+      </w:r>
+    </w:p>
+    <w:p>
+      <w:pPr>
+        <w:pStyle w:val="Paragraphedeliste"/>
+        <w:numPr>
+          <w:ilvl w:val="0"/>
+          <w:numId w:val="11"/>
+        </w:numPr>
+      </w:pPr>
+      <w:r>
+        <w:t>Ajout de colonnes</w:t>
+      </w:r>
+      <w:r>
+        <w:t xml:space="preserve"> calculées à partir des autres</w:t>
+      </w:r>
+    </w:p>
+    <w:p>
+      <w:pPr>
+        <w:pStyle w:val="Paragraphedeliste"/>
+        <w:numPr>
+          <w:ilvl w:val="0"/>
+          <w:numId w:val="11"/>
+        </w:numPr>
+      </w:pPr>
+      <w:r>
+        <w:t>Filtrage des lignes ne présentant aucun intérêt pour les analyses</w:t>
+      </w:r>
+    </w:p>
+    <w:p>
+      <w:r>
+        <w:t>Elle effectue également un regroupement</w:t>
+      </w:r>
+      <w:r>
+        <w:t xml:space="preserve"> </w:t>
+      </w:r>
+      <w:r>
+        <w:t>par jointure</w:t>
+      </w:r>
+      <w:r>
+        <w:t xml:space="preserve"> de toutes les tables</w:t>
+      </w:r>
+      <w:r>
+        <w:t xml:space="preserve"> nettoyées,</w:t>
+      </w:r>
+      <w:r>
+        <w:t xml:space="preserve"> en ne conservant que les colonnes intéressantes pour les analyses métier.</w:t>
+      </w:r>
+    </w:p>
+    <w:p>
+      <w:r>
+        <w:t xml:space="preserve">Evaluation : </w:t>
+      </w:r>
+    </w:p>
+    <w:p>
+      <w:r>
+        <w:t xml:space="preserve">- Le nettoyage et la transformation des données sont effectués avec précision : éliminent les anomalies, les valeurs manquantes et les incohérences, ce qui améliore la qualité des données et la fiabilité des analyses. </w:t>
+      </w:r>
+    </w:p>
+    <w:p>
+      <w:r>
+        <w:t>- Les techniques de réduction de la dimensionnalité sont appliquées efficacement, optimisant les performances des modèles d'IA en réduisant la complexité des datasets sans perdre d'information critique.</w:t>
+      </w:r>
+    </w:p>
+    <w:p>
+      <w:pPr>
+        <w:pStyle w:val="Titre2"/>
+      </w:pPr>
       <w:r>
         <w:rPr>
-          <w:rFonts w:ascii="Arial" w:eastAsia="Arial" w:hAnsi="Arial" w:cs="Arial"/>
-          <w:color w:val="8496B0" w:themeColor="text2" w:themeTint="99"/>
-          <w:sz w:val="21"/>
-          <w:highlight w:val="white"/>
-        </w:rPr>
-        <w:t>datasets</w:t>
-      </w:r>
-      <w:proofErr w:type="spellEnd"/>
-    </w:p>
-    <w:p>
-      <w:pPr>
-        <w:rPr>
-          <w:color w:val="8496B0" w:themeColor="text2" w:themeTint="99"/>
-        </w:rPr>
-      </w:pPr>
-    </w:p>
-    <w:p>
-      <w:pPr>
-        <w:rPr>
-          <w:color w:val="8496B0" w:themeColor="text2" w:themeTint="99"/>
-        </w:rPr>
-      </w:pPr>
-    </w:p>
-    <w:p>
-      <w:pPr>
-        <w:rPr>
-          <w:color w:val="8496B0" w:themeColor="text2" w:themeTint="99"/>
-        </w:rPr>
-      </w:pPr>
-    </w:p>
-    <w:p>
-      <w:pPr>
-        <w:rPr>
-          <w:color w:val="8496B0" w:themeColor="text2" w:themeTint="99"/>
-        </w:rPr>
-      </w:pPr>
-    </w:p>
-    <w:p>
-      <w:pPr>
-        <w:rPr>
-          <w:color w:val="8496B0" w:themeColor="text2" w:themeTint="99"/>
-        </w:rPr>
-      </w:pPr>
-    </w:p>
-    <w:p>
-      <w:pPr>
-        <w:rPr>
-          <w:color w:val="8496B0" w:themeColor="text2" w:themeTint="99"/>
-        </w:rPr>
-      </w:pPr>
-    </w:p>
-    <w:p>
-      <w:pPr>
-        <w:rPr>
-          <w:color w:val="8496B0" w:themeColor="text2" w:themeTint="99"/>
-        </w:rPr>
-      </w:pPr>
-    </w:p>
-    <w:p>
-      <w:r>
-        <w:t xml:space="preserve">Evaluation : </w:t>
-      </w:r>
-    </w:p>
-    <w:p>
-      <w:r>
-        <w:t xml:space="preserve">- Le nettoyage et la transformation des données sont effectués avec précision : éliminent les anomalies, les valeurs manquantes et les incohérences, ce qui améliore la qualité des données et la fiabilité des analyses. </w:t>
-      </w:r>
-    </w:p>
-    <w:p>
-      <w:r>
-        <w:t xml:space="preserve">- Les techniques de réduction de la dimensionnalité sont appliquées efficacement, optimisant les performances des modèles d'IA en réduisant la complexité des </w:t>
-      </w:r>
-      <w:proofErr w:type="spellStart"/>
-      <w:r>
-        <w:t>datasets</w:t>
-      </w:r>
-      <w:proofErr w:type="spellEnd"/>
-      <w:r>
-        <w:t xml:space="preserve"> sans perdre d'information critique.</w:t>
-      </w:r>
-    </w:p>
-    <w:p>
-      <w:r>
-        <w:t>____________________________________________________________________________</w:t>
-      </w:r>
-    </w:p>
-    <w:p>
-      <w:pPr>
-        <w:rPr>
-          <w:color w:val="8496B0" w:themeColor="text2" w:themeTint="99"/>
-        </w:rPr>
-      </w:pPr>
-      <w:r>
-        <w:rPr>
-          <w:rFonts w:ascii="Arial" w:eastAsia="Arial" w:hAnsi="Arial" w:cs="Arial"/>
-          <w:color w:val="8496B0" w:themeColor="text2" w:themeTint="99"/>
-          <w:sz w:val="21"/>
           <w:highlight w:val="white"/>
         </w:rPr>
         <w:t>C39. Effectuer l’analyse exploratoire des données</w:t>
       </w:r>
     </w:p>
     <w:p>
-      <w:pPr>
-        <w:rPr>
-          <w:color w:val="8496B0" w:themeColor="text2" w:themeTint="99"/>
-        </w:rPr>
-      </w:pPr>
-    </w:p>
-    <w:p>
-      <w:pPr>
-        <w:rPr>
-          <w:color w:val="8496B0" w:themeColor="text2" w:themeTint="99"/>
-        </w:rPr>
-      </w:pPr>
-    </w:p>
-    <w:p>
-      <w:pPr>
-        <w:rPr>
-          <w:color w:val="8496B0" w:themeColor="text2" w:themeTint="99"/>
-        </w:rPr>
-      </w:pPr>
-    </w:p>
-    <w:p>
-      <w:pPr>
-        <w:rPr>
-          <w:color w:val="8496B0" w:themeColor="text2" w:themeTint="99"/>
-        </w:rPr>
-      </w:pPr>
-    </w:p>
-    <w:p>
-      <w:pPr>
-        <w:rPr>
-          <w:color w:val="8496B0" w:themeColor="text2" w:themeTint="99"/>
-        </w:rPr>
-      </w:pPr>
-    </w:p>
-    <w:p>
-      <w:pPr>
-        <w:rPr>
-          <w:color w:val="8496B0" w:themeColor="text2" w:themeTint="99"/>
-        </w:rPr>
-      </w:pPr>
-    </w:p>
-    <w:p>
+      <w:r>
+        <w:t xml:space="preserve">Le </w:t>
+      </w:r>
+      <w:r>
+        <w:t>notebook01_exploration</w:t>
+      </w:r>
+      <w:r>
+        <w:t xml:space="preserve"> (Jupyter Notebook) décrit l’exploration des données effectuée.</w:t>
+      </w:r>
+    </w:p>
+    <w:p>
+      <w:r>
+        <w:t xml:space="preserve">Evaluation : </w:t>
+      </w:r>
+    </w:p>
+    <w:p>
+      <w:r>
+        <w:t xml:space="preserve">- L’analyse exploratoire des données est réalisée avec précision à l’aide d’outils tels que Jupyter Notebook et RStudio, Les résultats de l’analyse sont interprétés de manière pertinente, </w:t>
+      </w:r>
       <w:r>
         <w:lastRenderedPageBreak/>
-        <w:t xml:space="preserve">Evaluation : </w:t>
-      </w:r>
-    </w:p>
-    <w:p>
-      <w:r>
-        <w:t xml:space="preserve">- L’analyse exploratoire des données est réalisée avec précision à l’aide d’outils tels que </w:t>
-      </w:r>
-      <w:proofErr w:type="spellStart"/>
-      <w:r>
-        <w:t>Jupyter</w:t>
-      </w:r>
-      <w:proofErr w:type="spellEnd"/>
-      <w:r>
-        <w:t xml:space="preserve"> Notebook et </w:t>
-      </w:r>
-      <w:proofErr w:type="spellStart"/>
-      <w:r>
-        <w:t>RStudio</w:t>
-      </w:r>
-      <w:proofErr w:type="spellEnd"/>
-      <w:r>
-        <w:t>, Les résultats de l’analyse sont interprétés de manière pertinente, offrant une compréhension approfondie des données et facilitant l’élaboration de modèles prédictifs robustes.</w:t>
-      </w:r>
-    </w:p>
-    <w:p>
-      <w:pPr>
-        <w:rPr>
-          <w:color w:val="8496B0" w:themeColor="text2" w:themeTint="99"/>
-        </w:rPr>
-      </w:pPr>
-    </w:p>
-    <w:p>
-      <w:pPr>
-        <w:rPr>
-          <w:color w:val="8496B0" w:themeColor="text2" w:themeTint="99"/>
-        </w:rPr>
-      </w:pPr>
-    </w:p>
-    <w:p>
-      <w:pPr>
-        <w:rPr>
-          <w:color w:val="8496B0" w:themeColor="text2" w:themeTint="99"/>
-        </w:rPr>
-      </w:pPr>
-    </w:p>
-    <w:p>
-      <w:pPr>
-        <w:rPr>
-          <w:color w:val="8496B0" w:themeColor="text2" w:themeTint="99"/>
-        </w:rPr>
-      </w:pPr>
-    </w:p>
-    <w:p>
-      <w:pPr>
-        <w:rPr>
-          <w:color w:val="8496B0" w:themeColor="text2" w:themeTint="99"/>
-        </w:rPr>
-      </w:pPr>
-    </w:p>
-    <w:p>
-      <w:pPr>
-        <w:rPr>
-          <w:color w:val="8496B0" w:themeColor="text2" w:themeTint="99"/>
-        </w:rPr>
-      </w:pPr>
-    </w:p>
-    <w:p>
-      <w:pPr>
-        <w:rPr>
-          <w:color w:val="8496B0" w:themeColor="text2" w:themeTint="99"/>
-        </w:rPr>
-      </w:pPr>
-    </w:p>
-    <w:p>
-      <w:pPr>
-        <w:rPr>
-          <w:color w:val="8496B0" w:themeColor="text2" w:themeTint="99"/>
-        </w:rPr>
-      </w:pPr>
-    </w:p>
-    <w:p>
-      <w:pPr>
-        <w:rPr>
-          <w:color w:val="8496B0" w:themeColor="text2" w:themeTint="99"/>
-        </w:rPr>
-      </w:pPr>
-    </w:p>
-    <w:p>
-      <w:pPr>
-        <w:rPr>
-          <w:color w:val="8496B0" w:themeColor="text2" w:themeTint="99"/>
-        </w:rPr>
-      </w:pPr>
+        <w:t>offrant une compréhension approfondie des données et facilitant l’élaboration de modèles prédictifs robustes.</w:t>
+      </w:r>
     </w:p>
     <w:sectPr>
       <w:pgSz w:w="11906" w:h="16838"/>
@@ -2305,6 +5699,119 @@
 <file path=word/numbering.xml><?xml version="1.0" encoding="utf-8"?>
 <w:numbering xmlns:wpc="http://schemas.microsoft.com/office/word/2010/wordprocessingCanvas" xmlns:cx="http://schemas.microsoft.com/office/drawing/2014/chartex" xmlns:cx1="http://schemas.microsoft.com/office/drawing/2015/9/8/chartex" xmlns:cx2="http://schemas.microsoft.com/office/drawing/2015/10/21/chartex" xmlns:cx3="http://schemas.microsoft.com/office/drawing/2016/5/9/chartex" xmlns:cx4="http://schemas.microsoft.com/office/drawing/2016/5/10/chartex" xmlns:cx5="http://schemas.microsoft.com/office/drawing/2016/5/11/chartex" xmlns:cx6="http://schemas.microsoft.com/office/drawing/2016/5/12/chartex" xmlns:cx7="http://schemas.microsoft.com/office/drawing/2016/5/13/chartex" xmlns:cx8="http://schemas.microsoft.com/office/drawing/2016/5/14/chartex" xmlns:mc="http://schemas.openxmlformats.org/markup-compatibility/2006" xmlns:aink="http://schemas.microsoft.com/office/drawing/2016/ink" xmlns:am3d="http://schemas.microsoft.com/office/drawing/2017/model3d" xmlns:o="urn:schemas-microsoft-com:office:office" xmlns:oel="http://schemas.microsoft.com/office/2019/extlst" xmlns:r="http://schemas.openxmlformats.org/officeDocument/2006/relationships" xmlns:m="http://schemas.openxmlformats.org/officeDocument/2006/math" xmlns:v="urn:schemas-microsoft-com:vml" xmlns:wp14="http://schemas.microsoft.com/office/word/2010/wordprocessingDrawing" xmlns:wp="http://schemas.openxmlformats.org/drawingml/2006/wordprocessingDrawing" xmlns:w10="urn:schemas-microsoft-com:office:word" xmlns:w="http://schemas.openxmlformats.org/wordprocessingml/2006/main" xmlns:w14="http://schemas.microsoft.com/office/word/2010/wordml" xmlns:w15="http://schemas.microsoft.com/office/word/2012/wordml" xmlns:w16cex="http://schemas.microsoft.com/office/word/2018/wordml/cex" xmlns:w16cid="http://schemas.microsoft.com/office/word/2016/wordml/cid" xmlns:w16="http://schemas.microsoft.com/office/word/2018/wordml" xmlns:w16du="http://schemas.microsoft.com/office/word/2023/wordml/word16du" xmlns:w16sdtdh="http://schemas.microsoft.com/office/word/2020/wordml/sdtdatahash" xmlns:w16sdtfl="http://schemas.microsoft.com/office/word/2024/wordml/sdtformatlock" xmlns:w16se="http://schemas.microsoft.com/office/word/2015/wordml/symex" xmlns:wpg="http://schemas.microsoft.com/office/word/2010/wordprocessingGroup" xmlns:wpi="http://schemas.microsoft.com/office/word/2010/wordprocessingInk" xmlns:wne="http://schemas.microsoft.com/office/word/2006/wordml" xmlns:wps="http://schemas.microsoft.com/office/word/2010/wordprocessingShape" mc:Ignorable="w14 w15 w16se w16cid w16 w16cex w16sdtdh w16sdtfl w16du wp14">
   <w:abstractNum w:abstractNumId="0" w15:restartNumberingAfterBreak="0">
+    <w:nsid w:val="103043BE"/>
+    <w:multiLevelType w:val="hybridMultilevel"/>
+    <w:tmpl w:val="4912BA66"/>
+    <w:lvl w:ilvl="0" w:tplc="040C0001">
+      <w:start w:val="1"/>
+      <w:numFmt w:val="bullet"/>
+      <w:lvlText w:val=""/>
+      <w:lvlJc w:val="left"/>
+      <w:pPr>
+        <w:ind w:left="720" w:hanging="360"/>
+      </w:pPr>
+      <w:rPr>
+        <w:rFonts w:ascii="Symbol" w:hAnsi="Symbol" w:hint="default"/>
+      </w:rPr>
+    </w:lvl>
+    <w:lvl w:ilvl="1" w:tplc="040C0003" w:tentative="1">
+      <w:start w:val="1"/>
+      <w:numFmt w:val="bullet"/>
+      <w:lvlText w:val="o"/>
+      <w:lvlJc w:val="left"/>
+      <w:pPr>
+        <w:ind w:left="1440" w:hanging="360"/>
+      </w:pPr>
+      <w:rPr>
+        <w:rFonts w:ascii="Courier New" w:hAnsi="Courier New" w:cs="Courier New" w:hint="default"/>
+      </w:rPr>
+    </w:lvl>
+    <w:lvl w:ilvl="2" w:tplc="040C0005" w:tentative="1">
+      <w:start w:val="1"/>
+      <w:numFmt w:val="bullet"/>
+      <w:lvlText w:val=""/>
+      <w:lvlJc w:val="left"/>
+      <w:pPr>
+        <w:ind w:left="2160" w:hanging="360"/>
+      </w:pPr>
+      <w:rPr>
+        <w:rFonts w:ascii="Wingdings" w:hAnsi="Wingdings" w:hint="default"/>
+      </w:rPr>
+    </w:lvl>
+    <w:lvl w:ilvl="3" w:tplc="040C0001" w:tentative="1">
+      <w:start w:val="1"/>
+      <w:numFmt w:val="bullet"/>
+      <w:lvlText w:val=""/>
+      <w:lvlJc w:val="left"/>
+      <w:pPr>
+        <w:ind w:left="2880" w:hanging="360"/>
+      </w:pPr>
+      <w:rPr>
+        <w:rFonts w:ascii="Symbol" w:hAnsi="Symbol" w:hint="default"/>
+      </w:rPr>
+    </w:lvl>
+    <w:lvl w:ilvl="4" w:tplc="040C0003" w:tentative="1">
+      <w:start w:val="1"/>
+      <w:numFmt w:val="bullet"/>
+      <w:lvlText w:val="o"/>
+      <w:lvlJc w:val="left"/>
+      <w:pPr>
+        <w:ind w:left="3600" w:hanging="360"/>
+      </w:pPr>
+      <w:rPr>
+        <w:rFonts w:ascii="Courier New" w:hAnsi="Courier New" w:cs="Courier New" w:hint="default"/>
+      </w:rPr>
+    </w:lvl>
+    <w:lvl w:ilvl="5" w:tplc="040C0005" w:tentative="1">
+      <w:start w:val="1"/>
+      <w:numFmt w:val="bullet"/>
+      <w:lvlText w:val=""/>
+      <w:lvlJc w:val="left"/>
+      <w:pPr>
+        <w:ind w:left="4320" w:hanging="360"/>
+      </w:pPr>
+      <w:rPr>
+        <w:rFonts w:ascii="Wingdings" w:hAnsi="Wingdings" w:hint="default"/>
+      </w:rPr>
+    </w:lvl>
+    <w:lvl w:ilvl="6" w:tplc="040C0001" w:tentative="1">
+      <w:start w:val="1"/>
+      <w:numFmt w:val="bullet"/>
+      <w:lvlText w:val=""/>
+      <w:lvlJc w:val="left"/>
+      <w:pPr>
+        <w:ind w:left="5040" w:hanging="360"/>
+      </w:pPr>
+      <w:rPr>
+        <w:rFonts w:ascii="Symbol" w:hAnsi="Symbol" w:hint="default"/>
+      </w:rPr>
+    </w:lvl>
+    <w:lvl w:ilvl="7" w:tplc="040C0003" w:tentative="1">
+      <w:start w:val="1"/>
+      <w:numFmt w:val="bullet"/>
+      <w:lvlText w:val="o"/>
+      <w:lvlJc w:val="left"/>
+      <w:pPr>
+        <w:ind w:left="5760" w:hanging="360"/>
+      </w:pPr>
+      <w:rPr>
+        <w:rFonts w:ascii="Courier New" w:hAnsi="Courier New" w:cs="Courier New" w:hint="default"/>
+      </w:rPr>
+    </w:lvl>
+    <w:lvl w:ilvl="8" w:tplc="040C0005" w:tentative="1">
+      <w:start w:val="1"/>
+      <w:numFmt w:val="bullet"/>
+      <w:lvlText w:val=""/>
+      <w:lvlJc w:val="left"/>
+      <w:pPr>
+        <w:ind w:left="6480" w:hanging="360"/>
+      </w:pPr>
+      <w:rPr>
+        <w:rFonts w:ascii="Wingdings" w:hAnsi="Wingdings" w:hint="default"/>
+      </w:rPr>
+    </w:lvl>
+  </w:abstractNum>
+  <w:abstractNum w:abstractNumId="1" w15:restartNumberingAfterBreak="0">
     <w:nsid w:val="127D0665"/>
     <w:multiLevelType w:val="hybridMultilevel"/>
     <w:tmpl w:val="F0D249F8"/>
@@ -2417,7 +5924,120 @@
       </w:rPr>
     </w:lvl>
   </w:abstractNum>
-  <w:abstractNum w:abstractNumId="1" w15:restartNumberingAfterBreak="0">
+  <w:abstractNum w:abstractNumId="2" w15:restartNumberingAfterBreak="0">
+    <w:nsid w:val="164A3AB4"/>
+    <w:multiLevelType w:val="hybridMultilevel"/>
+    <w:tmpl w:val="95C89EAE"/>
+    <w:lvl w:ilvl="0" w:tplc="040C0001">
+      <w:start w:val="1"/>
+      <w:numFmt w:val="bullet"/>
+      <w:lvlText w:val=""/>
+      <w:lvlJc w:val="left"/>
+      <w:pPr>
+        <w:ind w:left="720" w:hanging="360"/>
+      </w:pPr>
+      <w:rPr>
+        <w:rFonts w:ascii="Symbol" w:hAnsi="Symbol" w:hint="default"/>
+      </w:rPr>
+    </w:lvl>
+    <w:lvl w:ilvl="1" w:tplc="040C0003" w:tentative="1">
+      <w:start w:val="1"/>
+      <w:numFmt w:val="bullet"/>
+      <w:lvlText w:val="o"/>
+      <w:lvlJc w:val="left"/>
+      <w:pPr>
+        <w:ind w:left="1440" w:hanging="360"/>
+      </w:pPr>
+      <w:rPr>
+        <w:rFonts w:ascii="Courier New" w:hAnsi="Courier New" w:cs="Courier New" w:hint="default"/>
+      </w:rPr>
+    </w:lvl>
+    <w:lvl w:ilvl="2" w:tplc="040C0005" w:tentative="1">
+      <w:start w:val="1"/>
+      <w:numFmt w:val="bullet"/>
+      <w:lvlText w:val=""/>
+      <w:lvlJc w:val="left"/>
+      <w:pPr>
+        <w:ind w:left="2160" w:hanging="360"/>
+      </w:pPr>
+      <w:rPr>
+        <w:rFonts w:ascii="Wingdings" w:hAnsi="Wingdings" w:hint="default"/>
+      </w:rPr>
+    </w:lvl>
+    <w:lvl w:ilvl="3" w:tplc="040C0001" w:tentative="1">
+      <w:start w:val="1"/>
+      <w:numFmt w:val="bullet"/>
+      <w:lvlText w:val=""/>
+      <w:lvlJc w:val="left"/>
+      <w:pPr>
+        <w:ind w:left="2880" w:hanging="360"/>
+      </w:pPr>
+      <w:rPr>
+        <w:rFonts w:ascii="Symbol" w:hAnsi="Symbol" w:hint="default"/>
+      </w:rPr>
+    </w:lvl>
+    <w:lvl w:ilvl="4" w:tplc="040C0003" w:tentative="1">
+      <w:start w:val="1"/>
+      <w:numFmt w:val="bullet"/>
+      <w:lvlText w:val="o"/>
+      <w:lvlJc w:val="left"/>
+      <w:pPr>
+        <w:ind w:left="3600" w:hanging="360"/>
+      </w:pPr>
+      <w:rPr>
+        <w:rFonts w:ascii="Courier New" w:hAnsi="Courier New" w:cs="Courier New" w:hint="default"/>
+      </w:rPr>
+    </w:lvl>
+    <w:lvl w:ilvl="5" w:tplc="040C0005" w:tentative="1">
+      <w:start w:val="1"/>
+      <w:numFmt w:val="bullet"/>
+      <w:lvlText w:val=""/>
+      <w:lvlJc w:val="left"/>
+      <w:pPr>
+        <w:ind w:left="4320" w:hanging="360"/>
+      </w:pPr>
+      <w:rPr>
+        <w:rFonts w:ascii="Wingdings" w:hAnsi="Wingdings" w:hint="default"/>
+      </w:rPr>
+    </w:lvl>
+    <w:lvl w:ilvl="6" w:tplc="040C0001" w:tentative="1">
+      <w:start w:val="1"/>
+      <w:numFmt w:val="bullet"/>
+      <w:lvlText w:val=""/>
+      <w:lvlJc w:val="left"/>
+      <w:pPr>
+        <w:ind w:left="5040" w:hanging="360"/>
+      </w:pPr>
+      <w:rPr>
+        <w:rFonts w:ascii="Symbol" w:hAnsi="Symbol" w:hint="default"/>
+      </w:rPr>
+    </w:lvl>
+    <w:lvl w:ilvl="7" w:tplc="040C0003" w:tentative="1">
+      <w:start w:val="1"/>
+      <w:numFmt w:val="bullet"/>
+      <w:lvlText w:val="o"/>
+      <w:lvlJc w:val="left"/>
+      <w:pPr>
+        <w:ind w:left="5760" w:hanging="360"/>
+      </w:pPr>
+      <w:rPr>
+        <w:rFonts w:ascii="Courier New" w:hAnsi="Courier New" w:cs="Courier New" w:hint="default"/>
+      </w:rPr>
+    </w:lvl>
+    <w:lvl w:ilvl="8" w:tplc="040C0005" w:tentative="1">
+      <w:start w:val="1"/>
+      <w:numFmt w:val="bullet"/>
+      <w:lvlText w:val=""/>
+      <w:lvlJc w:val="left"/>
+      <w:pPr>
+        <w:ind w:left="6480" w:hanging="360"/>
+      </w:pPr>
+      <w:rPr>
+        <w:rFonts w:ascii="Wingdings" w:hAnsi="Wingdings" w:hint="default"/>
+      </w:rPr>
+    </w:lvl>
+  </w:abstractNum>
+  <w:abstractNum w:abstractNumId="3" w15:restartNumberingAfterBreak="0">
     <w:nsid w:val="1EFD086D"/>
     <w:multiLevelType w:val="hybridMultilevel"/>
     <w:tmpl w:val="BEE4C24A"/>
@@ -2530,7 +6150,93 @@
       </w:rPr>
     </w:lvl>
   </w:abstractNum>
-  <w:abstractNum w:abstractNumId="2" w15:restartNumberingAfterBreak="0">
+  <w:abstractNum w:abstractNumId="4" w15:restartNumberingAfterBreak="0">
+    <w:nsid w:val="20B622F9"/>
+    <w:multiLevelType w:val="hybridMultilevel"/>
+    <w:tmpl w:val="B4C8F550"/>
+    <w:lvl w:ilvl="0" w:tplc="040C000F">
+      <w:start w:val="1"/>
+      <w:numFmt w:val="decimal"/>
+      <w:lvlText w:val="%1."/>
+      <w:lvlJc w:val="left"/>
+      <w:pPr>
+        <w:ind w:left="720" w:hanging="360"/>
+      </w:pPr>
+    </w:lvl>
+    <w:lvl w:ilvl="1" w:tplc="040C0019" w:tentative="1">
+      <w:start w:val="1"/>
+      <w:numFmt w:val="lowerLetter"/>
+      <w:lvlText w:val="%2."/>
+      <w:lvlJc w:val="left"/>
+      <w:pPr>
+        <w:ind w:left="1440" w:hanging="360"/>
+      </w:pPr>
+    </w:lvl>
+    <w:lvl w:ilvl="2" w:tplc="040C001B" w:tentative="1">
+      <w:start w:val="1"/>
+      <w:numFmt w:val="lowerRoman"/>
+      <w:lvlText w:val="%3."/>
+      <w:lvlJc w:val="right"/>
+      <w:pPr>
+        <w:ind w:left="2160" w:hanging="180"/>
+      </w:pPr>
+    </w:lvl>
+    <w:lvl w:ilvl="3" w:tplc="040C000F" w:tentative="1">
+      <w:start w:val="1"/>
+      <w:numFmt w:val="decimal"/>
+      <w:lvlText w:val="%4."/>
+      <w:lvlJc w:val="left"/>
+      <w:pPr>
+        <w:ind w:left="2880" w:hanging="360"/>
+      </w:pPr>
+    </w:lvl>
+    <w:lvl w:ilvl="4" w:tplc="040C0019" w:tentative="1">
+      <w:start w:val="1"/>
+      <w:numFmt w:val="lowerLetter"/>
+      <w:lvlText w:val="%5."/>
+      <w:lvlJc w:val="left"/>
+      <w:pPr>
+        <w:ind w:left="3600" w:hanging="360"/>
+      </w:pPr>
+    </w:lvl>
+    <w:lvl w:ilvl="5" w:tplc="040C001B" w:tentative="1">
+      <w:start w:val="1"/>
+      <w:numFmt w:val="lowerRoman"/>
+      <w:lvlText w:val="%6."/>
+      <w:lvlJc w:val="right"/>
+      <w:pPr>
+        <w:ind w:left="4320" w:hanging="180"/>
+      </w:pPr>
+    </w:lvl>
+    <w:lvl w:ilvl="6" w:tplc="040C000F" w:tentative="1">
+      <w:start w:val="1"/>
+      <w:numFmt w:val="decimal"/>
+      <w:lvlText w:val="%7."/>
+      <w:lvlJc w:val="left"/>
+      <w:pPr>
+        <w:ind w:left="5040" w:hanging="360"/>
+      </w:pPr>
+    </w:lvl>
+    <w:lvl w:ilvl="7" w:tplc="040C0019" w:tentative="1">
+      <w:start w:val="1"/>
+      <w:numFmt w:val="lowerLetter"/>
+      <w:lvlText w:val="%8."/>
+      <w:lvlJc w:val="left"/>
+      <w:pPr>
+        <w:ind w:left="5760" w:hanging="360"/>
+      </w:pPr>
+    </w:lvl>
+    <w:lvl w:ilvl="8" w:tplc="040C001B" w:tentative="1">
+      <w:start w:val="1"/>
+      <w:numFmt w:val="lowerRoman"/>
+      <w:lvlText w:val="%9."/>
+      <w:lvlJc w:val="right"/>
+      <w:pPr>
+        <w:ind w:left="6480" w:hanging="180"/>
+      </w:pPr>
+    </w:lvl>
+  </w:abstractNum>
+  <w:abstractNum w:abstractNumId="5" w15:restartNumberingAfterBreak="0">
     <w:nsid w:val="23151E2D"/>
     <w:multiLevelType w:val="hybridMultilevel"/>
     <w:tmpl w:val="A8A8A3B2"/>
@@ -2643,7 +6349,7 @@
       </w:rPr>
     </w:lvl>
   </w:abstractNum>
-  <w:abstractNum w:abstractNumId="3" w15:restartNumberingAfterBreak="0">
+  <w:abstractNum w:abstractNumId="6" w15:restartNumberingAfterBreak="0">
     <w:nsid w:val="27D97C93"/>
     <w:multiLevelType w:val="hybridMultilevel"/>
     <w:tmpl w:val="A9E40886"/>
@@ -2756,7 +6462,658 @@
       </w:rPr>
     </w:lvl>
   </w:abstractNum>
-  <w:abstractNum w:abstractNumId="4" w15:restartNumberingAfterBreak="0">
+  <w:abstractNum w:abstractNumId="7" w15:restartNumberingAfterBreak="0">
+    <w:nsid w:val="355F2EC8"/>
+    <w:multiLevelType w:val="hybridMultilevel"/>
+    <w:tmpl w:val="D506C448"/>
+    <w:lvl w:ilvl="0" w:tplc="040C000F">
+      <w:start w:val="1"/>
+      <w:numFmt w:val="decimal"/>
+      <w:lvlText w:val="%1."/>
+      <w:lvlJc w:val="left"/>
+      <w:pPr>
+        <w:ind w:left="720" w:hanging="360"/>
+      </w:pPr>
+    </w:lvl>
+    <w:lvl w:ilvl="1" w:tplc="040C0019" w:tentative="1">
+      <w:start w:val="1"/>
+      <w:numFmt w:val="lowerLetter"/>
+      <w:lvlText w:val="%2."/>
+      <w:lvlJc w:val="left"/>
+      <w:pPr>
+        <w:ind w:left="1440" w:hanging="360"/>
+      </w:pPr>
+    </w:lvl>
+    <w:lvl w:ilvl="2" w:tplc="040C001B" w:tentative="1">
+      <w:start w:val="1"/>
+      <w:numFmt w:val="lowerRoman"/>
+      <w:lvlText w:val="%3."/>
+      <w:lvlJc w:val="right"/>
+      <w:pPr>
+        <w:ind w:left="2160" w:hanging="180"/>
+      </w:pPr>
+    </w:lvl>
+    <w:lvl w:ilvl="3" w:tplc="040C000F" w:tentative="1">
+      <w:start w:val="1"/>
+      <w:numFmt w:val="decimal"/>
+      <w:lvlText w:val="%4."/>
+      <w:lvlJc w:val="left"/>
+      <w:pPr>
+        <w:ind w:left="2880" w:hanging="360"/>
+      </w:pPr>
+    </w:lvl>
+    <w:lvl w:ilvl="4" w:tplc="040C0019" w:tentative="1">
+      <w:start w:val="1"/>
+      <w:numFmt w:val="lowerLetter"/>
+      <w:lvlText w:val="%5."/>
+      <w:lvlJc w:val="left"/>
+      <w:pPr>
+        <w:ind w:left="3600" w:hanging="360"/>
+      </w:pPr>
+    </w:lvl>
+    <w:lvl w:ilvl="5" w:tplc="040C001B" w:tentative="1">
+      <w:start w:val="1"/>
+      <w:numFmt w:val="lowerRoman"/>
+      <w:lvlText w:val="%6."/>
+      <w:lvlJc w:val="right"/>
+      <w:pPr>
+        <w:ind w:left="4320" w:hanging="180"/>
+      </w:pPr>
+    </w:lvl>
+    <w:lvl w:ilvl="6" w:tplc="040C000F" w:tentative="1">
+      <w:start w:val="1"/>
+      <w:numFmt w:val="decimal"/>
+      <w:lvlText w:val="%7."/>
+      <w:lvlJc w:val="left"/>
+      <w:pPr>
+        <w:ind w:left="5040" w:hanging="360"/>
+      </w:pPr>
+    </w:lvl>
+    <w:lvl w:ilvl="7" w:tplc="040C0019" w:tentative="1">
+      <w:start w:val="1"/>
+      <w:numFmt w:val="lowerLetter"/>
+      <w:lvlText w:val="%8."/>
+      <w:lvlJc w:val="left"/>
+      <w:pPr>
+        <w:ind w:left="5760" w:hanging="360"/>
+      </w:pPr>
+    </w:lvl>
+    <w:lvl w:ilvl="8" w:tplc="040C001B" w:tentative="1">
+      <w:start w:val="1"/>
+      <w:numFmt w:val="lowerRoman"/>
+      <w:lvlText w:val="%9."/>
+      <w:lvlJc w:val="right"/>
+      <w:pPr>
+        <w:ind w:left="6480" w:hanging="180"/>
+      </w:pPr>
+    </w:lvl>
+  </w:abstractNum>
+  <w:abstractNum w:abstractNumId="8" w15:restartNumberingAfterBreak="0">
+    <w:nsid w:val="4F2F7332"/>
+    <w:multiLevelType w:val="multilevel"/>
+    <w:tmpl w:val="309E9098"/>
+    <w:lvl w:ilvl="0">
+      <w:start w:val="1"/>
+      <w:numFmt w:val="decimal"/>
+      <w:lvlText w:val="%1."/>
+      <w:lvlJc w:val="left"/>
+      <w:pPr>
+        <w:tabs>
+          <w:tab w:val="num" w:pos="720"/>
+        </w:tabs>
+        <w:ind w:left="720" w:hanging="360"/>
+      </w:pPr>
+    </w:lvl>
+    <w:lvl w:ilvl="1" w:tentative="1">
+      <w:start w:val="1"/>
+      <w:numFmt w:val="decimal"/>
+      <w:lvlText w:val="%2."/>
+      <w:lvlJc w:val="left"/>
+      <w:pPr>
+        <w:tabs>
+          <w:tab w:val="num" w:pos="1440"/>
+        </w:tabs>
+        <w:ind w:left="1440" w:hanging="360"/>
+      </w:pPr>
+    </w:lvl>
+    <w:lvl w:ilvl="2" w:tentative="1">
+      <w:start w:val="1"/>
+      <w:numFmt w:val="decimal"/>
+      <w:lvlText w:val="%3."/>
+      <w:lvlJc w:val="left"/>
+      <w:pPr>
+        <w:tabs>
+          <w:tab w:val="num" w:pos="2160"/>
+        </w:tabs>
+        <w:ind w:left="2160" w:hanging="360"/>
+      </w:pPr>
+    </w:lvl>
+    <w:lvl w:ilvl="3" w:tentative="1">
+      <w:start w:val="1"/>
+      <w:numFmt w:val="decimal"/>
+      <w:lvlText w:val="%4."/>
+      <w:lvlJc w:val="left"/>
+      <w:pPr>
+        <w:tabs>
+          <w:tab w:val="num" w:pos="2880"/>
+        </w:tabs>
+        <w:ind w:left="2880" w:hanging="360"/>
+      </w:pPr>
+    </w:lvl>
+    <w:lvl w:ilvl="4" w:tentative="1">
+      <w:start w:val="1"/>
+      <w:numFmt w:val="decimal"/>
+      <w:lvlText w:val="%5."/>
+      <w:lvlJc w:val="left"/>
+      <w:pPr>
+        <w:tabs>
+          <w:tab w:val="num" w:pos="3600"/>
+        </w:tabs>
+        <w:ind w:left="3600" w:hanging="360"/>
+      </w:pPr>
+    </w:lvl>
+    <w:lvl w:ilvl="5" w:tentative="1">
+      <w:start w:val="1"/>
+      <w:numFmt w:val="decimal"/>
+      <w:lvlText w:val="%6."/>
+      <w:lvlJc w:val="left"/>
+      <w:pPr>
+        <w:tabs>
+          <w:tab w:val="num" w:pos="4320"/>
+        </w:tabs>
+        <w:ind w:left="4320" w:hanging="360"/>
+      </w:pPr>
+    </w:lvl>
+    <w:lvl w:ilvl="6" w:tentative="1">
+      <w:start w:val="1"/>
+      <w:numFmt w:val="decimal"/>
+      <w:lvlText w:val="%7."/>
+      <w:lvlJc w:val="left"/>
+      <w:pPr>
+        <w:tabs>
+          <w:tab w:val="num" w:pos="5040"/>
+        </w:tabs>
+        <w:ind w:left="5040" w:hanging="360"/>
+      </w:pPr>
+    </w:lvl>
+    <w:lvl w:ilvl="7" w:tentative="1">
+      <w:start w:val="1"/>
+      <w:numFmt w:val="decimal"/>
+      <w:lvlText w:val="%8."/>
+      <w:lvlJc w:val="left"/>
+      <w:pPr>
+        <w:tabs>
+          <w:tab w:val="num" w:pos="5760"/>
+        </w:tabs>
+        <w:ind w:left="5760" w:hanging="360"/>
+      </w:pPr>
+    </w:lvl>
+    <w:lvl w:ilvl="8" w:tentative="1">
+      <w:start w:val="1"/>
+      <w:numFmt w:val="decimal"/>
+      <w:lvlText w:val="%9."/>
+      <w:lvlJc w:val="left"/>
+      <w:pPr>
+        <w:tabs>
+          <w:tab w:val="num" w:pos="6480"/>
+        </w:tabs>
+        <w:ind w:left="6480" w:hanging="360"/>
+      </w:pPr>
+    </w:lvl>
+  </w:abstractNum>
+  <w:abstractNum w:abstractNumId="9" w15:restartNumberingAfterBreak="0">
+    <w:nsid w:val="61E262CE"/>
+    <w:multiLevelType w:val="hybridMultilevel"/>
+    <w:tmpl w:val="6DB8C694"/>
+    <w:lvl w:ilvl="0" w:tplc="040C0001">
+      <w:start w:val="1"/>
+      <w:numFmt w:val="bullet"/>
+      <w:lvlText w:val=""/>
+      <w:lvlJc w:val="left"/>
+      <w:pPr>
+        <w:ind w:left="720" w:hanging="360"/>
+      </w:pPr>
+      <w:rPr>
+        <w:rFonts w:ascii="Symbol" w:hAnsi="Symbol" w:hint="default"/>
+      </w:rPr>
+    </w:lvl>
+    <w:lvl w:ilvl="1" w:tplc="040C0003" w:tentative="1">
+      <w:start w:val="1"/>
+      <w:numFmt w:val="bullet"/>
+      <w:lvlText w:val="o"/>
+      <w:lvlJc w:val="left"/>
+      <w:pPr>
+        <w:ind w:left="1440" w:hanging="360"/>
+      </w:pPr>
+      <w:rPr>
+        <w:rFonts w:ascii="Courier New" w:hAnsi="Courier New" w:cs="Courier New" w:hint="default"/>
+      </w:rPr>
+    </w:lvl>
+    <w:lvl w:ilvl="2" w:tplc="040C0005" w:tentative="1">
+      <w:start w:val="1"/>
+      <w:numFmt w:val="bullet"/>
+      <w:lvlText w:val=""/>
+      <w:lvlJc w:val="left"/>
+      <w:pPr>
+        <w:ind w:left="2160" w:hanging="360"/>
+      </w:pPr>
+      <w:rPr>
+        <w:rFonts w:ascii="Wingdings" w:hAnsi="Wingdings" w:hint="default"/>
+      </w:rPr>
+    </w:lvl>
+    <w:lvl w:ilvl="3" w:tplc="040C0001" w:tentative="1">
+      <w:start w:val="1"/>
+      <w:numFmt w:val="bullet"/>
+      <w:lvlText w:val=""/>
+      <w:lvlJc w:val="left"/>
+      <w:pPr>
+        <w:ind w:left="2880" w:hanging="360"/>
+      </w:pPr>
+      <w:rPr>
+        <w:rFonts w:ascii="Symbol" w:hAnsi="Symbol" w:hint="default"/>
+      </w:rPr>
+    </w:lvl>
+    <w:lvl w:ilvl="4" w:tplc="040C0003" w:tentative="1">
+      <w:start w:val="1"/>
+      <w:numFmt w:val="bullet"/>
+      <w:lvlText w:val="o"/>
+      <w:lvlJc w:val="left"/>
+      <w:pPr>
+        <w:ind w:left="3600" w:hanging="360"/>
+      </w:pPr>
+      <w:rPr>
+        <w:rFonts w:ascii="Courier New" w:hAnsi="Courier New" w:cs="Courier New" w:hint="default"/>
+      </w:rPr>
+    </w:lvl>
+    <w:lvl w:ilvl="5" w:tplc="040C0005" w:tentative="1">
+      <w:start w:val="1"/>
+      <w:numFmt w:val="bullet"/>
+      <w:lvlText w:val=""/>
+      <w:lvlJc w:val="left"/>
+      <w:pPr>
+        <w:ind w:left="4320" w:hanging="360"/>
+      </w:pPr>
+      <w:rPr>
+        <w:rFonts w:ascii="Wingdings" w:hAnsi="Wingdings" w:hint="default"/>
+      </w:rPr>
+    </w:lvl>
+    <w:lvl w:ilvl="6" w:tplc="040C0001" w:tentative="1">
+      <w:start w:val="1"/>
+      <w:numFmt w:val="bullet"/>
+      <w:lvlText w:val=""/>
+      <w:lvlJc w:val="left"/>
+      <w:pPr>
+        <w:ind w:left="5040" w:hanging="360"/>
+      </w:pPr>
+      <w:rPr>
+        <w:rFonts w:ascii="Symbol" w:hAnsi="Symbol" w:hint="default"/>
+      </w:rPr>
+    </w:lvl>
+    <w:lvl w:ilvl="7" w:tplc="040C0003" w:tentative="1">
+      <w:start w:val="1"/>
+      <w:numFmt w:val="bullet"/>
+      <w:lvlText w:val="o"/>
+      <w:lvlJc w:val="left"/>
+      <w:pPr>
+        <w:ind w:left="5760" w:hanging="360"/>
+      </w:pPr>
+      <w:rPr>
+        <w:rFonts w:ascii="Courier New" w:hAnsi="Courier New" w:cs="Courier New" w:hint="default"/>
+      </w:rPr>
+    </w:lvl>
+    <w:lvl w:ilvl="8" w:tplc="040C0005" w:tentative="1">
+      <w:start w:val="1"/>
+      <w:numFmt w:val="bullet"/>
+      <w:lvlText w:val=""/>
+      <w:lvlJc w:val="left"/>
+      <w:pPr>
+        <w:ind w:left="6480" w:hanging="360"/>
+      </w:pPr>
+      <w:rPr>
+        <w:rFonts w:ascii="Wingdings" w:hAnsi="Wingdings" w:hint="default"/>
+      </w:rPr>
+    </w:lvl>
+  </w:abstractNum>
+  <w:abstractNum w:abstractNumId="10" w15:restartNumberingAfterBreak="0">
+    <w:nsid w:val="63062C1E"/>
+    <w:multiLevelType w:val="hybridMultilevel"/>
+    <w:tmpl w:val="61242FF8"/>
+    <w:lvl w:ilvl="0" w:tplc="040C0001">
+      <w:start w:val="1"/>
+      <w:numFmt w:val="bullet"/>
+      <w:lvlText w:val=""/>
+      <w:lvlJc w:val="left"/>
+      <w:pPr>
+        <w:ind w:left="720" w:hanging="360"/>
+      </w:pPr>
+      <w:rPr>
+        <w:rFonts w:ascii="Symbol" w:hAnsi="Symbol" w:hint="default"/>
+      </w:rPr>
+    </w:lvl>
+    <w:lvl w:ilvl="1" w:tplc="040C0003" w:tentative="1">
+      <w:start w:val="1"/>
+      <w:numFmt w:val="bullet"/>
+      <w:lvlText w:val="o"/>
+      <w:lvlJc w:val="left"/>
+      <w:pPr>
+        <w:ind w:left="1440" w:hanging="360"/>
+      </w:pPr>
+      <w:rPr>
+        <w:rFonts w:ascii="Courier New" w:hAnsi="Courier New" w:cs="Courier New" w:hint="default"/>
+      </w:rPr>
+    </w:lvl>
+    <w:lvl w:ilvl="2" w:tplc="040C0005" w:tentative="1">
+      <w:start w:val="1"/>
+      <w:numFmt w:val="bullet"/>
+      <w:lvlText w:val=""/>
+      <w:lvlJc w:val="left"/>
+      <w:pPr>
+        <w:ind w:left="2160" w:hanging="360"/>
+      </w:pPr>
+      <w:rPr>
+        <w:rFonts w:ascii="Wingdings" w:hAnsi="Wingdings" w:hint="default"/>
+      </w:rPr>
+    </w:lvl>
+    <w:lvl w:ilvl="3" w:tplc="040C0001" w:tentative="1">
+      <w:start w:val="1"/>
+      <w:numFmt w:val="bullet"/>
+      <w:lvlText w:val=""/>
+      <w:lvlJc w:val="left"/>
+      <w:pPr>
+        <w:ind w:left="2880" w:hanging="360"/>
+      </w:pPr>
+      <w:rPr>
+        <w:rFonts w:ascii="Symbol" w:hAnsi="Symbol" w:hint="default"/>
+      </w:rPr>
+    </w:lvl>
+    <w:lvl w:ilvl="4" w:tplc="040C0003" w:tentative="1">
+      <w:start w:val="1"/>
+      <w:numFmt w:val="bullet"/>
+      <w:lvlText w:val="o"/>
+      <w:lvlJc w:val="left"/>
+      <w:pPr>
+        <w:ind w:left="3600" w:hanging="360"/>
+      </w:pPr>
+      <w:rPr>
+        <w:rFonts w:ascii="Courier New" w:hAnsi="Courier New" w:cs="Courier New" w:hint="default"/>
+      </w:rPr>
+    </w:lvl>
+    <w:lvl w:ilvl="5" w:tplc="040C0005" w:tentative="1">
+      <w:start w:val="1"/>
+      <w:numFmt w:val="bullet"/>
+      <w:lvlText w:val=""/>
+      <w:lvlJc w:val="left"/>
+      <w:pPr>
+        <w:ind w:left="4320" w:hanging="360"/>
+      </w:pPr>
+      <w:rPr>
+        <w:rFonts w:ascii="Wingdings" w:hAnsi="Wingdings" w:hint="default"/>
+      </w:rPr>
+    </w:lvl>
+    <w:lvl w:ilvl="6" w:tplc="040C0001" w:tentative="1">
+      <w:start w:val="1"/>
+      <w:numFmt w:val="bullet"/>
+      <w:lvlText w:val=""/>
+      <w:lvlJc w:val="left"/>
+      <w:pPr>
+        <w:ind w:left="5040" w:hanging="360"/>
+      </w:pPr>
+      <w:rPr>
+        <w:rFonts w:ascii="Symbol" w:hAnsi="Symbol" w:hint="default"/>
+      </w:rPr>
+    </w:lvl>
+    <w:lvl w:ilvl="7" w:tplc="040C0003" w:tentative="1">
+      <w:start w:val="1"/>
+      <w:numFmt w:val="bullet"/>
+      <w:lvlText w:val="o"/>
+      <w:lvlJc w:val="left"/>
+      <w:pPr>
+        <w:ind w:left="5760" w:hanging="360"/>
+      </w:pPr>
+      <w:rPr>
+        <w:rFonts w:ascii="Courier New" w:hAnsi="Courier New" w:cs="Courier New" w:hint="default"/>
+      </w:rPr>
+    </w:lvl>
+    <w:lvl w:ilvl="8" w:tplc="040C0005" w:tentative="1">
+      <w:start w:val="1"/>
+      <w:numFmt w:val="bullet"/>
+      <w:lvlText w:val=""/>
+      <w:lvlJc w:val="left"/>
+      <w:pPr>
+        <w:ind w:left="6480" w:hanging="360"/>
+      </w:pPr>
+      <w:rPr>
+        <w:rFonts w:ascii="Wingdings" w:hAnsi="Wingdings" w:hint="default"/>
+      </w:rPr>
+    </w:lvl>
+  </w:abstractNum>
+  <w:abstractNum w:abstractNumId="11" w15:restartNumberingAfterBreak="0">
+    <w:nsid w:val="7AA855B6"/>
+    <w:multiLevelType w:val="hybridMultilevel"/>
+    <w:tmpl w:val="DBDAB944"/>
+    <w:lvl w:ilvl="0" w:tplc="040C0001">
+      <w:start w:val="1"/>
+      <w:numFmt w:val="bullet"/>
+      <w:lvlText w:val=""/>
+      <w:lvlJc w:val="left"/>
+      <w:pPr>
+        <w:ind w:left="720" w:hanging="360"/>
+      </w:pPr>
+      <w:rPr>
+        <w:rFonts w:ascii="Symbol" w:hAnsi="Symbol" w:hint="default"/>
+      </w:rPr>
+    </w:lvl>
+    <w:lvl w:ilvl="1" w:tplc="040C0003" w:tentative="1">
+      <w:start w:val="1"/>
+      <w:numFmt w:val="bullet"/>
+      <w:lvlText w:val="o"/>
+      <w:lvlJc w:val="left"/>
+      <w:pPr>
+        <w:ind w:left="1440" w:hanging="360"/>
+      </w:pPr>
+      <w:rPr>
+        <w:rFonts w:ascii="Courier New" w:hAnsi="Courier New" w:cs="Courier New" w:hint="default"/>
+      </w:rPr>
+    </w:lvl>
+    <w:lvl w:ilvl="2" w:tplc="040C0005" w:tentative="1">
+      <w:start w:val="1"/>
+      <w:numFmt w:val="bullet"/>
+      <w:lvlText w:val=""/>
+      <w:lvlJc w:val="left"/>
+      <w:pPr>
+        <w:ind w:left="2160" w:hanging="360"/>
+      </w:pPr>
+      <w:rPr>
+        <w:rFonts w:ascii="Wingdings" w:hAnsi="Wingdings" w:hint="default"/>
+      </w:rPr>
+    </w:lvl>
+    <w:lvl w:ilvl="3" w:tplc="040C0001" w:tentative="1">
+      <w:start w:val="1"/>
+      <w:numFmt w:val="bullet"/>
+      <w:lvlText w:val=""/>
+      <w:lvlJc w:val="left"/>
+      <w:pPr>
+        <w:ind w:left="2880" w:hanging="360"/>
+      </w:pPr>
+      <w:rPr>
+        <w:rFonts w:ascii="Symbol" w:hAnsi="Symbol" w:hint="default"/>
+      </w:rPr>
+    </w:lvl>
+    <w:lvl w:ilvl="4" w:tplc="040C0003" w:tentative="1">
+      <w:start w:val="1"/>
+      <w:numFmt w:val="bullet"/>
+      <w:lvlText w:val="o"/>
+      <w:lvlJc w:val="left"/>
+      <w:pPr>
+        <w:ind w:left="3600" w:hanging="360"/>
+      </w:pPr>
+      <w:rPr>
+        <w:rFonts w:ascii="Courier New" w:hAnsi="Courier New" w:cs="Courier New" w:hint="default"/>
+      </w:rPr>
+    </w:lvl>
+    <w:lvl w:ilvl="5" w:tplc="040C0005" w:tentative="1">
+      <w:start w:val="1"/>
+      <w:numFmt w:val="bullet"/>
+      <w:lvlText w:val=""/>
+      <w:lvlJc w:val="left"/>
+      <w:pPr>
+        <w:ind w:left="4320" w:hanging="360"/>
+      </w:pPr>
+      <w:rPr>
+        <w:rFonts w:ascii="Wingdings" w:hAnsi="Wingdings" w:hint="default"/>
+      </w:rPr>
+    </w:lvl>
+    <w:lvl w:ilvl="6" w:tplc="040C0001" w:tentative="1">
+      <w:start w:val="1"/>
+      <w:numFmt w:val="bullet"/>
+      <w:lvlText w:val=""/>
+      <w:lvlJc w:val="left"/>
+      <w:pPr>
+        <w:ind w:left="5040" w:hanging="360"/>
+      </w:pPr>
+      <w:rPr>
+        <w:rFonts w:ascii="Symbol" w:hAnsi="Symbol" w:hint="default"/>
+      </w:rPr>
+    </w:lvl>
+    <w:lvl w:ilvl="7" w:tplc="040C0003" w:tentative="1">
+      <w:start w:val="1"/>
+      <w:numFmt w:val="bullet"/>
+      <w:lvlText w:val="o"/>
+      <w:lvlJc w:val="left"/>
+      <w:pPr>
+        <w:ind w:left="5760" w:hanging="360"/>
+      </w:pPr>
+      <w:rPr>
+        <w:rFonts w:ascii="Courier New" w:hAnsi="Courier New" w:cs="Courier New" w:hint="default"/>
+      </w:rPr>
+    </w:lvl>
+    <w:lvl w:ilvl="8" w:tplc="040C0005" w:tentative="1">
+      <w:start w:val="1"/>
+      <w:numFmt w:val="bullet"/>
+      <w:lvlText w:val=""/>
+      <w:lvlJc w:val="left"/>
+      <w:pPr>
+        <w:ind w:left="6480" w:hanging="360"/>
+      </w:pPr>
+      <w:rPr>
+        <w:rFonts w:ascii="Wingdings" w:hAnsi="Wingdings" w:hint="default"/>
+      </w:rPr>
+    </w:lvl>
+  </w:abstractNum>
+  <w:abstractNum w:abstractNumId="12" w15:restartNumberingAfterBreak="0">
+    <w:nsid w:val="7B3F6458"/>
+    <w:multiLevelType w:val="hybridMultilevel"/>
+    <w:tmpl w:val="85662338"/>
+    <w:lvl w:ilvl="0" w:tplc="040C0001">
+      <w:start w:val="1"/>
+      <w:numFmt w:val="bullet"/>
+      <w:lvlText w:val=""/>
+      <w:lvlJc w:val="left"/>
+      <w:pPr>
+        <w:ind w:left="720" w:hanging="360"/>
+      </w:pPr>
+      <w:rPr>
+        <w:rFonts w:ascii="Symbol" w:hAnsi="Symbol" w:hint="default"/>
+      </w:rPr>
+    </w:lvl>
+    <w:lvl w:ilvl="1" w:tplc="040C0003" w:tentative="1">
+      <w:start w:val="1"/>
+      <w:numFmt w:val="bullet"/>
+      <w:lvlText w:val="o"/>
+      <w:lvlJc w:val="left"/>
+      <w:pPr>
+        <w:ind w:left="1440" w:hanging="360"/>
+      </w:pPr>
+      <w:rPr>
+        <w:rFonts w:ascii="Courier New" w:hAnsi="Courier New" w:cs="Courier New" w:hint="default"/>
+      </w:rPr>
+    </w:lvl>
+    <w:lvl w:ilvl="2" w:tplc="040C0005" w:tentative="1">
+      <w:start w:val="1"/>
+      <w:numFmt w:val="bullet"/>
+      <w:lvlText w:val=""/>
+      <w:lvlJc w:val="left"/>
+      <w:pPr>
+        <w:ind w:left="2160" w:hanging="360"/>
+      </w:pPr>
+      <w:rPr>
+        <w:rFonts w:ascii="Wingdings" w:hAnsi="Wingdings" w:hint="default"/>
+      </w:rPr>
+    </w:lvl>
+    <w:lvl w:ilvl="3" w:tplc="040C0001" w:tentative="1">
+      <w:start w:val="1"/>
+      <w:numFmt w:val="bullet"/>
+      <w:lvlText w:val=""/>
+      <w:lvlJc w:val="left"/>
+      <w:pPr>
+        <w:ind w:left="2880" w:hanging="360"/>
+      </w:pPr>
+      <w:rPr>
+        <w:rFonts w:ascii="Symbol" w:hAnsi="Symbol" w:hint="default"/>
+      </w:rPr>
+    </w:lvl>
+    <w:lvl w:ilvl="4" w:tplc="040C0003" w:tentative="1">
+      <w:start w:val="1"/>
+      <w:numFmt w:val="bullet"/>
+      <w:lvlText w:val="o"/>
+      <w:lvlJc w:val="left"/>
+      <w:pPr>
+        <w:ind w:left="3600" w:hanging="360"/>
+      </w:pPr>
+      <w:rPr>
+        <w:rFonts w:ascii="Courier New" w:hAnsi="Courier New" w:cs="Courier New" w:hint="default"/>
+      </w:rPr>
+    </w:lvl>
+    <w:lvl w:ilvl="5" w:tplc="040C0005" w:tentative="1">
+      <w:start w:val="1"/>
+      <w:numFmt w:val="bullet"/>
+      <w:lvlText w:val=""/>
+      <w:lvlJc w:val="left"/>
+      <w:pPr>
+        <w:ind w:left="4320" w:hanging="360"/>
+      </w:pPr>
+      <w:rPr>
+        <w:rFonts w:ascii="Wingdings" w:hAnsi="Wingdings" w:hint="default"/>
+      </w:rPr>
+    </w:lvl>
+    <w:lvl w:ilvl="6" w:tplc="040C0001" w:tentative="1">
+      <w:start w:val="1"/>
+      <w:numFmt w:val="bullet"/>
+      <w:lvlText w:val=""/>
+      <w:lvlJc w:val="left"/>
+      <w:pPr>
+        <w:ind w:left="5040" w:hanging="360"/>
+      </w:pPr>
+      <w:rPr>
+        <w:rFonts w:ascii="Symbol" w:hAnsi="Symbol" w:hint="default"/>
+      </w:rPr>
+    </w:lvl>
+    <w:lvl w:ilvl="7" w:tplc="040C0003" w:tentative="1">
+      <w:start w:val="1"/>
+      <w:numFmt w:val="bullet"/>
+      <w:lvlText w:val="o"/>
+      <w:lvlJc w:val="left"/>
+      <w:pPr>
+        <w:ind w:left="5760" w:hanging="360"/>
+      </w:pPr>
+      <w:rPr>
+        <w:rFonts w:ascii="Courier New" w:hAnsi="Courier New" w:cs="Courier New" w:hint="default"/>
+      </w:rPr>
+    </w:lvl>
+    <w:lvl w:ilvl="8" w:tplc="040C0005" w:tentative="1">
+      <w:start w:val="1"/>
+      <w:numFmt w:val="bullet"/>
+      <w:lvlText w:val=""/>
+      <w:lvlJc w:val="left"/>
+      <w:pPr>
+        <w:ind w:left="6480" w:hanging="360"/>
+      </w:pPr>
+      <w:rPr>
+        <w:rFonts w:ascii="Wingdings" w:hAnsi="Wingdings" w:hint="default"/>
+      </w:rPr>
+    </w:lvl>
+  </w:abstractNum>
+  <w:abstractNum w:abstractNumId="13" w15:restartNumberingAfterBreak="0">
     <w:nsid w:val="7C5170C9"/>
     <w:multiLevelType w:val="hybridMultilevel"/>
     <w:tmpl w:val="32C04472"/>
@@ -2870,19 +7227,46 @@
     </w:lvl>
   </w:abstractNum>
   <w:num w:numId="1" w16cid:durableId="298345999">
+    <w:abstractNumId w:val="6"/>
+  </w:num>
+  <w:num w:numId="2" w16cid:durableId="1556310789">
+    <w:abstractNumId w:val="13"/>
+  </w:num>
+  <w:num w:numId="3" w16cid:durableId="423766729">
     <w:abstractNumId w:val="3"/>
   </w:num>
-  <w:num w:numId="2" w16cid:durableId="1556310789">
+  <w:num w:numId="4" w16cid:durableId="780685037">
+    <w:abstractNumId w:val="1"/>
+  </w:num>
+  <w:num w:numId="5" w16cid:durableId="810753786">
+    <w:abstractNumId w:val="5"/>
+  </w:num>
+  <w:num w:numId="6" w16cid:durableId="1016270543">
+    <w:abstractNumId w:val="8"/>
+  </w:num>
+  <w:num w:numId="7" w16cid:durableId="1424640669">
+    <w:abstractNumId w:val="7"/>
+  </w:num>
+  <w:num w:numId="8" w16cid:durableId="2067490945">
+    <w:abstractNumId w:val="10"/>
+  </w:num>
+  <w:num w:numId="9" w16cid:durableId="663819504">
+    <w:abstractNumId w:val="9"/>
+  </w:num>
+  <w:num w:numId="10" w16cid:durableId="357509893">
     <w:abstractNumId w:val="4"/>
   </w:num>
-  <w:num w:numId="3" w16cid:durableId="423766729">
-    <w:abstractNumId w:val="1"/>
+  <w:num w:numId="11" w16cid:durableId="1989286285">
+    <w:abstractNumId w:val="12"/>
   </w:num>
-  <w:num w:numId="4" w16cid:durableId="780685037">
+  <w:num w:numId="12" w16cid:durableId="2085102053">
+    <w:abstractNumId w:val="2"/>
+  </w:num>
+  <w:num w:numId="13" w16cid:durableId="612323359">
+    <w:abstractNumId w:val="11"/>
+  </w:num>
+  <w:num w:numId="14" w16cid:durableId="1663200116">
     <w:abstractNumId w:val="0"/>
-  </w:num>
-  <w:num w:numId="5" w16cid:durableId="810753786">
-    <w:abstractNumId w:val="2"/>
   </w:num>
 </w:numbering>
 </file>
@@ -14992,6 +19376,22 @@
       <w:shd w:val="clear" w:color="auto" w:fill="E1DFDD"/>
     </w:rPr>
   </w:style>
+  <w:style w:type="paragraph" w:styleId="NormalWeb">
+    <w:name w:val="Normal (Web)"/>
+    <w:basedOn w:val="Normal"/>
+    <w:uiPriority w:val="99"/>
+    <w:unhideWhenUsed/>
+    <w:rsid w:val="007F7664"/>
+    <w:pPr>
+      <w:spacing w:before="100" w:beforeAutospacing="1" w:after="100" w:afterAutospacing="1" w:line="240" w:lineRule="auto"/>
+    </w:pPr>
+    <w:rPr>
+      <w:rFonts w:ascii="Times New Roman" w:eastAsia="Times New Roman" w:hAnsi="Times New Roman" w:cs="Times New Roman"/>
+      <w:sz w:val="24"/>
+      <w:szCs w:val="24"/>
+      <w:lang w:eastAsia="fr-FR"/>
+    </w:rPr>
+  </w:style>
 </w:styles>
 </file>
 
